--- a/tests/sample - annotated.docx
+++ b/tests/sample - annotated.docx
@@ -325,7 +325,7 @@
       <w:r>
         <w:t xml:space="preserve">The </w:t>
       </w:r>
-      <w:commentRangeStart w:id="22"/>
+      <w:commentRangeStart w:id="23"/>
       <w:r>
         <w:t xml:space="preserve">org</w:t>
       </w:r>
@@ -338,19 +338,27 @@
       <w:r>
         <w:t xml:space="preserve">d</w:t>
       </w:r>
+      <w:commentRangeEnd w:id="23"/>
+      <w:r>
+        <w:rPr>
+          <w:rStyle w:val="CommentReference"/>
+        </w:rPr>
+        <w:commentReference w:id="23"/>
+      </w:r>
+      <w:r>
+        <w:t xml:space="preserve"> committee met at </w:t>
+      </w:r>
+      <w:commentRangeStart w:id="21"/>
+      <w:commentRangeStart w:id="22"/>
+      <w:r>
+        <w:t xml:space="preserve">3.30pm</w:t>
+      </w:r>
       <w:commentRangeEnd w:id="22"/>
       <w:r>
         <w:rPr>
           <w:rStyle w:val="CommentReference"/>
         </w:rPr>
         <w:commentReference w:id="22"/>
-      </w:r>
-      <w:r>
-        <w:t xml:space="preserve"> committee met at </w:t>
-      </w:r>
-      <w:commentRangeStart w:id="21"/>
-      <w:r>
-        <w:t xml:space="preserve">3.30pm</w:t>
       </w:r>
       <w:commentRangeEnd w:id="21"/>
       <w:r>
@@ -388,16 +396,16 @@
             <w:tcW w:type="dxa" w:w="4320"/>
           </w:tcPr>
           <w:p>
-            <w:commentRangeStart w:id="23"/>
+            <w:commentRangeStart w:id="24"/>
             <w:r>
               <w:t xml:space="preserve">Approx.</w:t>
             </w:r>
-            <w:commentRangeEnd w:id="23"/>
+            <w:commentRangeEnd w:id="24"/>
             <w:r>
               <w:rPr>
                 <w:rStyle w:val="CommentReference"/>
               </w:rPr>
-              <w:commentReference w:id="23"/>
+              <w:commentReference w:id="24"/>
             </w:r>
             <w:r>
               <w:t xml:space="preserve"> 100 items</w:t>
@@ -418,7 +426,7 @@
 
 <file path=word/comments.xml><?xml version="1.0" encoding="utf-8"?>
 <w:comments xmlns:w="http://schemas.openxmlformats.org/wordprocessingml/2006/main">
-  <w:comment w:id="0" w:author="Style Manual Check" w:initials="SMC" w:date="2026-06-10T10:14:18Z">
+  <w:comment w:id="0" w:author="Style Manual Check" w:initials="SMC" w:date="2026-07-03T10:46:45Z">
     <w:p>
       <w:pPr>
         <w:pStyle w:val="CommentText"/>
@@ -476,7 +484,7 @@
       </w:r>
     </w:p>
   </w:comment>
-  <w:comment w:id="1" w:author="Style Manual Check" w:initials="SMC" w:date="2026-06-10T10:14:18Z">
+  <w:comment w:id="1" w:author="Style Manual Check" w:initials="SMC" w:date="2026-07-03T10:46:45Z">
     <w:p>
       <w:pPr>
         <w:pStyle w:val="CommentText"/>
@@ -502,7 +510,7 @@
       </w:r>
     </w:p>
   </w:comment>
-  <w:comment w:id="2" w:author="Style Manual Check" w:initials="SMC" w:date="2026-06-10T10:14:18Z">
+  <w:comment w:id="2" w:author="Style Manual Check" w:initials="SMC" w:date="2026-07-03T10:46:45Z">
     <w:p>
       <w:pPr>
         <w:pStyle w:val="CommentText"/>
@@ -528,7 +536,7 @@
       </w:r>
     </w:p>
   </w:comment>
-  <w:comment w:id="3" w:author="Style Manual Check" w:initials="SMC" w:date="2026-06-10T10:14:18Z">
+  <w:comment w:id="3" w:author="Style Manual Check" w:initials="SMC" w:date="2026-07-03T10:46:45Z">
     <w:p>
       <w:pPr>
         <w:pStyle w:val="CommentText"/>
@@ -554,7 +562,7 @@
       </w:r>
     </w:p>
   </w:comment>
-  <w:comment w:id="4" w:author="Style Manual Check" w:initials="SMC" w:date="2026-06-10T10:14:18Z">
+  <w:comment w:id="4" w:author="Style Manual Check" w:initials="SMC" w:date="2026-07-03T10:46:45Z">
     <w:p>
       <w:pPr>
         <w:pStyle w:val="CommentText"/>
@@ -580,7 +588,7 @@
       </w:r>
     </w:p>
   </w:comment>
-  <w:comment w:id="5" w:author="Style Manual Check" w:initials="SMC" w:date="2026-06-10T10:14:18Z">
+  <w:comment w:id="5" w:author="Style Manual Check" w:initials="SMC" w:date="2026-07-03T10:46:45Z">
     <w:p>
       <w:pPr>
         <w:pStyle w:val="CommentText"/>
@@ -606,7 +614,7 @@
       </w:r>
     </w:p>
   </w:comment>
-  <w:comment w:id="6" w:author="Style Manual Check" w:initials="SMC" w:date="2026-06-10T10:14:18Z">
+  <w:comment w:id="6" w:author="Style Manual Check" w:initials="SMC" w:date="2026-07-03T10:46:45Z">
     <w:p>
       <w:pPr>
         <w:pStyle w:val="CommentText"/>
@@ -632,7 +640,7 @@
       </w:r>
     </w:p>
   </w:comment>
-  <w:comment w:id="7" w:author="Style Manual Check" w:initials="SMC" w:date="2026-06-10T10:14:18Z">
+  <w:comment w:id="7" w:author="Style Manual Check" w:initials="SMC" w:date="2026-07-03T10:46:45Z">
     <w:p>
       <w:pPr>
         <w:pStyle w:val="CommentText"/>
@@ -658,7 +666,7 @@
       </w:r>
     </w:p>
   </w:comment>
-  <w:comment w:id="8" w:author="Style Manual Check" w:initials="SMC" w:date="2026-06-10T10:14:18Z">
+  <w:comment w:id="8" w:author="Style Manual Check" w:initials="SMC" w:date="2026-07-03T10:46:45Z">
     <w:p>
       <w:pPr>
         <w:pStyle w:val="CommentText"/>
@@ -684,7 +692,7 @@
       </w:r>
     </w:p>
   </w:comment>
-  <w:comment w:id="9" w:author="Style Manual Check" w:initials="SMC" w:date="2026-06-10T10:14:18Z">
+  <w:comment w:id="9" w:author="Style Manual Check" w:initials="SMC" w:date="2026-07-03T10:46:45Z">
     <w:p>
       <w:pPr>
         <w:pStyle w:val="CommentText"/>
@@ -710,7 +718,7 @@
       </w:r>
     </w:p>
   </w:comment>
-  <w:comment w:id="10" w:author="Style Manual Check" w:initials="SMC" w:date="2026-06-10T10:14:18Z">
+  <w:comment w:id="10" w:author="Style Manual Check" w:initials="SMC" w:date="2026-07-03T10:46:45Z">
     <w:p>
       <w:pPr>
         <w:pStyle w:val="CommentText"/>
@@ -736,7 +744,7 @@
       </w:r>
     </w:p>
   </w:comment>
-  <w:comment w:id="11" w:author="Style Manual Check" w:initials="SMC" w:date="2026-06-10T10:14:18Z">
+  <w:comment w:id="11" w:author="Style Manual Check" w:initials="SMC" w:date="2026-07-03T10:46:45Z">
     <w:p>
       <w:pPr>
         <w:pStyle w:val="CommentText"/>
@@ -794,7 +802,7 @@
       </w:r>
     </w:p>
   </w:comment>
-  <w:comment w:id="12" w:author="Style Manual Check" w:initials="SMC" w:date="2026-06-10T10:14:18Z">
+  <w:comment w:id="12" w:author="Style Manual Check" w:initials="SMC" w:date="2026-07-03T10:46:45Z">
     <w:p>
       <w:pPr>
         <w:pStyle w:val="CommentText"/>
@@ -820,7 +828,7 @@
       </w:r>
     </w:p>
   </w:comment>
-  <w:comment w:id="13" w:author="Style Manual Check" w:initials="SMC" w:date="2026-06-10T10:14:18Z">
+  <w:comment w:id="13" w:author="Style Manual Check" w:initials="SMC" w:date="2026-07-03T10:46:45Z">
     <w:p>
       <w:pPr>
         <w:pStyle w:val="CommentText"/>
@@ -846,7 +854,7 @@
       </w:r>
     </w:p>
   </w:comment>
-  <w:comment w:id="14" w:author="Style Manual Check" w:initials="SMC" w:date="2026-06-10T10:14:18Z">
+  <w:comment w:id="14" w:author="Style Manual Check" w:initials="SMC" w:date="2026-07-03T10:46:45Z">
     <w:p>
       <w:pPr>
         <w:pStyle w:val="CommentText"/>
@@ -872,7 +880,7 @@
       </w:r>
     </w:p>
   </w:comment>
-  <w:comment w:id="15" w:author="Style Manual Check" w:initials="SMC" w:date="2026-06-10T10:14:18Z">
+  <w:comment w:id="15" w:author="Style Manual Check" w:initials="SMC" w:date="2026-07-03T10:46:45Z">
     <w:p>
       <w:pPr>
         <w:pStyle w:val="CommentText"/>
@@ -898,7 +906,7 @@
       </w:r>
     </w:p>
   </w:comment>
-  <w:comment w:id="16" w:author="Style Manual Check" w:initials="SMC" w:date="2026-06-10T10:14:18Z">
+  <w:comment w:id="16" w:author="Style Manual Check" w:initials="SMC" w:date="2026-07-03T10:46:45Z">
     <w:p>
       <w:pPr>
         <w:pStyle w:val="CommentText"/>
@@ -924,7 +932,7 @@
       </w:r>
     </w:p>
   </w:comment>
-  <w:comment w:id="17" w:author="Style Manual Check" w:initials="SMC" w:date="2026-06-10T10:14:18Z">
+  <w:comment w:id="17" w:author="Style Manual Check" w:initials="SMC" w:date="2026-07-03T10:46:45Z">
     <w:p>
       <w:pPr>
         <w:pStyle w:val="CommentText"/>
@@ -990,7 +998,7 @@
       </w:r>
     </w:p>
   </w:comment>
-  <w:comment w:id="18" w:author="Style Manual Check" w:initials="SMC" w:date="2026-06-10T10:14:18Z">
+  <w:comment w:id="18" w:author="Style Manual Check" w:initials="SMC" w:date="2026-07-03T10:46:45Z">
     <w:p>
       <w:pPr>
         <w:pStyle w:val="CommentText"/>
@@ -1024,7 +1032,7 @@
       </w:r>
     </w:p>
   </w:comment>
-  <w:comment w:id="19" w:author="Style Manual Check" w:initials="SMC" w:date="2026-06-10T10:14:18Z">
+  <w:comment w:id="19" w:author="Style Manual Check" w:initials="SMC" w:date="2026-07-03T10:46:45Z">
     <w:p>
       <w:pPr>
         <w:pStyle w:val="CommentText"/>
@@ -1050,7 +1058,7 @@
       </w:r>
     </w:p>
   </w:comment>
-  <w:comment w:id="20" w:author="Style Manual Check" w:initials="SMC" w:date="2026-06-10T10:14:18Z">
+  <w:comment w:id="20" w:author="Style Manual Check" w:initials="SMC" w:date="2026-07-03T10:46:45Z">
     <w:p>
       <w:pPr>
         <w:pStyle w:val="CommentText"/>
@@ -1076,7 +1084,7 @@
       </w:r>
     </w:p>
   </w:comment>
-  <w:comment w:id="21" w:author="Style Manual Check" w:initials="SMC" w:date="2026-06-10T10:14:18Z">
+  <w:comment w:id="21" w:author="Style Manual Check" w:initials="SMC" w:date="2026-07-03T10:46:45Z">
     <w:p>
       <w:pPr>
         <w:pStyle w:val="CommentText"/>
@@ -1102,7 +1110,33 @@
       </w:r>
     </w:p>
   </w:comment>
-  <w:comment w:id="22" w:author="Style Manual Check" w:initials="SMC" w:date="2026-06-10T10:14:18Z">
+  <w:comment w:id="22" w:author="Style Manual Check" w:initials="SMC" w:date="2026-07-03T10:46:45Z">
+    <w:p>
+      <w:pPr>
+        <w:pStyle w:val="CommentText"/>
+      </w:pPr>
+      <w:r>
+        <w:t xml:space="preserve">Missing space before 'am' or 'pm': Separate the numerals and 'am' or 'pm' with a space (a non-breaking space in Word). Write '3 pm', not '3pm'.</w:t>
+      </w:r>
+    </w:p>
+    <w:p>
+      <w:pPr>
+        <w:pStyle w:val="CommentText"/>
+      </w:pPr>
+      <w:r>
+        <w:t xml:space="preserve">Suggested change: '3.30 pm'</w:t>
+      </w:r>
+    </w:p>
+    <w:p>
+      <w:pPr>
+        <w:pStyle w:val="CommentText"/>
+      </w:pPr>
+      <w:r>
+        <w:t xml:space="preserve">Style Manual guidance: https://www.stylemanual.gov.au/grammar-punctuation-and-conventions/numbers-and-measurements/dates-and-time</w:t>
+      </w:r>
+    </w:p>
+  </w:comment>
+  <w:comment w:id="23" w:author="Style Manual Check" w:initials="SMC" w:date="2026-07-03T10:46:45Z">
     <w:p>
       <w:pPr>
         <w:pStyle w:val="CommentText"/>
@@ -1128,7 +1162,7 @@
       </w:r>
     </w:p>
   </w:comment>
-  <w:comment w:id="23" w:author="Style Manual Check" w:initials="SMC" w:date="2026-06-10T10:14:18Z">
+  <w:comment w:id="24" w:author="Style Manual Check" w:initials="SMC" w:date="2026-07-03T10:46:45Z">
     <w:p>
       <w:pPr>
         <w:pStyle w:val="CommentText"/>

--- a/tests/sample - annotated.docx
+++ b/tests/sample - annotated.docx
@@ -426,7 +426,7 @@
 
 <file path=word/comments.xml><?xml version="1.0" encoding="utf-8"?>
 <w:comments xmlns:w="http://schemas.openxmlformats.org/wordprocessingml/2006/main">
-  <w:comment w:id="0" w:author="Style Manual Check" w:initials="SMC" w:date="2026-07-03T10:46:45Z">
+  <w:comment w:id="0" w:author="Style Manual Check" w:initials="SMC" w:date="2026-07-04T13:14:19Z">
     <w:p>
       <w:pPr>
         <w:pStyle w:val="CommentText"/>
@@ -484,7 +484,7 @@
       </w:r>
     </w:p>
   </w:comment>
-  <w:comment w:id="1" w:author="Style Manual Check" w:initials="SMC" w:date="2026-07-03T10:46:45Z">
+  <w:comment w:id="1" w:author="Style Manual Check" w:initials="SMC" w:date="2026-07-04T13:14:19Z">
     <w:p>
       <w:pPr>
         <w:pStyle w:val="CommentText"/>
@@ -510,7 +510,7 @@
       </w:r>
     </w:p>
   </w:comment>
-  <w:comment w:id="2" w:author="Style Manual Check" w:initials="SMC" w:date="2026-07-03T10:46:45Z">
+  <w:comment w:id="2" w:author="Style Manual Check" w:initials="SMC" w:date="2026-07-04T13:14:19Z">
     <w:p>
       <w:pPr>
         <w:pStyle w:val="CommentText"/>
@@ -536,7 +536,7 @@
       </w:r>
     </w:p>
   </w:comment>
-  <w:comment w:id="3" w:author="Style Manual Check" w:initials="SMC" w:date="2026-07-03T10:46:45Z">
+  <w:comment w:id="3" w:author="Style Manual Check" w:initials="SMC" w:date="2026-07-04T13:14:19Z">
     <w:p>
       <w:pPr>
         <w:pStyle w:val="CommentText"/>
@@ -562,7 +562,7 @@
       </w:r>
     </w:p>
   </w:comment>
-  <w:comment w:id="4" w:author="Style Manual Check" w:initials="SMC" w:date="2026-07-03T10:46:45Z">
+  <w:comment w:id="4" w:author="Style Manual Check" w:initials="SMC" w:date="2026-07-04T13:14:19Z">
     <w:p>
       <w:pPr>
         <w:pStyle w:val="CommentText"/>
@@ -588,7 +588,7 @@
       </w:r>
     </w:p>
   </w:comment>
-  <w:comment w:id="5" w:author="Style Manual Check" w:initials="SMC" w:date="2026-07-03T10:46:45Z">
+  <w:comment w:id="5" w:author="Style Manual Check" w:initials="SMC" w:date="2026-07-04T13:14:19Z">
     <w:p>
       <w:pPr>
         <w:pStyle w:val="CommentText"/>
@@ -614,7 +614,7 @@
       </w:r>
     </w:p>
   </w:comment>
-  <w:comment w:id="6" w:author="Style Manual Check" w:initials="SMC" w:date="2026-07-03T10:46:45Z">
+  <w:comment w:id="6" w:author="Style Manual Check" w:initials="SMC" w:date="2026-07-04T13:14:19Z">
     <w:p>
       <w:pPr>
         <w:pStyle w:val="CommentText"/>
@@ -640,7 +640,7 @@
       </w:r>
     </w:p>
   </w:comment>
-  <w:comment w:id="7" w:author="Style Manual Check" w:initials="SMC" w:date="2026-07-03T10:46:45Z">
+  <w:comment w:id="7" w:author="Style Manual Check" w:initials="SMC" w:date="2026-07-04T13:14:19Z">
     <w:p>
       <w:pPr>
         <w:pStyle w:val="CommentText"/>
@@ -666,7 +666,7 @@
       </w:r>
     </w:p>
   </w:comment>
-  <w:comment w:id="8" w:author="Style Manual Check" w:initials="SMC" w:date="2026-07-03T10:46:45Z">
+  <w:comment w:id="8" w:author="Style Manual Check" w:initials="SMC" w:date="2026-07-04T13:14:19Z">
     <w:p>
       <w:pPr>
         <w:pStyle w:val="CommentText"/>
@@ -692,7 +692,7 @@
       </w:r>
     </w:p>
   </w:comment>
-  <w:comment w:id="9" w:author="Style Manual Check" w:initials="SMC" w:date="2026-07-03T10:46:45Z">
+  <w:comment w:id="9" w:author="Style Manual Check" w:initials="SMC" w:date="2026-07-04T13:14:19Z">
     <w:p>
       <w:pPr>
         <w:pStyle w:val="CommentText"/>
@@ -718,7 +718,7 @@
       </w:r>
     </w:p>
   </w:comment>
-  <w:comment w:id="10" w:author="Style Manual Check" w:initials="SMC" w:date="2026-07-03T10:46:45Z">
+  <w:comment w:id="10" w:author="Style Manual Check" w:initials="SMC" w:date="2026-07-04T13:14:19Z">
     <w:p>
       <w:pPr>
         <w:pStyle w:val="CommentText"/>
@@ -744,7 +744,7 @@
       </w:r>
     </w:p>
   </w:comment>
-  <w:comment w:id="11" w:author="Style Manual Check" w:initials="SMC" w:date="2026-07-03T10:46:45Z">
+  <w:comment w:id="11" w:author="Style Manual Check" w:initials="SMC" w:date="2026-07-04T13:14:19Z">
     <w:p>
       <w:pPr>
         <w:pStyle w:val="CommentText"/>
@@ -802,7 +802,7 @@
       </w:r>
     </w:p>
   </w:comment>
-  <w:comment w:id="12" w:author="Style Manual Check" w:initials="SMC" w:date="2026-07-03T10:46:45Z">
+  <w:comment w:id="12" w:author="Style Manual Check" w:initials="SMC" w:date="2026-07-04T13:14:19Z">
     <w:p>
       <w:pPr>
         <w:pStyle w:val="CommentText"/>
@@ -828,7 +828,7 @@
       </w:r>
     </w:p>
   </w:comment>
-  <w:comment w:id="13" w:author="Style Manual Check" w:initials="SMC" w:date="2026-07-03T10:46:45Z">
+  <w:comment w:id="13" w:author="Style Manual Check" w:initials="SMC" w:date="2026-07-04T13:14:19Z">
     <w:p>
       <w:pPr>
         <w:pStyle w:val="CommentText"/>
@@ -854,7 +854,7 @@
       </w:r>
     </w:p>
   </w:comment>
-  <w:comment w:id="14" w:author="Style Manual Check" w:initials="SMC" w:date="2026-07-03T10:46:45Z">
+  <w:comment w:id="14" w:author="Style Manual Check" w:initials="SMC" w:date="2026-07-04T13:14:19Z">
     <w:p>
       <w:pPr>
         <w:pStyle w:val="CommentText"/>
@@ -880,7 +880,7 @@
       </w:r>
     </w:p>
   </w:comment>
-  <w:comment w:id="15" w:author="Style Manual Check" w:initials="SMC" w:date="2026-07-03T10:46:45Z">
+  <w:comment w:id="15" w:author="Style Manual Check" w:initials="SMC" w:date="2026-07-04T13:14:19Z">
     <w:p>
       <w:pPr>
         <w:pStyle w:val="CommentText"/>
@@ -906,7 +906,7 @@
       </w:r>
     </w:p>
   </w:comment>
-  <w:comment w:id="16" w:author="Style Manual Check" w:initials="SMC" w:date="2026-07-03T10:46:45Z">
+  <w:comment w:id="16" w:author="Style Manual Check" w:initials="SMC" w:date="2026-07-04T13:14:19Z">
     <w:p>
       <w:pPr>
         <w:pStyle w:val="CommentText"/>
@@ -932,7 +932,7 @@
       </w:r>
     </w:p>
   </w:comment>
-  <w:comment w:id="17" w:author="Style Manual Check" w:initials="SMC" w:date="2026-07-03T10:46:45Z">
+  <w:comment w:id="17" w:author="Style Manual Check" w:initials="SMC" w:date="2026-07-04T13:14:19Z">
     <w:p>
       <w:pPr>
         <w:pStyle w:val="CommentText"/>
@@ -998,7 +998,7 @@
       </w:r>
     </w:p>
   </w:comment>
-  <w:comment w:id="18" w:author="Style Manual Check" w:initials="SMC" w:date="2026-07-03T10:46:45Z">
+  <w:comment w:id="18" w:author="Style Manual Check" w:initials="SMC" w:date="2026-07-04T13:14:19Z">
     <w:p>
       <w:pPr>
         <w:pStyle w:val="CommentText"/>
@@ -1032,7 +1032,7 @@
       </w:r>
     </w:p>
   </w:comment>
-  <w:comment w:id="19" w:author="Style Manual Check" w:initials="SMC" w:date="2026-07-03T10:46:45Z">
+  <w:comment w:id="19" w:author="Style Manual Check" w:initials="SMC" w:date="2026-07-04T13:14:19Z">
     <w:p>
       <w:pPr>
         <w:pStyle w:val="CommentText"/>
@@ -1058,7 +1058,7 @@
       </w:r>
     </w:p>
   </w:comment>
-  <w:comment w:id="20" w:author="Style Manual Check" w:initials="SMC" w:date="2026-07-03T10:46:45Z">
+  <w:comment w:id="20" w:author="Style Manual Check" w:initials="SMC" w:date="2026-07-04T13:14:19Z">
     <w:p>
       <w:pPr>
         <w:pStyle w:val="CommentText"/>
@@ -1084,7 +1084,7 @@
       </w:r>
     </w:p>
   </w:comment>
-  <w:comment w:id="21" w:author="Style Manual Check" w:initials="SMC" w:date="2026-07-03T10:46:45Z">
+  <w:comment w:id="21" w:author="Style Manual Check" w:initials="SMC" w:date="2026-07-04T13:14:19Z">
     <w:p>
       <w:pPr>
         <w:pStyle w:val="CommentText"/>
@@ -1110,7 +1110,7 @@
       </w:r>
     </w:p>
   </w:comment>
-  <w:comment w:id="22" w:author="Style Manual Check" w:initials="SMC" w:date="2026-07-03T10:46:45Z">
+  <w:comment w:id="22" w:author="Style Manual Check" w:initials="SMC" w:date="2026-07-04T13:14:19Z">
     <w:p>
       <w:pPr>
         <w:pStyle w:val="CommentText"/>
@@ -1136,7 +1136,7 @@
       </w:r>
     </w:p>
   </w:comment>
-  <w:comment w:id="23" w:author="Style Manual Check" w:initials="SMC" w:date="2026-07-03T10:46:45Z">
+  <w:comment w:id="23" w:author="Style Manual Check" w:initials="SMC" w:date="2026-07-04T13:14:19Z">
     <w:p>
       <w:pPr>
         <w:pStyle w:val="CommentText"/>
@@ -1162,7 +1162,7 @@
       </w:r>
     </w:p>
   </w:comment>
-  <w:comment w:id="24" w:author="Style Manual Check" w:initials="SMC" w:date="2026-07-03T10:46:45Z">
+  <w:comment w:id="24" w:author="Style Manual Check" w:initials="SMC" w:date="2026-07-04T13:14:19Z">
     <w:p>
       <w:pPr>
         <w:pStyle w:val="CommentText"/>

--- a/tests/sample - annotated.docx
+++ b/tests/sample - annotated.docx
@@ -386,8 +386,19 @@
             <w:tcW w:type="dxa" w:w="4320"/>
           </w:tcPr>
           <w:p>
+            <w:commentRangeStart w:id="24"/>
             <w:r>
-              <w:t>Colorful data</w:t>
+              <w:t xml:space="preserve">Colorful</w:t>
+            </w:r>
+            <w:commentRangeEnd w:id="24"/>
+            <w:r>
+              <w:rPr>
+                <w:rStyle w:val="CommentReference"/>
+              </w:rPr>
+              <w:commentReference w:id="24"/>
+            </w:r>
+            <w:r>
+              <w:t xml:space="preserve"> data</w:t>
             </w:r>
           </w:p>
         </w:tc>
@@ -396,16 +407,16 @@
             <w:tcW w:type="dxa" w:w="4320"/>
           </w:tcPr>
           <w:p>
-            <w:commentRangeStart w:id="24"/>
+            <w:commentRangeStart w:id="25"/>
             <w:r>
               <w:t xml:space="preserve">Approx.</w:t>
             </w:r>
-            <w:commentRangeEnd w:id="24"/>
+            <w:commentRangeEnd w:id="25"/>
             <w:r>
               <w:rPr>
                 <w:rStyle w:val="CommentReference"/>
               </w:rPr>
-              <w:commentReference w:id="24"/>
+              <w:commentReference w:id="25"/>
             </w:r>
             <w:r>
               <w:t xml:space="preserve"> 100 items</w:t>
@@ -426,7 +437,7 @@
 
 <file path=word/comments.xml><?xml version="1.0" encoding="utf-8"?>
 <w:comments xmlns:w="http://schemas.openxmlformats.org/wordprocessingml/2006/main">
-  <w:comment w:id="0" w:author="Style Manual Check" w:initials="SMC" w:date="2026-07-04T13:14:19Z">
+  <w:comment w:id="0" w:author="Style Manual Check" w:initials="SMC" w:date="2026-07-15T08:13:41Z">
     <w:p>
       <w:pPr>
         <w:pStyle w:val="CommentText"/>
@@ -472,7 +483,15 @@
         <w:pStyle w:val="CommentText"/>
       </w:pPr>
       <w:r>
-        <w:t xml:space="preserve">Suggested change: 'Colour'</w:t>
+        <w:t xml:space="preserve">Suggested change: Colour</w:t>
+      </w:r>
+    </w:p>
+    <w:p>
+      <w:pPr>
+        <w:pStyle w:val="CommentText"/>
+      </w:pPr>
+      <w:r>
+        <w:t xml:space="preserve">Names and titles keep their original spelling. If this is not part of a name, use the Australian spelling.</w:t>
       </w:r>
     </w:p>
     <w:p>
@@ -484,7 +503,7 @@
       </w:r>
     </w:p>
   </w:comment>
-  <w:comment w:id="1" w:author="Style Manual Check" w:initials="SMC" w:date="2026-07-04T13:14:19Z">
+  <w:comment w:id="1" w:author="Style Manual Check" w:initials="SMC" w:date="2026-07-15T08:13:41Z">
     <w:p>
       <w:pPr>
         <w:pStyle w:val="CommentText"/>
@@ -498,7 +517,7 @@
         <w:pStyle w:val="CommentText"/>
       </w:pPr>
       <w:r>
-        <w:t xml:space="preserve">Suggested change: '15 January 2024'</w:t>
+        <w:t xml:space="preserve">Suggested change: '15 January 2024'</w:t>
       </w:r>
     </w:p>
     <w:p>
@@ -510,7 +529,7 @@
       </w:r>
     </w:p>
   </w:comment>
-  <w:comment w:id="2" w:author="Style Manual Check" w:initials="SMC" w:date="2026-07-04T13:14:19Z">
+  <w:comment w:id="2" w:author="Style Manual Check" w:initials="SMC" w:date="2026-07-15T08:13:41Z">
     <w:p>
       <w:pPr>
         <w:pStyle w:val="CommentText"/>
@@ -536,7 +555,7 @@
       </w:r>
     </w:p>
   </w:comment>
-  <w:comment w:id="3" w:author="Style Manual Check" w:initials="SMC" w:date="2026-07-04T13:14:19Z">
+  <w:comment w:id="3" w:author="Style Manual Check" w:initials="SMC" w:date="2026-07-15T08:13:41Z">
     <w:p>
       <w:pPr>
         <w:pStyle w:val="CommentText"/>
@@ -562,7 +581,7 @@
       </w:r>
     </w:p>
   </w:comment>
-  <w:comment w:id="4" w:author="Style Manual Check" w:initials="SMC" w:date="2026-07-04T13:14:19Z">
+  <w:comment w:id="4" w:author="Style Manual Check" w:initials="SMC" w:date="2026-07-15T08:13:41Z">
     <w:p>
       <w:pPr>
         <w:pStyle w:val="CommentText"/>
@@ -588,7 +607,7 @@
       </w:r>
     </w:p>
   </w:comment>
-  <w:comment w:id="5" w:author="Style Manual Check" w:initials="SMC" w:date="2026-07-04T13:14:19Z">
+  <w:comment w:id="5" w:author="Style Manual Check" w:initials="SMC" w:date="2026-07-15T08:13:41Z">
     <w:p>
       <w:pPr>
         <w:pStyle w:val="CommentText"/>
@@ -614,7 +633,7 @@
       </w:r>
     </w:p>
   </w:comment>
-  <w:comment w:id="6" w:author="Style Manual Check" w:initials="SMC" w:date="2026-07-04T13:14:19Z">
+  <w:comment w:id="6" w:author="Style Manual Check" w:initials="SMC" w:date="2026-07-15T08:13:41Z">
     <w:p>
       <w:pPr>
         <w:pStyle w:val="CommentText"/>
@@ -640,7 +659,7 @@
       </w:r>
     </w:p>
   </w:comment>
-  <w:comment w:id="7" w:author="Style Manual Check" w:initials="SMC" w:date="2026-07-04T13:14:19Z">
+  <w:comment w:id="7" w:author="Style Manual Check" w:initials="SMC" w:date="2026-07-15T08:13:41Z">
     <w:p>
       <w:pPr>
         <w:pStyle w:val="CommentText"/>
@@ -666,7 +685,7 @@
       </w:r>
     </w:p>
   </w:comment>
-  <w:comment w:id="8" w:author="Style Manual Check" w:initials="SMC" w:date="2026-07-04T13:14:19Z">
+  <w:comment w:id="8" w:author="Style Manual Check" w:initials="SMC" w:date="2026-07-15T08:13:41Z">
     <w:p>
       <w:pPr>
         <w:pStyle w:val="CommentText"/>
@@ -692,7 +711,7 @@
       </w:r>
     </w:p>
   </w:comment>
-  <w:comment w:id="9" w:author="Style Manual Check" w:initials="SMC" w:date="2026-07-04T13:14:19Z">
+  <w:comment w:id="9" w:author="Style Manual Check" w:initials="SMC" w:date="2026-07-15T08:13:41Z">
     <w:p>
       <w:pPr>
         <w:pStyle w:val="CommentText"/>
@@ -718,7 +737,7 @@
       </w:r>
     </w:p>
   </w:comment>
-  <w:comment w:id="10" w:author="Style Manual Check" w:initials="SMC" w:date="2026-07-04T13:14:19Z">
+  <w:comment w:id="10" w:author="Style Manual Check" w:initials="SMC" w:date="2026-07-15T08:13:41Z">
     <w:p>
       <w:pPr>
         <w:pStyle w:val="CommentText"/>
@@ -744,7 +763,7 @@
       </w:r>
     </w:p>
   </w:comment>
-  <w:comment w:id="11" w:author="Style Manual Check" w:initials="SMC" w:date="2026-07-04T13:14:19Z">
+  <w:comment w:id="11" w:author="Style Manual Check" w:initials="SMC" w:date="2026-07-15T08:13:41Z">
     <w:p>
       <w:pPr>
         <w:pStyle w:val="CommentText"/>
@@ -802,7 +821,7 @@
       </w:r>
     </w:p>
   </w:comment>
-  <w:comment w:id="12" w:author="Style Manual Check" w:initials="SMC" w:date="2026-07-04T13:14:19Z">
+  <w:comment w:id="12" w:author="Style Manual Check" w:initials="SMC" w:date="2026-07-15T08:13:41Z">
     <w:p>
       <w:pPr>
         <w:pStyle w:val="CommentText"/>
@@ -828,7 +847,7 @@
       </w:r>
     </w:p>
   </w:comment>
-  <w:comment w:id="13" w:author="Style Manual Check" w:initials="SMC" w:date="2026-07-04T13:14:19Z">
+  <w:comment w:id="13" w:author="Style Manual Check" w:initials="SMC" w:date="2026-07-15T08:13:41Z">
     <w:p>
       <w:pPr>
         <w:pStyle w:val="CommentText"/>
@@ -854,7 +873,7 @@
       </w:r>
     </w:p>
   </w:comment>
-  <w:comment w:id="14" w:author="Style Manual Check" w:initials="SMC" w:date="2026-07-04T13:14:19Z">
+  <w:comment w:id="14" w:author="Style Manual Check" w:initials="SMC" w:date="2026-07-15T08:13:41Z">
     <w:p>
       <w:pPr>
         <w:pStyle w:val="CommentText"/>
@@ -880,7 +899,7 @@
       </w:r>
     </w:p>
   </w:comment>
-  <w:comment w:id="15" w:author="Style Manual Check" w:initials="SMC" w:date="2026-07-04T13:14:19Z">
+  <w:comment w:id="15" w:author="Style Manual Check" w:initials="SMC" w:date="2026-07-15T08:13:41Z">
     <w:p>
       <w:pPr>
         <w:pStyle w:val="CommentText"/>
@@ -906,7 +925,7 @@
       </w:r>
     </w:p>
   </w:comment>
-  <w:comment w:id="16" w:author="Style Manual Check" w:initials="SMC" w:date="2026-07-04T13:14:19Z">
+  <w:comment w:id="16" w:author="Style Manual Check" w:initials="SMC" w:date="2026-07-15T08:13:41Z">
     <w:p>
       <w:pPr>
         <w:pStyle w:val="CommentText"/>
@@ -932,7 +951,7 @@
       </w:r>
     </w:p>
   </w:comment>
-  <w:comment w:id="17" w:author="Style Manual Check" w:initials="SMC" w:date="2026-07-04T13:14:19Z">
+  <w:comment w:id="17" w:author="Style Manual Check" w:initials="SMC" w:date="2026-07-15T08:13:41Z">
     <w:p>
       <w:pPr>
         <w:pStyle w:val="CommentText"/>
@@ -998,7 +1017,7 @@
       </w:r>
     </w:p>
   </w:comment>
-  <w:comment w:id="18" w:author="Style Manual Check" w:initials="SMC" w:date="2026-07-04T13:14:19Z">
+  <w:comment w:id="18" w:author="Style Manual Check" w:initials="SMC" w:date="2026-07-15T08:13:41Z">
     <w:p>
       <w:pPr>
         <w:pStyle w:val="CommentText"/>
@@ -1032,7 +1051,7 @@
       </w:r>
     </w:p>
   </w:comment>
-  <w:comment w:id="19" w:author="Style Manual Check" w:initials="SMC" w:date="2026-07-04T13:14:19Z">
+  <w:comment w:id="19" w:author="Style Manual Check" w:initials="SMC" w:date="2026-07-15T08:13:41Z">
     <w:p>
       <w:pPr>
         <w:pStyle w:val="CommentText"/>
@@ -1058,7 +1077,7 @@
       </w:r>
     </w:p>
   </w:comment>
-  <w:comment w:id="20" w:author="Style Manual Check" w:initials="SMC" w:date="2026-07-04T13:14:19Z">
+  <w:comment w:id="20" w:author="Style Manual Check" w:initials="SMC" w:date="2026-07-15T08:13:41Z">
     <w:p>
       <w:pPr>
         <w:pStyle w:val="CommentText"/>
@@ -1084,7 +1103,7 @@
       </w:r>
     </w:p>
   </w:comment>
-  <w:comment w:id="21" w:author="Style Manual Check" w:initials="SMC" w:date="2026-07-04T13:14:19Z">
+  <w:comment w:id="21" w:author="Style Manual Check" w:initials="SMC" w:date="2026-07-15T08:13:41Z">
     <w:p>
       <w:pPr>
         <w:pStyle w:val="CommentText"/>
@@ -1110,7 +1129,7 @@
       </w:r>
     </w:p>
   </w:comment>
-  <w:comment w:id="22" w:author="Style Manual Check" w:initials="SMC" w:date="2026-07-04T13:14:19Z">
+  <w:comment w:id="22" w:author="Style Manual Check" w:initials="SMC" w:date="2026-07-15T08:13:41Z">
     <w:p>
       <w:pPr>
         <w:pStyle w:val="CommentText"/>
@@ -1124,7 +1143,7 @@
         <w:pStyle w:val="CommentText"/>
       </w:pPr>
       <w:r>
-        <w:t xml:space="preserve">Suggested change: '3.30 pm'</w:t>
+        <w:t xml:space="preserve">Suggested change: '3.30 pm'</w:t>
       </w:r>
     </w:p>
     <w:p>
@@ -1136,7 +1155,7 @@
       </w:r>
     </w:p>
   </w:comment>
-  <w:comment w:id="23" w:author="Style Manual Check" w:initials="SMC" w:date="2026-07-04T13:14:19Z">
+  <w:comment w:id="23" w:author="Style Manual Check" w:initials="SMC" w:date="2026-07-15T08:13:41Z">
     <w:p>
       <w:pPr>
         <w:pStyle w:val="CommentText"/>
@@ -1162,7 +1181,33 @@
       </w:r>
     </w:p>
   </w:comment>
-  <w:comment w:id="24" w:author="Style Manual Check" w:initials="SMC" w:date="2026-07-04T13:14:19Z">
+  <w:comment w:id="24" w:author="Style Manual Check" w:initials="SMC" w:date="2026-07-15T08:13:41Z">
+    <w:p>
+      <w:pPr>
+        <w:pStyle w:val="CommentText"/>
+      </w:pPr>
+      <w:r>
+        <w:t xml:space="preserve">-or to -our spelling: Australian English uses -our endings (for example, colour, favour, honour).</w:t>
+      </w:r>
+    </w:p>
+    <w:p>
+      <w:pPr>
+        <w:pStyle w:val="CommentText"/>
+      </w:pPr>
+      <w:r>
+        <w:t xml:space="preserve">Suggested change: 'Colourful'</w:t>
+      </w:r>
+    </w:p>
+    <w:p>
+      <w:pPr>
+        <w:pStyle w:val="CommentText"/>
+      </w:pPr>
+      <w:r>
+        <w:t xml:space="preserve">Style Manual guidance: https://www.stylemanual.gov.au/grammar-punctuation-and-conventions/spelling</w:t>
+      </w:r>
+    </w:p>
+  </w:comment>
+  <w:comment w:id="25" w:author="Style Manual Check" w:initials="SMC" w:date="2026-07-15T08:13:41Z">
     <w:p>
       <w:pPr>
         <w:pStyle w:val="CommentText"/>
@@ -1176,7 +1221,7 @@
         <w:pStyle w:val="CommentText"/>
       </w:pPr>
       <w:r>
-        <w:t xml:space="preserve">Suggested change: 'Approx'</w:t>
+        <w:t xml:space="preserve">Suggested change: 'Approximately'</w:t>
       </w:r>
     </w:p>
     <w:p>

--- a/tests/sample - annotated.docx
+++ b/tests/sample - annotated.docx
@@ -437,7 +437,7 @@
 
 <file path=word/comments.xml><?xml version="1.0" encoding="utf-8"?>
 <w:comments xmlns:w="http://schemas.openxmlformats.org/wordprocessingml/2006/main">
-  <w:comment w:id="0" w:author="Style Manual Check" w:initials="SMC" w:date="2026-07-15T08:13:41Z">
+  <w:comment w:id="0" w:author="Style Manual Check" w:initials="SMC" w:date="2026-07-17T06:52:21Z">
     <w:p>
       <w:pPr>
         <w:pStyle w:val="CommentText"/>
@@ -503,7 +503,7 @@
       </w:r>
     </w:p>
   </w:comment>
-  <w:comment w:id="1" w:author="Style Manual Check" w:initials="SMC" w:date="2026-07-15T08:13:41Z">
+  <w:comment w:id="1" w:author="Style Manual Check" w:initials="SMC" w:date="2026-07-17T06:52:21Z">
     <w:p>
       <w:pPr>
         <w:pStyle w:val="CommentText"/>
@@ -529,7 +529,7 @@
       </w:r>
     </w:p>
   </w:comment>
-  <w:comment w:id="2" w:author="Style Manual Check" w:initials="SMC" w:date="2026-07-15T08:13:41Z">
+  <w:comment w:id="2" w:author="Style Manual Check" w:initials="SMC" w:date="2026-07-17T06:52:21Z">
     <w:p>
       <w:pPr>
         <w:pStyle w:val="CommentText"/>
@@ -555,7 +555,7 @@
       </w:r>
     </w:p>
   </w:comment>
-  <w:comment w:id="3" w:author="Style Manual Check" w:initials="SMC" w:date="2026-07-15T08:13:41Z">
+  <w:comment w:id="3" w:author="Style Manual Check" w:initials="SMC" w:date="2026-07-17T06:52:21Z">
     <w:p>
       <w:pPr>
         <w:pStyle w:val="CommentText"/>
@@ -581,7 +581,7 @@
       </w:r>
     </w:p>
   </w:comment>
-  <w:comment w:id="4" w:author="Style Manual Check" w:initials="SMC" w:date="2026-07-15T08:13:41Z">
+  <w:comment w:id="4" w:author="Style Manual Check" w:initials="SMC" w:date="2026-07-17T06:52:21Z">
     <w:p>
       <w:pPr>
         <w:pStyle w:val="CommentText"/>
@@ -607,7 +607,7 @@
       </w:r>
     </w:p>
   </w:comment>
-  <w:comment w:id="5" w:author="Style Manual Check" w:initials="SMC" w:date="2026-07-15T08:13:41Z">
+  <w:comment w:id="5" w:author="Style Manual Check" w:initials="SMC" w:date="2026-07-17T06:52:21Z">
     <w:p>
       <w:pPr>
         <w:pStyle w:val="CommentText"/>
@@ -633,7 +633,7 @@
       </w:r>
     </w:p>
   </w:comment>
-  <w:comment w:id="6" w:author="Style Manual Check" w:initials="SMC" w:date="2026-07-15T08:13:41Z">
+  <w:comment w:id="6" w:author="Style Manual Check" w:initials="SMC" w:date="2026-07-17T06:52:21Z">
     <w:p>
       <w:pPr>
         <w:pStyle w:val="CommentText"/>
@@ -659,7 +659,7 @@
       </w:r>
     </w:p>
   </w:comment>
-  <w:comment w:id="7" w:author="Style Manual Check" w:initials="SMC" w:date="2026-07-15T08:13:41Z">
+  <w:comment w:id="7" w:author="Style Manual Check" w:initials="SMC" w:date="2026-07-17T06:52:21Z">
     <w:p>
       <w:pPr>
         <w:pStyle w:val="CommentText"/>
@@ -685,7 +685,7 @@
       </w:r>
     </w:p>
   </w:comment>
-  <w:comment w:id="8" w:author="Style Manual Check" w:initials="SMC" w:date="2026-07-15T08:13:41Z">
+  <w:comment w:id="8" w:author="Style Manual Check" w:initials="SMC" w:date="2026-07-17T06:52:21Z">
     <w:p>
       <w:pPr>
         <w:pStyle w:val="CommentText"/>
@@ -711,7 +711,7 @@
       </w:r>
     </w:p>
   </w:comment>
-  <w:comment w:id="9" w:author="Style Manual Check" w:initials="SMC" w:date="2026-07-15T08:13:41Z">
+  <w:comment w:id="9" w:author="Style Manual Check" w:initials="SMC" w:date="2026-07-17T06:52:21Z">
     <w:p>
       <w:pPr>
         <w:pStyle w:val="CommentText"/>
@@ -737,7 +737,7 @@
       </w:r>
     </w:p>
   </w:comment>
-  <w:comment w:id="10" w:author="Style Manual Check" w:initials="SMC" w:date="2026-07-15T08:13:41Z">
+  <w:comment w:id="10" w:author="Style Manual Check" w:initials="SMC" w:date="2026-07-17T06:52:21Z">
     <w:p>
       <w:pPr>
         <w:pStyle w:val="CommentText"/>
@@ -763,7 +763,7 @@
       </w:r>
     </w:p>
   </w:comment>
-  <w:comment w:id="11" w:author="Style Manual Check" w:initials="SMC" w:date="2026-07-15T08:13:41Z">
+  <w:comment w:id="11" w:author="Style Manual Check" w:initials="SMC" w:date="2026-07-17T06:52:21Z">
     <w:p>
       <w:pPr>
         <w:pStyle w:val="CommentText"/>
@@ -821,7 +821,7 @@
       </w:r>
     </w:p>
   </w:comment>
-  <w:comment w:id="12" w:author="Style Manual Check" w:initials="SMC" w:date="2026-07-15T08:13:41Z">
+  <w:comment w:id="12" w:author="Style Manual Check" w:initials="SMC" w:date="2026-07-17T06:52:21Z">
     <w:p>
       <w:pPr>
         <w:pStyle w:val="CommentText"/>
@@ -847,7 +847,7 @@
       </w:r>
     </w:p>
   </w:comment>
-  <w:comment w:id="13" w:author="Style Manual Check" w:initials="SMC" w:date="2026-07-15T08:13:41Z">
+  <w:comment w:id="13" w:author="Style Manual Check" w:initials="SMC" w:date="2026-07-17T06:52:21Z">
     <w:p>
       <w:pPr>
         <w:pStyle w:val="CommentText"/>
@@ -873,7 +873,7 @@
       </w:r>
     </w:p>
   </w:comment>
-  <w:comment w:id="14" w:author="Style Manual Check" w:initials="SMC" w:date="2026-07-15T08:13:41Z">
+  <w:comment w:id="14" w:author="Style Manual Check" w:initials="SMC" w:date="2026-07-17T06:52:21Z">
     <w:p>
       <w:pPr>
         <w:pStyle w:val="CommentText"/>
@@ -899,7 +899,7 @@
       </w:r>
     </w:p>
   </w:comment>
-  <w:comment w:id="15" w:author="Style Manual Check" w:initials="SMC" w:date="2026-07-15T08:13:41Z">
+  <w:comment w:id="15" w:author="Style Manual Check" w:initials="SMC" w:date="2026-07-17T06:52:21Z">
     <w:p>
       <w:pPr>
         <w:pStyle w:val="CommentText"/>
@@ -925,7 +925,7 @@
       </w:r>
     </w:p>
   </w:comment>
-  <w:comment w:id="16" w:author="Style Manual Check" w:initials="SMC" w:date="2026-07-15T08:13:41Z">
+  <w:comment w:id="16" w:author="Style Manual Check" w:initials="SMC" w:date="2026-07-17T06:52:21Z">
     <w:p>
       <w:pPr>
         <w:pStyle w:val="CommentText"/>
@@ -951,7 +951,7 @@
       </w:r>
     </w:p>
   </w:comment>
-  <w:comment w:id="17" w:author="Style Manual Check" w:initials="SMC" w:date="2026-07-15T08:13:41Z">
+  <w:comment w:id="17" w:author="Style Manual Check" w:initials="SMC" w:date="2026-07-17T06:52:21Z">
     <w:p>
       <w:pPr>
         <w:pStyle w:val="CommentText"/>
@@ -1017,7 +1017,7 @@
       </w:r>
     </w:p>
   </w:comment>
-  <w:comment w:id="18" w:author="Style Manual Check" w:initials="SMC" w:date="2026-07-15T08:13:41Z">
+  <w:comment w:id="18" w:author="Style Manual Check" w:initials="SMC" w:date="2026-07-17T06:52:21Z">
     <w:p>
       <w:pPr>
         <w:pStyle w:val="CommentText"/>
@@ -1051,7 +1051,7 @@
       </w:r>
     </w:p>
   </w:comment>
-  <w:comment w:id="19" w:author="Style Manual Check" w:initials="SMC" w:date="2026-07-15T08:13:41Z">
+  <w:comment w:id="19" w:author="Style Manual Check" w:initials="SMC" w:date="2026-07-17T06:52:21Z">
     <w:p>
       <w:pPr>
         <w:pStyle w:val="CommentText"/>
@@ -1077,7 +1077,7 @@
       </w:r>
     </w:p>
   </w:comment>
-  <w:comment w:id="20" w:author="Style Manual Check" w:initials="SMC" w:date="2026-07-15T08:13:41Z">
+  <w:comment w:id="20" w:author="Style Manual Check" w:initials="SMC" w:date="2026-07-17T06:52:21Z">
     <w:p>
       <w:pPr>
         <w:pStyle w:val="CommentText"/>
@@ -1103,7 +1103,7 @@
       </w:r>
     </w:p>
   </w:comment>
-  <w:comment w:id="21" w:author="Style Manual Check" w:initials="SMC" w:date="2026-07-15T08:13:41Z">
+  <w:comment w:id="21" w:author="Style Manual Check" w:initials="SMC" w:date="2026-07-17T06:52:21Z">
     <w:p>
       <w:pPr>
         <w:pStyle w:val="CommentText"/>
@@ -1129,7 +1129,7 @@
       </w:r>
     </w:p>
   </w:comment>
-  <w:comment w:id="22" w:author="Style Manual Check" w:initials="SMC" w:date="2026-07-15T08:13:41Z">
+  <w:comment w:id="22" w:author="Style Manual Check" w:initials="SMC" w:date="2026-07-17T06:52:21Z">
     <w:p>
       <w:pPr>
         <w:pStyle w:val="CommentText"/>
@@ -1155,7 +1155,7 @@
       </w:r>
     </w:p>
   </w:comment>
-  <w:comment w:id="23" w:author="Style Manual Check" w:initials="SMC" w:date="2026-07-15T08:13:41Z">
+  <w:comment w:id="23" w:author="Style Manual Check" w:initials="SMC" w:date="2026-07-17T06:52:21Z">
     <w:p>
       <w:pPr>
         <w:pStyle w:val="CommentText"/>
@@ -1181,7 +1181,7 @@
       </w:r>
     </w:p>
   </w:comment>
-  <w:comment w:id="24" w:author="Style Manual Check" w:initials="SMC" w:date="2026-07-15T08:13:41Z">
+  <w:comment w:id="24" w:author="Style Manual Check" w:initials="SMC" w:date="2026-07-17T06:52:21Z">
     <w:p>
       <w:pPr>
         <w:pStyle w:val="CommentText"/>
@@ -1207,7 +1207,7 @@
       </w:r>
     </w:p>
   </w:comment>
-  <w:comment w:id="25" w:author="Style Manual Check" w:initials="SMC" w:date="2026-07-15T08:13:41Z">
+  <w:comment w:id="25" w:author="Style Manual Check" w:initials="SMC" w:date="2026-07-17T06:52:21Z">
     <w:p>
       <w:pPr>
         <w:pStyle w:val="CommentText"/>

--- a/tests/sample - annotated.docx
+++ b/tests/sample - annotated.docx
@@ -437,7 +437,7 @@
 
 <file path=word/comments.xml><?xml version="1.0" encoding="utf-8"?>
 <w:comments xmlns:w="http://schemas.openxmlformats.org/wordprocessingml/2006/main">
-  <w:comment w:id="0" w:author="Style Manual Check" w:initials="SMC" w:date="2026-07-17T06:52:21Z">
+  <w:comment w:id="0" w:author="Style Manual Check" w:initials="SMC" w:date="2026-07-17T07:32:14Z">
     <w:p>
       <w:pPr>
         <w:pStyle w:val="CommentText"/>
@@ -503,7 +503,7 @@
       </w:r>
     </w:p>
   </w:comment>
-  <w:comment w:id="1" w:author="Style Manual Check" w:initials="SMC" w:date="2026-07-17T06:52:21Z">
+  <w:comment w:id="1" w:author="Style Manual Check" w:initials="SMC" w:date="2026-07-17T07:32:14Z">
     <w:p>
       <w:pPr>
         <w:pStyle w:val="CommentText"/>
@@ -529,7 +529,7 @@
       </w:r>
     </w:p>
   </w:comment>
-  <w:comment w:id="2" w:author="Style Manual Check" w:initials="SMC" w:date="2026-07-17T06:52:21Z">
+  <w:comment w:id="2" w:author="Style Manual Check" w:initials="SMC" w:date="2026-07-17T07:32:14Z">
     <w:p>
       <w:pPr>
         <w:pStyle w:val="CommentText"/>
@@ -555,7 +555,7 @@
       </w:r>
     </w:p>
   </w:comment>
-  <w:comment w:id="3" w:author="Style Manual Check" w:initials="SMC" w:date="2026-07-17T06:52:21Z">
+  <w:comment w:id="3" w:author="Style Manual Check" w:initials="SMC" w:date="2026-07-17T07:32:14Z">
     <w:p>
       <w:pPr>
         <w:pStyle w:val="CommentText"/>
@@ -581,7 +581,7 @@
       </w:r>
     </w:p>
   </w:comment>
-  <w:comment w:id="4" w:author="Style Manual Check" w:initials="SMC" w:date="2026-07-17T06:52:21Z">
+  <w:comment w:id="4" w:author="Style Manual Check" w:initials="SMC" w:date="2026-07-17T07:32:14Z">
     <w:p>
       <w:pPr>
         <w:pStyle w:val="CommentText"/>
@@ -607,7 +607,7 @@
       </w:r>
     </w:p>
   </w:comment>
-  <w:comment w:id="5" w:author="Style Manual Check" w:initials="SMC" w:date="2026-07-17T06:52:21Z">
+  <w:comment w:id="5" w:author="Style Manual Check" w:initials="SMC" w:date="2026-07-17T07:32:14Z">
     <w:p>
       <w:pPr>
         <w:pStyle w:val="CommentText"/>
@@ -633,7 +633,7 @@
       </w:r>
     </w:p>
   </w:comment>
-  <w:comment w:id="6" w:author="Style Manual Check" w:initials="SMC" w:date="2026-07-17T06:52:21Z">
+  <w:comment w:id="6" w:author="Style Manual Check" w:initials="SMC" w:date="2026-07-17T07:32:14Z">
     <w:p>
       <w:pPr>
         <w:pStyle w:val="CommentText"/>
@@ -659,7 +659,7 @@
       </w:r>
     </w:p>
   </w:comment>
-  <w:comment w:id="7" w:author="Style Manual Check" w:initials="SMC" w:date="2026-07-17T06:52:21Z">
+  <w:comment w:id="7" w:author="Style Manual Check" w:initials="SMC" w:date="2026-07-17T07:32:14Z">
     <w:p>
       <w:pPr>
         <w:pStyle w:val="CommentText"/>
@@ -685,7 +685,7 @@
       </w:r>
     </w:p>
   </w:comment>
-  <w:comment w:id="8" w:author="Style Manual Check" w:initials="SMC" w:date="2026-07-17T06:52:21Z">
+  <w:comment w:id="8" w:author="Style Manual Check" w:initials="SMC" w:date="2026-07-17T07:32:14Z">
     <w:p>
       <w:pPr>
         <w:pStyle w:val="CommentText"/>
@@ -711,7 +711,7 @@
       </w:r>
     </w:p>
   </w:comment>
-  <w:comment w:id="9" w:author="Style Manual Check" w:initials="SMC" w:date="2026-07-17T06:52:21Z">
+  <w:comment w:id="9" w:author="Style Manual Check" w:initials="SMC" w:date="2026-07-17T07:32:14Z">
     <w:p>
       <w:pPr>
         <w:pStyle w:val="CommentText"/>
@@ -737,7 +737,7 @@
       </w:r>
     </w:p>
   </w:comment>
-  <w:comment w:id="10" w:author="Style Manual Check" w:initials="SMC" w:date="2026-07-17T06:52:21Z">
+  <w:comment w:id="10" w:author="Style Manual Check" w:initials="SMC" w:date="2026-07-17T07:32:14Z">
     <w:p>
       <w:pPr>
         <w:pStyle w:val="CommentText"/>
@@ -763,7 +763,7 @@
       </w:r>
     </w:p>
   </w:comment>
-  <w:comment w:id="11" w:author="Style Manual Check" w:initials="SMC" w:date="2026-07-17T06:52:21Z">
+  <w:comment w:id="11" w:author="Style Manual Check" w:initials="SMC" w:date="2026-07-17T07:32:14Z">
     <w:p>
       <w:pPr>
         <w:pStyle w:val="CommentText"/>
@@ -821,7 +821,7 @@
       </w:r>
     </w:p>
   </w:comment>
-  <w:comment w:id="12" w:author="Style Manual Check" w:initials="SMC" w:date="2026-07-17T06:52:21Z">
+  <w:comment w:id="12" w:author="Style Manual Check" w:initials="SMC" w:date="2026-07-17T07:32:14Z">
     <w:p>
       <w:pPr>
         <w:pStyle w:val="CommentText"/>
@@ -847,7 +847,7 @@
       </w:r>
     </w:p>
   </w:comment>
-  <w:comment w:id="13" w:author="Style Manual Check" w:initials="SMC" w:date="2026-07-17T06:52:21Z">
+  <w:comment w:id="13" w:author="Style Manual Check" w:initials="SMC" w:date="2026-07-17T07:32:14Z">
     <w:p>
       <w:pPr>
         <w:pStyle w:val="CommentText"/>
@@ -873,7 +873,7 @@
       </w:r>
     </w:p>
   </w:comment>
-  <w:comment w:id="14" w:author="Style Manual Check" w:initials="SMC" w:date="2026-07-17T06:52:21Z">
+  <w:comment w:id="14" w:author="Style Manual Check" w:initials="SMC" w:date="2026-07-17T07:32:14Z">
     <w:p>
       <w:pPr>
         <w:pStyle w:val="CommentText"/>
@@ -899,7 +899,7 @@
       </w:r>
     </w:p>
   </w:comment>
-  <w:comment w:id="15" w:author="Style Manual Check" w:initials="SMC" w:date="2026-07-17T06:52:21Z">
+  <w:comment w:id="15" w:author="Style Manual Check" w:initials="SMC" w:date="2026-07-17T07:32:14Z">
     <w:p>
       <w:pPr>
         <w:pStyle w:val="CommentText"/>
@@ -925,7 +925,7 @@
       </w:r>
     </w:p>
   </w:comment>
-  <w:comment w:id="16" w:author="Style Manual Check" w:initials="SMC" w:date="2026-07-17T06:52:21Z">
+  <w:comment w:id="16" w:author="Style Manual Check" w:initials="SMC" w:date="2026-07-17T07:32:14Z">
     <w:p>
       <w:pPr>
         <w:pStyle w:val="CommentText"/>
@@ -951,7 +951,7 @@
       </w:r>
     </w:p>
   </w:comment>
-  <w:comment w:id="17" w:author="Style Manual Check" w:initials="SMC" w:date="2026-07-17T06:52:21Z">
+  <w:comment w:id="17" w:author="Style Manual Check" w:initials="SMC" w:date="2026-07-17T07:32:14Z">
     <w:p>
       <w:pPr>
         <w:pStyle w:val="CommentText"/>
@@ -1017,7 +1017,7 @@
       </w:r>
     </w:p>
   </w:comment>
-  <w:comment w:id="18" w:author="Style Manual Check" w:initials="SMC" w:date="2026-07-17T06:52:21Z">
+  <w:comment w:id="18" w:author="Style Manual Check" w:initials="SMC" w:date="2026-07-17T07:32:14Z">
     <w:p>
       <w:pPr>
         <w:pStyle w:val="CommentText"/>
@@ -1051,7 +1051,7 @@
       </w:r>
     </w:p>
   </w:comment>
-  <w:comment w:id="19" w:author="Style Manual Check" w:initials="SMC" w:date="2026-07-17T06:52:21Z">
+  <w:comment w:id="19" w:author="Style Manual Check" w:initials="SMC" w:date="2026-07-17T07:32:14Z">
     <w:p>
       <w:pPr>
         <w:pStyle w:val="CommentText"/>
@@ -1077,7 +1077,7 @@
       </w:r>
     </w:p>
   </w:comment>
-  <w:comment w:id="20" w:author="Style Manual Check" w:initials="SMC" w:date="2026-07-17T06:52:21Z">
+  <w:comment w:id="20" w:author="Style Manual Check" w:initials="SMC" w:date="2026-07-17T07:32:14Z">
     <w:p>
       <w:pPr>
         <w:pStyle w:val="CommentText"/>
@@ -1103,7 +1103,7 @@
       </w:r>
     </w:p>
   </w:comment>
-  <w:comment w:id="21" w:author="Style Manual Check" w:initials="SMC" w:date="2026-07-17T06:52:21Z">
+  <w:comment w:id="21" w:author="Style Manual Check" w:initials="SMC" w:date="2026-07-17T07:32:14Z">
     <w:p>
       <w:pPr>
         <w:pStyle w:val="CommentText"/>
@@ -1129,7 +1129,7 @@
       </w:r>
     </w:p>
   </w:comment>
-  <w:comment w:id="22" w:author="Style Manual Check" w:initials="SMC" w:date="2026-07-17T06:52:21Z">
+  <w:comment w:id="22" w:author="Style Manual Check" w:initials="SMC" w:date="2026-07-17T07:32:14Z">
     <w:p>
       <w:pPr>
         <w:pStyle w:val="CommentText"/>
@@ -1155,7 +1155,7 @@
       </w:r>
     </w:p>
   </w:comment>
-  <w:comment w:id="23" w:author="Style Manual Check" w:initials="SMC" w:date="2026-07-17T06:52:21Z">
+  <w:comment w:id="23" w:author="Style Manual Check" w:initials="SMC" w:date="2026-07-17T07:32:14Z">
     <w:p>
       <w:pPr>
         <w:pStyle w:val="CommentText"/>
@@ -1181,7 +1181,7 @@
       </w:r>
     </w:p>
   </w:comment>
-  <w:comment w:id="24" w:author="Style Manual Check" w:initials="SMC" w:date="2026-07-17T06:52:21Z">
+  <w:comment w:id="24" w:author="Style Manual Check" w:initials="SMC" w:date="2026-07-17T07:32:14Z">
     <w:p>
       <w:pPr>
         <w:pStyle w:val="CommentText"/>
@@ -1207,7 +1207,7 @@
       </w:r>
     </w:p>
   </w:comment>
-  <w:comment w:id="25" w:author="Style Manual Check" w:initials="SMC" w:date="2026-07-17T06:52:21Z">
+  <w:comment w:id="25" w:author="Style Manual Check" w:initials="SMC" w:date="2026-07-17T07:32:14Z">
     <w:p>
       <w:pPr>
         <w:pStyle w:val="CommentText"/>

--- a/tests/sample - annotated.docx
+++ b/tests/sample - annotated.docx
@@ -437,7 +437,7 @@
 
 <file path=word/comments.xml><?xml version="1.0" encoding="utf-8"?>
 <w:comments xmlns:w="http://schemas.openxmlformats.org/wordprocessingml/2006/main">
-  <w:comment w:id="0" w:author="Style Manual Check" w:initials="SMC" w:date="2026-07-17T07:32:14Z">
+  <w:comment w:id="0" w:author="Style Manual Check" w:initials="SMC" w:date="2026-07-17T07:44:22Z">
     <w:p>
       <w:pPr>
         <w:pStyle w:val="CommentText"/>
@@ -503,7 +503,7 @@
       </w:r>
     </w:p>
   </w:comment>
-  <w:comment w:id="1" w:author="Style Manual Check" w:initials="SMC" w:date="2026-07-17T07:32:14Z">
+  <w:comment w:id="1" w:author="Style Manual Check" w:initials="SMC" w:date="2026-07-17T07:44:22Z">
     <w:p>
       <w:pPr>
         <w:pStyle w:val="CommentText"/>
@@ -529,7 +529,7 @@
       </w:r>
     </w:p>
   </w:comment>
-  <w:comment w:id="2" w:author="Style Manual Check" w:initials="SMC" w:date="2026-07-17T07:32:14Z">
+  <w:comment w:id="2" w:author="Style Manual Check" w:initials="SMC" w:date="2026-07-17T07:44:22Z">
     <w:p>
       <w:pPr>
         <w:pStyle w:val="CommentText"/>
@@ -555,7 +555,7 @@
       </w:r>
     </w:p>
   </w:comment>
-  <w:comment w:id="3" w:author="Style Manual Check" w:initials="SMC" w:date="2026-07-17T07:32:14Z">
+  <w:comment w:id="3" w:author="Style Manual Check" w:initials="SMC" w:date="2026-07-17T07:44:22Z">
     <w:p>
       <w:pPr>
         <w:pStyle w:val="CommentText"/>
@@ -581,7 +581,7 @@
       </w:r>
     </w:p>
   </w:comment>
-  <w:comment w:id="4" w:author="Style Manual Check" w:initials="SMC" w:date="2026-07-17T07:32:14Z">
+  <w:comment w:id="4" w:author="Style Manual Check" w:initials="SMC" w:date="2026-07-17T07:44:22Z">
     <w:p>
       <w:pPr>
         <w:pStyle w:val="CommentText"/>
@@ -607,7 +607,7 @@
       </w:r>
     </w:p>
   </w:comment>
-  <w:comment w:id="5" w:author="Style Manual Check" w:initials="SMC" w:date="2026-07-17T07:32:14Z">
+  <w:comment w:id="5" w:author="Style Manual Check" w:initials="SMC" w:date="2026-07-17T07:44:22Z">
     <w:p>
       <w:pPr>
         <w:pStyle w:val="CommentText"/>
@@ -633,7 +633,7 @@
       </w:r>
     </w:p>
   </w:comment>
-  <w:comment w:id="6" w:author="Style Manual Check" w:initials="SMC" w:date="2026-07-17T07:32:14Z">
+  <w:comment w:id="6" w:author="Style Manual Check" w:initials="SMC" w:date="2026-07-17T07:44:22Z">
     <w:p>
       <w:pPr>
         <w:pStyle w:val="CommentText"/>
@@ -659,7 +659,7 @@
       </w:r>
     </w:p>
   </w:comment>
-  <w:comment w:id="7" w:author="Style Manual Check" w:initials="SMC" w:date="2026-07-17T07:32:14Z">
+  <w:comment w:id="7" w:author="Style Manual Check" w:initials="SMC" w:date="2026-07-17T07:44:22Z">
     <w:p>
       <w:pPr>
         <w:pStyle w:val="CommentText"/>
@@ -685,7 +685,7 @@
       </w:r>
     </w:p>
   </w:comment>
-  <w:comment w:id="8" w:author="Style Manual Check" w:initials="SMC" w:date="2026-07-17T07:32:14Z">
+  <w:comment w:id="8" w:author="Style Manual Check" w:initials="SMC" w:date="2026-07-17T07:44:22Z">
     <w:p>
       <w:pPr>
         <w:pStyle w:val="CommentText"/>
@@ -711,7 +711,7 @@
       </w:r>
     </w:p>
   </w:comment>
-  <w:comment w:id="9" w:author="Style Manual Check" w:initials="SMC" w:date="2026-07-17T07:32:14Z">
+  <w:comment w:id="9" w:author="Style Manual Check" w:initials="SMC" w:date="2026-07-17T07:44:22Z">
     <w:p>
       <w:pPr>
         <w:pStyle w:val="CommentText"/>
@@ -737,7 +737,7 @@
       </w:r>
     </w:p>
   </w:comment>
-  <w:comment w:id="10" w:author="Style Manual Check" w:initials="SMC" w:date="2026-07-17T07:32:14Z">
+  <w:comment w:id="10" w:author="Style Manual Check" w:initials="SMC" w:date="2026-07-17T07:44:22Z">
     <w:p>
       <w:pPr>
         <w:pStyle w:val="CommentText"/>
@@ -763,7 +763,7 @@
       </w:r>
     </w:p>
   </w:comment>
-  <w:comment w:id="11" w:author="Style Manual Check" w:initials="SMC" w:date="2026-07-17T07:32:14Z">
+  <w:comment w:id="11" w:author="Style Manual Check" w:initials="SMC" w:date="2026-07-17T07:44:22Z">
     <w:p>
       <w:pPr>
         <w:pStyle w:val="CommentText"/>
@@ -821,7 +821,7 @@
       </w:r>
     </w:p>
   </w:comment>
-  <w:comment w:id="12" w:author="Style Manual Check" w:initials="SMC" w:date="2026-07-17T07:32:14Z">
+  <w:comment w:id="12" w:author="Style Manual Check" w:initials="SMC" w:date="2026-07-17T07:44:22Z">
     <w:p>
       <w:pPr>
         <w:pStyle w:val="CommentText"/>
@@ -847,7 +847,7 @@
       </w:r>
     </w:p>
   </w:comment>
-  <w:comment w:id="13" w:author="Style Manual Check" w:initials="SMC" w:date="2026-07-17T07:32:14Z">
+  <w:comment w:id="13" w:author="Style Manual Check" w:initials="SMC" w:date="2026-07-17T07:44:22Z">
     <w:p>
       <w:pPr>
         <w:pStyle w:val="CommentText"/>
@@ -873,7 +873,7 @@
       </w:r>
     </w:p>
   </w:comment>
-  <w:comment w:id="14" w:author="Style Manual Check" w:initials="SMC" w:date="2026-07-17T07:32:14Z">
+  <w:comment w:id="14" w:author="Style Manual Check" w:initials="SMC" w:date="2026-07-17T07:44:22Z">
     <w:p>
       <w:pPr>
         <w:pStyle w:val="CommentText"/>
@@ -899,7 +899,7 @@
       </w:r>
     </w:p>
   </w:comment>
-  <w:comment w:id="15" w:author="Style Manual Check" w:initials="SMC" w:date="2026-07-17T07:32:14Z">
+  <w:comment w:id="15" w:author="Style Manual Check" w:initials="SMC" w:date="2026-07-17T07:44:22Z">
     <w:p>
       <w:pPr>
         <w:pStyle w:val="CommentText"/>
@@ -925,7 +925,7 @@
       </w:r>
     </w:p>
   </w:comment>
-  <w:comment w:id="16" w:author="Style Manual Check" w:initials="SMC" w:date="2026-07-17T07:32:14Z">
+  <w:comment w:id="16" w:author="Style Manual Check" w:initials="SMC" w:date="2026-07-17T07:44:22Z">
     <w:p>
       <w:pPr>
         <w:pStyle w:val="CommentText"/>
@@ -951,7 +951,7 @@
       </w:r>
     </w:p>
   </w:comment>
-  <w:comment w:id="17" w:author="Style Manual Check" w:initials="SMC" w:date="2026-07-17T07:32:14Z">
+  <w:comment w:id="17" w:author="Style Manual Check" w:initials="SMC" w:date="2026-07-17T07:44:22Z">
     <w:p>
       <w:pPr>
         <w:pStyle w:val="CommentText"/>
@@ -1017,7 +1017,7 @@
       </w:r>
     </w:p>
   </w:comment>
-  <w:comment w:id="18" w:author="Style Manual Check" w:initials="SMC" w:date="2026-07-17T07:32:14Z">
+  <w:comment w:id="18" w:author="Style Manual Check" w:initials="SMC" w:date="2026-07-17T07:44:22Z">
     <w:p>
       <w:pPr>
         <w:pStyle w:val="CommentText"/>
@@ -1051,7 +1051,7 @@
       </w:r>
     </w:p>
   </w:comment>
-  <w:comment w:id="19" w:author="Style Manual Check" w:initials="SMC" w:date="2026-07-17T07:32:14Z">
+  <w:comment w:id="19" w:author="Style Manual Check" w:initials="SMC" w:date="2026-07-17T07:44:22Z">
     <w:p>
       <w:pPr>
         <w:pStyle w:val="CommentText"/>
@@ -1077,7 +1077,7 @@
       </w:r>
     </w:p>
   </w:comment>
-  <w:comment w:id="20" w:author="Style Manual Check" w:initials="SMC" w:date="2026-07-17T07:32:14Z">
+  <w:comment w:id="20" w:author="Style Manual Check" w:initials="SMC" w:date="2026-07-17T07:44:22Z">
     <w:p>
       <w:pPr>
         <w:pStyle w:val="CommentText"/>
@@ -1103,7 +1103,7 @@
       </w:r>
     </w:p>
   </w:comment>
-  <w:comment w:id="21" w:author="Style Manual Check" w:initials="SMC" w:date="2026-07-17T07:32:14Z">
+  <w:comment w:id="21" w:author="Style Manual Check" w:initials="SMC" w:date="2026-07-17T07:44:22Z">
     <w:p>
       <w:pPr>
         <w:pStyle w:val="CommentText"/>
@@ -1129,7 +1129,7 @@
       </w:r>
     </w:p>
   </w:comment>
-  <w:comment w:id="22" w:author="Style Manual Check" w:initials="SMC" w:date="2026-07-17T07:32:14Z">
+  <w:comment w:id="22" w:author="Style Manual Check" w:initials="SMC" w:date="2026-07-17T07:44:22Z">
     <w:p>
       <w:pPr>
         <w:pStyle w:val="CommentText"/>
@@ -1155,7 +1155,7 @@
       </w:r>
     </w:p>
   </w:comment>
-  <w:comment w:id="23" w:author="Style Manual Check" w:initials="SMC" w:date="2026-07-17T07:32:14Z">
+  <w:comment w:id="23" w:author="Style Manual Check" w:initials="SMC" w:date="2026-07-17T07:44:22Z">
     <w:p>
       <w:pPr>
         <w:pStyle w:val="CommentText"/>
@@ -1181,7 +1181,7 @@
       </w:r>
     </w:p>
   </w:comment>
-  <w:comment w:id="24" w:author="Style Manual Check" w:initials="SMC" w:date="2026-07-17T07:32:14Z">
+  <w:comment w:id="24" w:author="Style Manual Check" w:initials="SMC" w:date="2026-07-17T07:44:22Z">
     <w:p>
       <w:pPr>
         <w:pStyle w:val="CommentText"/>
@@ -1207,7 +1207,7 @@
       </w:r>
     </w:p>
   </w:comment>
-  <w:comment w:id="25" w:author="Style Manual Check" w:initials="SMC" w:date="2026-07-17T07:32:14Z">
+  <w:comment w:id="25" w:author="Style Manual Check" w:initials="SMC" w:date="2026-07-17T07:44:22Z">
     <w:p>
       <w:pPr>
         <w:pStyle w:val="CommentText"/>

--- a/tests/sample - annotated.docx
+++ b/tests/sample - annotated.docx
@@ -246,7 +246,7 @@
       </w:pPr>
       <w:commentRangeStart w:id="16"/>
       <w:r>
-        <w:t xml:space="preserve">F</w:t>
+        <w:t xml:space="preserve">First</w:t>
       </w:r>
       <w:commentRangeEnd w:id="16"/>
       <w:r>
@@ -256,7 +256,7 @@
         <w:commentReference w:id="16"/>
       </w:r>
       <w:r>
-        <w:t xml:space="preserve">irst item ends with a semicolon;</w:t>
+        <w:t xml:space="preserve"> item ends with a semicolon;</w:t>
       </w:r>
     </w:p>
     <w:p>
@@ -265,7 +265,7 @@
       </w:pPr>
       <w:commentRangeStart w:id="17"/>
       <w:r>
-        <w:t xml:space="preserve">Second</w:t>
+        <w:t xml:space="preserve">Sec</w:t>
       </w:r>
       <w:commentRangeEnd w:id="17"/>
       <w:r>
@@ -275,16 +275,32 @@
         <w:commentReference w:id="17"/>
       </w:r>
       <w:r>
-        <w:t xml:space="preserve"> item ends with and; and</w:t>
+        <w:t xml:space="preserve">ond item ends with and; and</w:t>
       </w:r>
     </w:p>
     <w:p>
       <w:pPr>
         <w:pStyle w:val="ListBullet"/>
       </w:pPr>
+      <w:r>
+        <w:t>Third item ends with a full stop.</w:t>
+      </w:r>
+    </w:p>
+    <w:p>
       <w:commentRangeStart w:id="18"/>
+      <w:commentRangeStart w:id="19"/>
       <w:r>
-        <w:t xml:space="preserve">Third</w:t>
+        <w:rPr>
+          <w:b/>
+        </w:rPr>
+        <w:t>This Bold Line Is Really A Heading</w:t>
+      </w:r>
+      <w:commentRangeEnd w:id="19"/>
+      <w:r>
+        <w:rPr>
+          <w:rStyle w:val="CommentReference"/>
+        </w:rPr>
+        <w:commentReference w:id="19"/>
       </w:r>
       <w:commentRangeEnd w:id="18"/>
       <w:r>
@@ -293,39 +309,12 @@
         </w:rPr>
         <w:commentReference w:id="18"/>
       </w:r>
-      <w:r>
-        <w:t xml:space="preserve"> item ends with a full stop.</w:t>
-      </w:r>
-    </w:p>
-    <w:p>
-      <w:commentRangeStart w:id="19"/>
-      <w:commentRangeStart w:id="20"/>
-      <w:r>
-        <w:rPr>
-          <w:b/>
-        </w:rPr>
-        <w:t>This Bold Line Is Really A Heading</w:t>
-      </w:r>
-      <w:commentRangeEnd w:id="20"/>
-      <w:r>
-        <w:rPr>
-          <w:rStyle w:val="CommentReference"/>
-        </w:rPr>
-        <w:commentReference w:id="20"/>
-      </w:r>
-      <w:commentRangeEnd w:id="19"/>
-      <w:r>
-        <w:rPr>
-          <w:rStyle w:val="CommentReference"/>
-        </w:rPr>
-        <w:commentReference w:id="19"/>
-      </w:r>
     </w:p>
     <w:p>
       <w:r>
         <w:t xml:space="preserve">The </w:t>
       </w:r>
-      <w:commentRangeStart w:id="23"/>
+      <w:commentRangeStart w:id="22"/>
       <w:r>
         <w:t xml:space="preserve">org</w:t>
       </w:r>
@@ -338,21 +327,6 @@
       <w:r>
         <w:t xml:space="preserve">d</w:t>
       </w:r>
-      <w:commentRangeEnd w:id="23"/>
-      <w:r>
-        <w:rPr>
-          <w:rStyle w:val="CommentReference"/>
-        </w:rPr>
-        <w:commentReference w:id="23"/>
-      </w:r>
-      <w:r>
-        <w:t xml:space="preserve"> committee met at </w:t>
-      </w:r>
-      <w:commentRangeStart w:id="21"/>
-      <w:commentRangeStart w:id="22"/>
-      <w:r>
-        <w:t xml:space="preserve">3.30pm</w:t>
-      </w:r>
       <w:commentRangeEnd w:id="22"/>
       <w:r>
         <w:rPr>
@@ -360,12 +334,27 @@
         </w:rPr>
         <w:commentReference w:id="22"/>
       </w:r>
+      <w:r>
+        <w:t xml:space="preserve"> committee met at </w:t>
+      </w:r>
+      <w:commentRangeStart w:id="20"/>
+      <w:commentRangeStart w:id="21"/>
+      <w:r>
+        <w:t xml:space="preserve">3.30pm</w:t>
+      </w:r>
       <w:commentRangeEnd w:id="21"/>
       <w:r>
         <w:rPr>
           <w:rStyle w:val="CommentReference"/>
         </w:rPr>
         <w:commentReference w:id="21"/>
+      </w:r>
+      <w:commentRangeEnd w:id="20"/>
+      <w:r>
+        <w:rPr>
+          <w:rStyle w:val="CommentReference"/>
+        </w:rPr>
+        <w:commentReference w:id="20"/>
       </w:r>
       <w:r>
         <w:t xml:space="preserve">.</w:t>
@@ -386,16 +375,16 @@
             <w:tcW w:type="dxa" w:w="4320"/>
           </w:tcPr>
           <w:p>
-            <w:commentRangeStart w:id="24"/>
+            <w:commentRangeStart w:id="23"/>
             <w:r>
               <w:t xml:space="preserve">Colorful</w:t>
             </w:r>
-            <w:commentRangeEnd w:id="24"/>
+            <w:commentRangeEnd w:id="23"/>
             <w:r>
               <w:rPr>
                 <w:rStyle w:val="CommentReference"/>
               </w:rPr>
-              <w:commentReference w:id="24"/>
+              <w:commentReference w:id="23"/>
             </w:r>
             <w:r>
               <w:t xml:space="preserve"> data</w:t>
@@ -407,16 +396,16 @@
             <w:tcW w:type="dxa" w:w="4320"/>
           </w:tcPr>
           <w:p>
-            <w:commentRangeStart w:id="25"/>
+            <w:commentRangeStart w:id="24"/>
             <w:r>
               <w:t xml:space="preserve">Approx.</w:t>
             </w:r>
-            <w:commentRangeEnd w:id="25"/>
+            <w:commentRangeEnd w:id="24"/>
             <w:r>
               <w:rPr>
                 <w:rStyle w:val="CommentReference"/>
               </w:rPr>
-              <w:commentReference w:id="25"/>
+              <w:commentReference w:id="24"/>
             </w:r>
             <w:r>
               <w:t xml:space="preserve"> 100 items</w:t>
@@ -437,7 +426,7 @@
 
 <file path=word/comments.xml><?xml version="1.0" encoding="utf-8"?>
 <w:comments xmlns:w="http://schemas.openxmlformats.org/wordprocessingml/2006/main">
-  <w:comment w:id="0" w:author="Style Manual Check" w:initials="SMC" w:date="2026-07-17T07:44:22Z">
+  <w:comment w:id="0" w:author="Style Manual Check" w:initials="SMC" w:date="2026-07-28T13:25:07Z">
     <w:p>
       <w:pPr>
         <w:pStyle w:val="CommentText"/>
@@ -503,7 +492,7 @@
       </w:r>
     </w:p>
   </w:comment>
-  <w:comment w:id="1" w:author="Style Manual Check" w:initials="SMC" w:date="2026-07-17T07:44:22Z">
+  <w:comment w:id="1" w:author="Style Manual Check" w:initials="SMC" w:date="2026-07-28T13:25:07Z">
     <w:p>
       <w:pPr>
         <w:pStyle w:val="CommentText"/>
@@ -529,7 +518,7 @@
       </w:r>
     </w:p>
   </w:comment>
-  <w:comment w:id="2" w:author="Style Manual Check" w:initials="SMC" w:date="2026-07-17T07:44:22Z">
+  <w:comment w:id="2" w:author="Style Manual Check" w:initials="SMC" w:date="2026-07-28T13:25:07Z">
     <w:p>
       <w:pPr>
         <w:pStyle w:val="CommentText"/>
@@ -555,7 +544,7 @@
       </w:r>
     </w:p>
   </w:comment>
-  <w:comment w:id="3" w:author="Style Manual Check" w:initials="SMC" w:date="2026-07-17T07:44:22Z">
+  <w:comment w:id="3" w:author="Style Manual Check" w:initials="SMC" w:date="2026-07-28T13:25:07Z">
     <w:p>
       <w:pPr>
         <w:pStyle w:val="CommentText"/>
@@ -581,7 +570,7 @@
       </w:r>
     </w:p>
   </w:comment>
-  <w:comment w:id="4" w:author="Style Manual Check" w:initials="SMC" w:date="2026-07-17T07:44:22Z">
+  <w:comment w:id="4" w:author="Style Manual Check" w:initials="SMC" w:date="2026-07-28T13:25:07Z">
     <w:p>
       <w:pPr>
         <w:pStyle w:val="CommentText"/>
@@ -607,7 +596,7 @@
       </w:r>
     </w:p>
   </w:comment>
-  <w:comment w:id="5" w:author="Style Manual Check" w:initials="SMC" w:date="2026-07-17T07:44:22Z">
+  <w:comment w:id="5" w:author="Style Manual Check" w:initials="SMC" w:date="2026-07-28T13:25:07Z">
     <w:p>
       <w:pPr>
         <w:pStyle w:val="CommentText"/>
@@ -633,7 +622,7 @@
       </w:r>
     </w:p>
   </w:comment>
-  <w:comment w:id="6" w:author="Style Manual Check" w:initials="SMC" w:date="2026-07-17T07:44:22Z">
+  <w:comment w:id="6" w:author="Style Manual Check" w:initials="SMC" w:date="2026-07-28T13:25:07Z">
     <w:p>
       <w:pPr>
         <w:pStyle w:val="CommentText"/>
@@ -659,7 +648,7 @@
       </w:r>
     </w:p>
   </w:comment>
-  <w:comment w:id="7" w:author="Style Manual Check" w:initials="SMC" w:date="2026-07-17T07:44:22Z">
+  <w:comment w:id="7" w:author="Style Manual Check" w:initials="SMC" w:date="2026-07-28T13:25:07Z">
     <w:p>
       <w:pPr>
         <w:pStyle w:val="CommentText"/>
@@ -685,7 +674,7 @@
       </w:r>
     </w:p>
   </w:comment>
-  <w:comment w:id="8" w:author="Style Manual Check" w:initials="SMC" w:date="2026-07-17T07:44:22Z">
+  <w:comment w:id="8" w:author="Style Manual Check" w:initials="SMC" w:date="2026-07-28T13:25:07Z">
     <w:p>
       <w:pPr>
         <w:pStyle w:val="CommentText"/>
@@ -711,7 +700,7 @@
       </w:r>
     </w:p>
   </w:comment>
-  <w:comment w:id="9" w:author="Style Manual Check" w:initials="SMC" w:date="2026-07-17T07:44:22Z">
+  <w:comment w:id="9" w:author="Style Manual Check" w:initials="SMC" w:date="2026-07-28T13:25:07Z">
     <w:p>
       <w:pPr>
         <w:pStyle w:val="CommentText"/>
@@ -737,7 +726,7 @@
       </w:r>
     </w:p>
   </w:comment>
-  <w:comment w:id="10" w:author="Style Manual Check" w:initials="SMC" w:date="2026-07-17T07:44:22Z">
+  <w:comment w:id="10" w:author="Style Manual Check" w:initials="SMC" w:date="2026-07-28T13:25:07Z">
     <w:p>
       <w:pPr>
         <w:pStyle w:val="CommentText"/>
@@ -763,7 +752,7 @@
       </w:r>
     </w:p>
   </w:comment>
-  <w:comment w:id="11" w:author="Style Manual Check" w:initials="SMC" w:date="2026-07-17T07:44:22Z">
+  <w:comment w:id="11" w:author="Style Manual Check" w:initials="SMC" w:date="2026-07-28T13:25:07Z">
     <w:p>
       <w:pPr>
         <w:pStyle w:val="CommentText"/>
@@ -821,7 +810,7 @@
       </w:r>
     </w:p>
   </w:comment>
-  <w:comment w:id="12" w:author="Style Manual Check" w:initials="SMC" w:date="2026-07-17T07:44:22Z">
+  <w:comment w:id="12" w:author="Style Manual Check" w:initials="SMC" w:date="2026-07-28T13:25:07Z">
     <w:p>
       <w:pPr>
         <w:pStyle w:val="CommentText"/>
@@ -847,7 +836,7 @@
       </w:r>
     </w:p>
   </w:comment>
-  <w:comment w:id="13" w:author="Style Manual Check" w:initials="SMC" w:date="2026-07-17T07:44:22Z">
+  <w:comment w:id="13" w:author="Style Manual Check" w:initials="SMC" w:date="2026-07-28T13:25:07Z">
     <w:p>
       <w:pPr>
         <w:pStyle w:val="CommentText"/>
@@ -873,7 +862,7 @@
       </w:r>
     </w:p>
   </w:comment>
-  <w:comment w:id="14" w:author="Style Manual Check" w:initials="SMC" w:date="2026-07-17T07:44:22Z">
+  <w:comment w:id="14" w:author="Style Manual Check" w:initials="SMC" w:date="2026-07-28T13:25:07Z">
     <w:p>
       <w:pPr>
         <w:pStyle w:val="CommentText"/>
@@ -899,7 +888,7 @@
       </w:r>
     </w:p>
   </w:comment>
-  <w:comment w:id="15" w:author="Style Manual Check" w:initials="SMC" w:date="2026-07-17T07:44:22Z">
+  <w:comment w:id="15" w:author="Style Manual Check" w:initials="SMC" w:date="2026-07-28T13:25:07Z">
     <w:p>
       <w:pPr>
         <w:pStyle w:val="CommentText"/>
@@ -925,7 +914,31 @@
       </w:r>
     </w:p>
   </w:comment>
-  <w:comment w:id="16" w:author="Style Manual Check" w:initials="SMC" w:date="2026-07-17T07:44:22Z">
+  <w:comment w:id="16" w:author="Style Manual Check" w:initials="SMC" w:date="2026-07-28T13:25:07Z">
+    <w:p>
+      <w:pPr>
+        <w:pStyle w:val="CommentText"/>
+      </w:pPr>
+      <w:r>
+        <w:t xml:space="preserve">Check this list: List formatting can be complex.</w:t>
+      </w:r>
+    </w:p>
+    <w:p>
+      <w:pPr>
+        <w:pStyle w:val="CommentText"/>
+      </w:pPr>
+      <w:r>
+        <w:t xml:space="preserve">Style Manual guidance: https://www.stylemanual.gov.au/structuring-content/lists</w:t>
+      </w:r>
+    </w:p>
+    <w:p>
+      <w:pPr>
+        <w:pStyle w:val="CommentText"/>
+      </w:pPr>
+      <w:r>
+        <w:t xml:space="preserve">Also flagged in this text:</w:t>
+      </w:r>
+    </w:p>
     <w:p>
       <w:pPr>
         <w:pStyle w:val="CommentText"/>
@@ -951,47 +964,7 @@
       </w:r>
     </w:p>
   </w:comment>
-  <w:comment w:id="17" w:author="Style Manual Check" w:initials="SMC" w:date="2026-07-17T07:44:22Z">
-    <w:p>
-      <w:pPr>
-        <w:pStyle w:val="CommentText"/>
-      </w:pPr>
-      <w:r>
-        <w:t xml:space="preserve">List item capitalisation: Sentence and stand-alone list items start with a capital letter. Fragment list items start lower case unless they begin with a proper noun.</w:t>
-      </w:r>
-    </w:p>
-    <w:p>
-      <w:pPr>
-        <w:pStyle w:val="CommentText"/>
-      </w:pPr>
-      <w:r>
-        <w:t xml:space="preserve">Suggested change: 'second'</w:t>
-      </w:r>
-    </w:p>
-    <w:p>
-      <w:pPr>
-        <w:pStyle w:val="CommentText"/>
-      </w:pPr>
-      <w:r>
-        <w:t xml:space="preserve">This looks like a fragment list (each item completes the lead-in), so items start lower case. Keep the capital if this is a proper noun.</w:t>
-      </w:r>
-    </w:p>
-    <w:p>
-      <w:pPr>
-        <w:pStyle w:val="CommentText"/>
-      </w:pPr>
-      <w:r>
-        <w:t xml:space="preserve">Style Manual guidance: https://www.stylemanual.gov.au/structuring-content/lists</w:t>
-      </w:r>
-    </w:p>
-    <w:p>
-      <w:pPr>
-        <w:pStyle w:val="CommentText"/>
-      </w:pPr>
-      <w:r>
-        <w:t xml:space="preserve">Also flagged in this text:</w:t>
-      </w:r>
-    </w:p>
+  <w:comment w:id="17" w:author="Style Manual Check" w:initials="SMC" w:date="2026-07-28T13:25:07Z">
     <w:p>
       <w:pPr>
         <w:pStyle w:val="CommentText"/>
@@ -1017,41 +990,7 @@
       </w:r>
     </w:p>
   </w:comment>
-  <w:comment w:id="18" w:author="Style Manual Check" w:initials="SMC" w:date="2026-07-17T07:44:22Z">
-    <w:p>
-      <w:pPr>
-        <w:pStyle w:val="CommentText"/>
-      </w:pPr>
-      <w:r>
-        <w:t xml:space="preserve">List item capitalisation: Sentence and stand-alone list items start with a capital letter. Fragment list items start lower case unless they begin with a proper noun.</w:t>
-      </w:r>
-    </w:p>
-    <w:p>
-      <w:pPr>
-        <w:pStyle w:val="CommentText"/>
-      </w:pPr>
-      <w:r>
-        <w:t xml:space="preserve">Suggested change: 'third'</w:t>
-      </w:r>
-    </w:p>
-    <w:p>
-      <w:pPr>
-        <w:pStyle w:val="CommentText"/>
-      </w:pPr>
-      <w:r>
-        <w:t xml:space="preserve">This looks like a fragment list (each item completes the lead-in), so items start lower case. Keep the capital if this is a proper noun.</w:t>
-      </w:r>
-    </w:p>
-    <w:p>
-      <w:pPr>
-        <w:pStyle w:val="CommentText"/>
-      </w:pPr>
-      <w:r>
-        <w:t xml:space="preserve">Style Manual guidance: https://www.stylemanual.gov.au/structuring-content/lists</w:t>
-      </w:r>
-    </w:p>
-  </w:comment>
-  <w:comment w:id="19" w:author="Style Manual Check" w:initials="SMC" w:date="2026-07-17T07:44:22Z">
+  <w:comment w:id="18" w:author="Style Manual Check" w:initials="SMC" w:date="2026-07-28T13:25:07Z">
     <w:p>
       <w:pPr>
         <w:pStyle w:val="CommentText"/>
@@ -1077,7 +1016,7 @@
       </w:r>
     </w:p>
   </w:comment>
-  <w:comment w:id="20" w:author="Style Manual Check" w:initials="SMC" w:date="2026-07-17T07:44:22Z">
+  <w:comment w:id="19" w:author="Style Manual Check" w:initials="SMC" w:date="2026-07-28T13:25:07Z">
     <w:p>
       <w:pPr>
         <w:pStyle w:val="CommentText"/>
@@ -1103,7 +1042,7 @@
       </w:r>
     </w:p>
   </w:comment>
-  <w:comment w:id="21" w:author="Style Manual Check" w:initials="SMC" w:date="2026-07-17T07:44:22Z">
+  <w:comment w:id="20" w:author="Style Manual Check" w:initials="SMC" w:date="2026-07-28T13:25:07Z">
     <w:p>
       <w:pPr>
         <w:pStyle w:val="CommentText"/>
@@ -1129,7 +1068,7 @@
       </w:r>
     </w:p>
   </w:comment>
-  <w:comment w:id="22" w:author="Style Manual Check" w:initials="SMC" w:date="2026-07-17T07:44:22Z">
+  <w:comment w:id="21" w:author="Style Manual Check" w:initials="SMC" w:date="2026-07-28T13:25:07Z">
     <w:p>
       <w:pPr>
         <w:pStyle w:val="CommentText"/>
@@ -1155,7 +1094,7 @@
       </w:r>
     </w:p>
   </w:comment>
-  <w:comment w:id="23" w:author="Style Manual Check" w:initials="SMC" w:date="2026-07-17T07:44:22Z">
+  <w:comment w:id="22" w:author="Style Manual Check" w:initials="SMC" w:date="2026-07-28T13:25:07Z">
     <w:p>
       <w:pPr>
         <w:pStyle w:val="CommentText"/>
@@ -1181,7 +1120,7 @@
       </w:r>
     </w:p>
   </w:comment>
-  <w:comment w:id="24" w:author="Style Manual Check" w:initials="SMC" w:date="2026-07-17T07:44:22Z">
+  <w:comment w:id="23" w:author="Style Manual Check" w:initials="SMC" w:date="2026-07-28T13:25:07Z">
     <w:p>
       <w:pPr>
         <w:pStyle w:val="CommentText"/>
@@ -1207,7 +1146,7 @@
       </w:r>
     </w:p>
   </w:comment>
-  <w:comment w:id="25" w:author="Style Manual Check" w:initials="SMC" w:date="2026-07-17T07:44:22Z">
+  <w:comment w:id="24" w:author="Style Manual Check" w:initials="SMC" w:date="2026-07-28T13:25:07Z">
     <w:p>
       <w:pPr>
         <w:pStyle w:val="CommentText"/>

--- a/tests/sample - annotated.docx
+++ b/tests/sample - annotated.docx
@@ -425,14 +425,20 @@
 </file>
 
 <file path=word/comments.xml><?xml version="1.0" encoding="utf-8"?>
-<w:comments xmlns:w="http://schemas.openxmlformats.org/wordprocessingml/2006/main">
-  <w:comment w:id="0" w:author="Style Manual Check" w:initials="SMC" w:date="2026-07-28T13:25:07Z">
+<w:comments xmlns:w="http://schemas.openxmlformats.org/wordprocessingml/2006/main" xmlns:r="http://schemas.openxmlformats.org/officeDocument/2006/relationships">
+  <w:comment w:id="0" w:author="Style Manual Check" w:initials="SMC" w:date="2026-08-05T11:29:36Z">
     <w:p>
       <w:pPr>
         <w:pStyle w:val="CommentText"/>
       </w:pPr>
       <w:r>
-        <w:t xml:space="preserve">Title case heading: Use sentence case for headings, not title case. Only capitalise the first word and proper nouns. Note: you may need to adjust the suggested fix if the heading contains proper nouns.</w:t>
+        <w:rPr>
+          <w:b/>
+        </w:rPr>
+        <w:t xml:space="preserve">Title case heading: </w:t>
+      </w:r>
+      <w:r>
+        <w:t xml:space="preserve">Use sentence case in headings, not title case. Only capitalise the first word and proper nouns. You may need to adjust the suggested fix if the heading contains proper nouns.</w:t>
       </w:r>
     </w:p>
     <w:p>
@@ -440,16 +446,28 @@
         <w:pStyle w:val="CommentText"/>
       </w:pPr>
       <w:r>
-        <w:t xml:space="preserve">Suggested change: 'A report about organizational color standards'</w:t>
+        <w:rPr>
+          <w:b/>
+        </w:rPr>
+        <w:t xml:space="preserve">Suggested change: </w:t>
+      </w:r>
+      <w:r>
+        <w:t xml:space="preserve">'A report about organizational color standards'</w:t>
       </w:r>
     </w:p>
     <w:p>
       <w:pPr>
         <w:pStyle w:val="CommentText"/>
       </w:pPr>
-      <w:r>
-        <w:t xml:space="preserve">Style Manual guidance: https://www.stylemanual.gov.au/structuring-content/headings</w:t>
-      </w:r>
+      <w:hyperlink r:id="rIdPP1">
+        <w:r>
+          <w:rPr>
+            <w:color w:val="0563C1"/>
+            <w:u w:val="single"/>
+          </w:rPr>
+          <w:t xml:space="preserve">Style Manual guidance on headings</w:t>
+        </w:r>
+      </w:hyperlink>
     </w:p>
     <w:p>
       <w:pPr>
@@ -464,7 +482,13 @@
         <w:pStyle w:val="CommentText"/>
       </w:pPr>
       <w:r>
-        <w:t xml:space="preserve">-or to -our spelling: Australian English uses -our endings (for example, colour, favour, honour).</w:t>
+        <w:rPr>
+          <w:b/>
+        </w:rPr>
+        <w:t xml:space="preserve">-or to -our spelling: </w:t>
+      </w:r>
+      <w:r>
+        <w:t xml:space="preserve">Australian English uses -our endings (for example, colour, favour, honour).</w:t>
       </w:r>
     </w:p>
     <w:p>
@@ -472,7 +496,13 @@
         <w:pStyle w:val="CommentText"/>
       </w:pPr>
       <w:r>
-        <w:t xml:space="preserve">Suggested change: Colour</w:t>
+        <w:rPr>
+          <w:b/>
+        </w:rPr>
+        <w:t xml:space="preserve">Suggested change: </w:t>
+      </w:r>
+      <w:r>
+        <w:t xml:space="preserve">Colour</w:t>
       </w:r>
     </w:p>
     <w:p>
@@ -487,18 +517,30 @@
       <w:pPr>
         <w:pStyle w:val="CommentText"/>
       </w:pPr>
-      <w:r>
-        <w:t xml:space="preserve">Style Manual guidance: https://www.stylemanual.gov.au/grammar-punctuation-and-conventions/spelling</w:t>
-      </w:r>
+      <w:hyperlink r:id="rIdPP2">
+        <w:r>
+          <w:rPr>
+            <w:color w:val="0563C1"/>
+            <w:u w:val="single"/>
+          </w:rPr>
+          <w:t xml:space="preserve">Style Manual guidance on spelling</w:t>
+        </w:r>
+      </w:hyperlink>
     </w:p>
   </w:comment>
-  <w:comment w:id="1" w:author="Style Manual Check" w:initials="SMC" w:date="2026-07-28T13:25:07Z">
+  <w:comment w:id="1" w:author="Style Manual Check" w:initials="SMC" w:date="2026-08-05T11:29:36Z">
     <w:p>
       <w:pPr>
         <w:pStyle w:val="CommentText"/>
       </w:pPr>
       <w:r>
-        <w:t xml:space="preserve">US date format: Write dates as '15 January 2024', not 'January 15, 2024'. Day comes before month in Australian style.</w:t>
+        <w:rPr>
+          <w:b/>
+        </w:rPr>
+        <w:t xml:space="preserve">US date format: </w:t>
+      </w:r>
+      <w:r>
+        <w:t xml:space="preserve">Write dates as '15 January 2024', not 'January 15, 2024'. Day comes before month in Australian style.</w:t>
       </w:r>
     </w:p>
     <w:p>
@@ -506,7 +548,43 @@
         <w:pStyle w:val="CommentText"/>
       </w:pPr>
       <w:r>
-        <w:t xml:space="preserve">Suggested change: '15 January 2024'</w:t>
+        <w:rPr>
+          <w:b/>
+        </w:rPr>
+        <w:t xml:space="preserve">Suggested change: </w:t>
+      </w:r>
+      <w:r>
+        <w:t xml:space="preserve">'15 January 2024'</w:t>
+      </w:r>
+    </w:p>
+    <w:p>
+      <w:pPr>
+        <w:pStyle w:val="CommentText"/>
+      </w:pPr>
+      <w:hyperlink r:id="rIdPP3">
+        <w:r>
+          <w:rPr>
+            <w:color w:val="0563C1"/>
+            <w:u w:val="single"/>
+          </w:rPr>
+          <w:t xml:space="preserve">Style Manual guidance on dates and time</w:t>
+        </w:r>
+      </w:hyperlink>
+    </w:p>
+  </w:comment>
+  <w:comment w:id="2" w:author="Style Manual Check" w:initials="SMC" w:date="2026-08-05T11:29:36Z">
+    <w:p>
+      <w:pPr>
+        <w:pStyle w:val="CommentText"/>
+      </w:pPr>
+      <w:r>
+        <w:rPr>
+          <w:b/>
+        </w:rPr>
+        <w:t xml:space="preserve">-ize to -ise spelling: </w:t>
+      </w:r>
+      <w:r>
+        <w:t xml:space="preserve">Australian English uses -ise endings (for example, organise, realise, recognise).</w:t>
       </w:r>
     </w:p>
     <w:p>
@@ -514,17 +592,43 @@
         <w:pStyle w:val="CommentText"/>
       </w:pPr>
       <w:r>
-        <w:t xml:space="preserve">Style Manual guidance: https://www.stylemanual.gov.au/grammar-punctuation-and-conventions/numbers-and-measurements/dates-and-time</w:t>
+        <w:rPr>
+          <w:b/>
+        </w:rPr>
+        <w:t xml:space="preserve">Suggested change: </w:t>
+      </w:r>
+      <w:r>
+        <w:t xml:space="preserve">'finalise'</w:t>
       </w:r>
     </w:p>
+    <w:p>
+      <w:pPr>
+        <w:pStyle w:val="CommentText"/>
+      </w:pPr>
+      <w:hyperlink r:id="rIdPP2">
+        <w:r>
+          <w:rPr>
+            <w:color w:val="0563C1"/>
+            <w:u w:val="single"/>
+          </w:rPr>
+          <w:t xml:space="preserve">Style Manual guidance on spelling</w:t>
+        </w:r>
+      </w:hyperlink>
+    </w:p>
   </w:comment>
-  <w:comment w:id="2" w:author="Style Manual Check" w:initials="SMC" w:date="2026-07-28T13:25:07Z">
+  <w:comment w:id="3" w:author="Style Manual Check" w:initials="SMC" w:date="2026-08-05T11:29:36Z">
     <w:p>
       <w:pPr>
         <w:pStyle w:val="CommentText"/>
       </w:pPr>
       <w:r>
-        <w:t xml:space="preserve">-ize to -ise spelling: Australian English uses -ise endings (for example, organise, realise, recognise).</w:t>
+        <w:rPr>
+          <w:b/>
+        </w:rPr>
+        <w:t xml:space="preserve">-or to -our spelling: </w:t>
+      </w:r>
+      <w:r>
+        <w:t xml:space="preserve">Australian English uses -our endings (for example, colour, favour, honour).</w:t>
       </w:r>
     </w:p>
     <w:p>
@@ -532,7 +636,43 @@
         <w:pStyle w:val="CommentText"/>
       </w:pPr>
       <w:r>
-        <w:t xml:space="preserve">Suggested change: 'finalise'</w:t>
+        <w:rPr>
+          <w:b/>
+        </w:rPr>
+        <w:t xml:space="preserve">Suggested change: </w:t>
+      </w:r>
+      <w:r>
+        <w:t xml:space="preserve">'labour'</w:t>
+      </w:r>
+    </w:p>
+    <w:p>
+      <w:pPr>
+        <w:pStyle w:val="CommentText"/>
+      </w:pPr>
+      <w:hyperlink r:id="rIdPP2">
+        <w:r>
+          <w:rPr>
+            <w:color w:val="0563C1"/>
+            <w:u w:val="single"/>
+          </w:rPr>
+          <w:t xml:space="preserve">Style Manual guidance on spelling</w:t>
+        </w:r>
+      </w:hyperlink>
+    </w:p>
+  </w:comment>
+  <w:comment w:id="4" w:author="Style Manual Check" w:initials="SMC" w:date="2026-08-05T11:29:36Z">
+    <w:p>
+      <w:pPr>
+        <w:pStyle w:val="CommentText"/>
+      </w:pPr>
+      <w:r>
+        <w:rPr>
+          <w:b/>
+        </w:rPr>
+        <w:t xml:space="preserve">Latin abbreviation: e.g.: </w:t>
+      </w:r>
+      <w:r>
+        <w:t xml:space="preserve">Use 'for example' instead of 'e.g.' in general content. Latin abbreviations can be unclear to some readers.</w:t>
       </w:r>
     </w:p>
     <w:p>
@@ -540,17 +680,43 @@
         <w:pStyle w:val="CommentText"/>
       </w:pPr>
       <w:r>
-        <w:t xml:space="preserve">Style Manual guidance: https://www.stylemanual.gov.au/grammar-punctuation-and-conventions/spelling</w:t>
+        <w:rPr>
+          <w:b/>
+        </w:rPr>
+        <w:t xml:space="preserve">Suggested change: </w:t>
+      </w:r>
+      <w:r>
+        <w:t xml:space="preserve">'for example,'</w:t>
       </w:r>
     </w:p>
+    <w:p>
+      <w:pPr>
+        <w:pStyle w:val="CommentText"/>
+      </w:pPr>
+      <w:hyperlink r:id="rIdPP4">
+        <w:r>
+          <w:rPr>
+            <w:color w:val="0563C1"/>
+            <w:u w:val="single"/>
+          </w:rPr>
+          <w:t xml:space="preserve">Style Manual guidance on Latin shortened forms</w:t>
+        </w:r>
+      </w:hyperlink>
+    </w:p>
   </w:comment>
-  <w:comment w:id="3" w:author="Style Manual Check" w:initials="SMC" w:date="2026-07-28T13:25:07Z">
+  <w:comment w:id="5" w:author="Style Manual Check" w:initials="SMC" w:date="2026-08-05T11:29:36Z">
     <w:p>
       <w:pPr>
         <w:pStyle w:val="CommentText"/>
       </w:pPr>
       <w:r>
-        <w:t xml:space="preserve">-or to -our spelling: Australian English uses -our endings (for example, colour, favour, honour).</w:t>
+        <w:rPr>
+          <w:b/>
+        </w:rPr>
+        <w:t xml:space="preserve">-yze to -yse spelling: </w:t>
+      </w:r>
+      <w:r>
+        <w:t xml:space="preserve">Australian English uses -yse endings (for example, analyse, paralyse).</w:t>
       </w:r>
     </w:p>
     <w:p>
@@ -558,7 +724,43 @@
         <w:pStyle w:val="CommentText"/>
       </w:pPr>
       <w:r>
-        <w:t xml:space="preserve">Suggested change: 'labour'</w:t>
+        <w:rPr>
+          <w:b/>
+        </w:rPr>
+        <w:t xml:space="preserve">Suggested change: </w:t>
+      </w:r>
+      <w:r>
+        <w:t xml:space="preserve">'analyse'</w:t>
+      </w:r>
+    </w:p>
+    <w:p>
+      <w:pPr>
+        <w:pStyle w:val="CommentText"/>
+      </w:pPr>
+      <w:hyperlink r:id="rIdPP2">
+        <w:r>
+          <w:rPr>
+            <w:color w:val="0563C1"/>
+            <w:u w:val="single"/>
+          </w:rPr>
+          <w:t xml:space="preserve">Style Manual guidance on spelling</w:t>
+        </w:r>
+      </w:hyperlink>
+    </w:p>
+  </w:comment>
+  <w:comment w:id="6" w:author="Style Manual Check" w:initials="SMC" w:date="2026-08-05T11:29:36Z">
+    <w:p>
+      <w:pPr>
+        <w:pStyle w:val="CommentText"/>
+      </w:pPr>
+      <w:r>
+        <w:rPr>
+          <w:b/>
+        </w:rPr>
+        <w:t xml:space="preserve">-ize to -ise spelling: </w:t>
+      </w:r>
+      <w:r>
+        <w:t xml:space="preserve">Australian English uses -ise endings (for example, organise, realise, recognise).</w:t>
       </w:r>
     </w:p>
     <w:p>
@@ -566,17 +768,43 @@
         <w:pStyle w:val="CommentText"/>
       </w:pPr>
       <w:r>
-        <w:t xml:space="preserve">Style Manual guidance: https://www.stylemanual.gov.au/grammar-punctuation-and-conventions/spelling</w:t>
+        <w:rPr>
+          <w:b/>
+        </w:rPr>
+        <w:t xml:space="preserve">Suggested change: </w:t>
+      </w:r>
+      <w:r>
+        <w:t xml:space="preserve">'maximise'</w:t>
       </w:r>
     </w:p>
+    <w:p>
+      <w:pPr>
+        <w:pStyle w:val="CommentText"/>
+      </w:pPr>
+      <w:hyperlink r:id="rIdPP2">
+        <w:r>
+          <w:rPr>
+            <w:color w:val="0563C1"/>
+            <w:u w:val="single"/>
+          </w:rPr>
+          <w:t xml:space="preserve">Style Manual guidance on spelling</w:t>
+        </w:r>
+      </w:hyperlink>
+    </w:p>
   </w:comment>
-  <w:comment w:id="4" w:author="Style Manual Check" w:initials="SMC" w:date="2026-07-28T13:25:07Z">
+  <w:comment w:id="7" w:author="Style Manual Check" w:initials="SMC" w:date="2026-08-05T11:29:36Z">
     <w:p>
       <w:pPr>
         <w:pStyle w:val="CommentText"/>
       </w:pPr>
       <w:r>
-        <w:t xml:space="preserve">Latin abbreviation: e.g.: Use 'for example' instead of 'e.g.' in general content. Latin abbreviations can be unclear to some readers.</w:t>
+        <w:rPr>
+          <w:b/>
+        </w:rPr>
+        <w:t xml:space="preserve">-or to -our spelling: </w:t>
+      </w:r>
+      <w:r>
+        <w:t xml:space="preserve">Australian English uses -our endings (for example, colour, favour, honour).</w:t>
       </w:r>
     </w:p>
     <w:p>
@@ -584,7 +812,43 @@
         <w:pStyle w:val="CommentText"/>
       </w:pPr>
       <w:r>
-        <w:t xml:space="preserve">Suggested change: 'for example,'</w:t>
+        <w:rPr>
+          <w:b/>
+        </w:rPr>
+        <w:t xml:space="preserve">Suggested change: </w:t>
+      </w:r>
+      <w:r>
+        <w:t xml:space="preserve">'colour'</w:t>
+      </w:r>
+    </w:p>
+    <w:p>
+      <w:pPr>
+        <w:pStyle w:val="CommentText"/>
+      </w:pPr>
+      <w:hyperlink r:id="rIdPP2">
+        <w:r>
+          <w:rPr>
+            <w:color w:val="0563C1"/>
+            <w:u w:val="single"/>
+          </w:rPr>
+          <w:t xml:space="preserve">Style Manual guidance on spelling</w:t>
+        </w:r>
+      </w:hyperlink>
+    </w:p>
+  </w:comment>
+  <w:comment w:id="8" w:author="Style Manual Check" w:initials="SMC" w:date="2026-08-05T11:29:36Z">
+    <w:p>
+      <w:pPr>
+        <w:pStyle w:val="CommentText"/>
+      </w:pPr>
+      <w:r>
+        <w:rPr>
+          <w:b/>
+        </w:rPr>
+        <w:t xml:space="preserve">-ize to -ise spelling: </w:t>
+      </w:r>
+      <w:r>
+        <w:t xml:space="preserve">Australian English uses -ise endings (for example, organise, realise, recognise).</w:t>
       </w:r>
     </w:p>
     <w:p>
@@ -592,17 +856,43 @@
         <w:pStyle w:val="CommentText"/>
       </w:pPr>
       <w:r>
-        <w:t xml:space="preserve">Style Manual guidance: https://www.stylemanual.gov.au/grammar-punctuation-and-conventions/shortened-words-and-phrases/latin-shortened-forms</w:t>
+        <w:rPr>
+          <w:b/>
+        </w:rPr>
+        <w:t xml:space="preserve">Suggested change: </w:t>
+      </w:r>
+      <w:r>
+        <w:t xml:space="preserve">'utilise'</w:t>
       </w:r>
     </w:p>
+    <w:p>
+      <w:pPr>
+        <w:pStyle w:val="CommentText"/>
+      </w:pPr>
+      <w:hyperlink r:id="rIdPP2">
+        <w:r>
+          <w:rPr>
+            <w:color w:val="0563C1"/>
+            <w:u w:val="single"/>
+          </w:rPr>
+          <w:t xml:space="preserve">Style Manual guidance on spelling</w:t>
+        </w:r>
+      </w:hyperlink>
+    </w:p>
   </w:comment>
-  <w:comment w:id="5" w:author="Style Manual Check" w:initials="SMC" w:date="2026-07-28T13:25:07Z">
+  <w:comment w:id="9" w:author="Style Manual Check" w:initials="SMC" w:date="2026-08-05T11:29:36Z">
     <w:p>
       <w:pPr>
         <w:pStyle w:val="CommentText"/>
       </w:pPr>
       <w:r>
-        <w:t xml:space="preserve">-yze to -yse spelling: Australian English uses -yse endings (for example, analyse, paralyse).</w:t>
+        <w:rPr>
+          <w:b/>
+        </w:rPr>
+        <w:t xml:space="preserve">Title case heading: </w:t>
+      </w:r>
+      <w:r>
+        <w:t xml:space="preserve">Use sentence case in headings, not title case. Only capitalise the first word and proper nouns. You may need to adjust the suggested fix if the heading contains proper nouns.</w:t>
       </w:r>
     </w:p>
     <w:p>
@@ -610,7 +900,43 @@
         <w:pStyle w:val="CommentText"/>
       </w:pPr>
       <w:r>
-        <w:t xml:space="preserve">Suggested change: 'analyse'</w:t>
+        <w:rPr>
+          <w:b/>
+        </w:rPr>
+        <w:t xml:space="preserve">Suggested change: </w:t>
+      </w:r>
+      <w:r>
+        <w:t xml:space="preserve">'Key findings and recommendations'</w:t>
+      </w:r>
+    </w:p>
+    <w:p>
+      <w:pPr>
+        <w:pStyle w:val="CommentText"/>
+      </w:pPr>
+      <w:hyperlink r:id="rIdPP1">
+        <w:r>
+          <w:rPr>
+            <w:color w:val="0563C1"/>
+            <w:u w:val="single"/>
+          </w:rPr>
+          <w:t xml:space="preserve">Style Manual guidance on headings</w:t>
+        </w:r>
+      </w:hyperlink>
+    </w:p>
+  </w:comment>
+  <w:comment w:id="10" w:author="Style Manual Check" w:initials="SMC" w:date="2026-08-05T11:29:36Z">
+    <w:p>
+      <w:pPr>
+        <w:pStyle w:val="CommentText"/>
+      </w:pPr>
+      <w:r>
+        <w:rPr>
+          <w:b/>
+        </w:rPr>
+        <w:t xml:space="preserve">-ize to -ise spelling: </w:t>
+      </w:r>
+      <w:r>
+        <w:t xml:space="preserve">Australian English uses -ise endings (for example, organise, realise, recognise).</w:t>
       </w:r>
     </w:p>
     <w:p>
@@ -618,17 +944,43 @@
         <w:pStyle w:val="CommentText"/>
       </w:pPr>
       <w:r>
-        <w:t xml:space="preserve">Style Manual guidance: https://www.stylemanual.gov.au/grammar-punctuation-and-conventions/spelling</w:t>
+        <w:rPr>
+          <w:b/>
+        </w:rPr>
+        <w:t xml:space="preserve">Suggested change: </w:t>
+      </w:r>
+      <w:r>
+        <w:t xml:space="preserve">'recognise'</w:t>
       </w:r>
     </w:p>
+    <w:p>
+      <w:pPr>
+        <w:pStyle w:val="CommentText"/>
+      </w:pPr>
+      <w:hyperlink r:id="rIdPP2">
+        <w:r>
+          <w:rPr>
+            <w:color w:val="0563C1"/>
+            <w:u w:val="single"/>
+          </w:rPr>
+          <w:t xml:space="preserve">Style Manual guidance on spelling</w:t>
+        </w:r>
+      </w:hyperlink>
+    </w:p>
   </w:comment>
-  <w:comment w:id="6" w:author="Style Manual Check" w:initials="SMC" w:date="2026-07-28T13:25:07Z">
+  <w:comment w:id="11" w:author="Style Manual Check" w:initials="SMC" w:date="2026-08-05T11:29:36Z">
     <w:p>
       <w:pPr>
         <w:pStyle w:val="CommentText"/>
       </w:pPr>
       <w:r>
-        <w:t xml:space="preserve">-ize to -ise spelling: Australian English uses -ise endings (for example, organise, realise, recognise).</w:t>
+        <w:rPr>
+          <w:b/>
+        </w:rPr>
+        <w:t xml:space="preserve">-or to -our spelling: </w:t>
+      </w:r>
+      <w:r>
+        <w:t xml:space="preserve">Australian English uses -our endings (for example, colour, favour, honour).</w:t>
       </w:r>
     </w:p>
     <w:p>
@@ -636,146 +988,28 @@
         <w:pStyle w:val="CommentText"/>
       </w:pPr>
       <w:r>
-        <w:t xml:space="preserve">Suggested change: 'maximise'</w:t>
+        <w:rPr>
+          <w:b/>
+        </w:rPr>
+        <w:t xml:space="preserve">Suggested change: </w:t>
+      </w:r>
+      <w:r>
+        <w:t xml:space="preserve">'behaviour'</w:t>
       </w:r>
     </w:p>
     <w:p>
       <w:pPr>
         <w:pStyle w:val="CommentText"/>
       </w:pPr>
-      <w:r>
-        <w:t xml:space="preserve">Style Manual guidance: https://www.stylemanual.gov.au/grammar-punctuation-and-conventions/spelling</w:t>
-      </w:r>
-    </w:p>
-  </w:comment>
-  <w:comment w:id="7" w:author="Style Manual Check" w:initials="SMC" w:date="2026-07-28T13:25:07Z">
-    <w:p>
-      <w:pPr>
-        <w:pStyle w:val="CommentText"/>
-      </w:pPr>
-      <w:r>
-        <w:t xml:space="preserve">-or to -our spelling: Australian English uses -our endings (for example, colour, favour, honour).</w:t>
-      </w:r>
-    </w:p>
-    <w:p>
-      <w:pPr>
-        <w:pStyle w:val="CommentText"/>
-      </w:pPr>
-      <w:r>
-        <w:t xml:space="preserve">Suggested change: 'colour'</w:t>
-      </w:r>
-    </w:p>
-    <w:p>
-      <w:pPr>
-        <w:pStyle w:val="CommentText"/>
-      </w:pPr>
-      <w:r>
-        <w:t xml:space="preserve">Style Manual guidance: https://www.stylemanual.gov.au/grammar-punctuation-and-conventions/spelling</w:t>
-      </w:r>
-    </w:p>
-  </w:comment>
-  <w:comment w:id="8" w:author="Style Manual Check" w:initials="SMC" w:date="2026-07-28T13:25:07Z">
-    <w:p>
-      <w:pPr>
-        <w:pStyle w:val="CommentText"/>
-      </w:pPr>
-      <w:r>
-        <w:t xml:space="preserve">-ize to -ise spelling: Australian English uses -ise endings (for example, organise, realise, recognise).</w:t>
-      </w:r>
-    </w:p>
-    <w:p>
-      <w:pPr>
-        <w:pStyle w:val="CommentText"/>
-      </w:pPr>
-      <w:r>
-        <w:t xml:space="preserve">Suggested change: 'utilise'</w:t>
-      </w:r>
-    </w:p>
-    <w:p>
-      <w:pPr>
-        <w:pStyle w:val="CommentText"/>
-      </w:pPr>
-      <w:r>
-        <w:t xml:space="preserve">Style Manual guidance: https://www.stylemanual.gov.au/grammar-punctuation-and-conventions/spelling</w:t>
-      </w:r>
-    </w:p>
-  </w:comment>
-  <w:comment w:id="9" w:author="Style Manual Check" w:initials="SMC" w:date="2026-07-28T13:25:07Z">
-    <w:p>
-      <w:pPr>
-        <w:pStyle w:val="CommentText"/>
-      </w:pPr>
-      <w:r>
-        <w:t xml:space="preserve">Title case heading: Use sentence case for headings, not title case. Only capitalise the first word and proper nouns. Note: you may need to adjust the suggested fix if the heading contains proper nouns.</w:t>
-      </w:r>
-    </w:p>
-    <w:p>
-      <w:pPr>
-        <w:pStyle w:val="CommentText"/>
-      </w:pPr>
-      <w:r>
-        <w:t xml:space="preserve">Suggested change: 'Key findings and recommendations'</w:t>
-      </w:r>
-    </w:p>
-    <w:p>
-      <w:pPr>
-        <w:pStyle w:val="CommentText"/>
-      </w:pPr>
-      <w:r>
-        <w:t xml:space="preserve">Style Manual guidance: https://www.stylemanual.gov.au/structuring-content/headings</w:t>
-      </w:r>
-    </w:p>
-  </w:comment>
-  <w:comment w:id="10" w:author="Style Manual Check" w:initials="SMC" w:date="2026-07-28T13:25:07Z">
-    <w:p>
-      <w:pPr>
-        <w:pStyle w:val="CommentText"/>
-      </w:pPr>
-      <w:r>
-        <w:t xml:space="preserve">-ize to -ise spelling: Australian English uses -ise endings (for example, organise, realise, recognise).</w:t>
-      </w:r>
-    </w:p>
-    <w:p>
-      <w:pPr>
-        <w:pStyle w:val="CommentText"/>
-      </w:pPr>
-      <w:r>
-        <w:t xml:space="preserve">Suggested change: 'recognise'</w:t>
-      </w:r>
-    </w:p>
-    <w:p>
-      <w:pPr>
-        <w:pStyle w:val="CommentText"/>
-      </w:pPr>
-      <w:r>
-        <w:t xml:space="preserve">Style Manual guidance: https://www.stylemanual.gov.au/grammar-punctuation-and-conventions/spelling</w:t>
-      </w:r>
-    </w:p>
-  </w:comment>
-  <w:comment w:id="11" w:author="Style Manual Check" w:initials="SMC" w:date="2026-07-28T13:25:07Z">
-    <w:p>
-      <w:pPr>
-        <w:pStyle w:val="CommentText"/>
-      </w:pPr>
-      <w:r>
-        <w:t xml:space="preserve">-or to -our spelling: Australian English uses -our endings (for example, colour, favour, honour).</w:t>
-      </w:r>
-    </w:p>
-    <w:p>
-      <w:pPr>
-        <w:pStyle w:val="CommentText"/>
-      </w:pPr>
-      <w:r>
-        <w:t xml:space="preserve">Suggested change: 'behaviour'</w:t>
-      </w:r>
-    </w:p>
-    <w:p>
-      <w:pPr>
-        <w:pStyle w:val="CommentText"/>
-      </w:pPr>
-      <w:r>
-        <w:t xml:space="preserve">Style Manual guidance: https://www.stylemanual.gov.au/grammar-punctuation-and-conventions/spelling</w:t>
-      </w:r>
+      <w:hyperlink r:id="rIdPP2">
+        <w:r>
+          <w:rPr>
+            <w:color w:val="0563C1"/>
+            <w:u w:val="single"/>
+          </w:rPr>
+          <w:t xml:space="preserve">Style Manual guidance on spelling</w:t>
+        </w:r>
+      </w:hyperlink>
     </w:p>
     <w:p>
       <w:pPr>
@@ -790,7 +1024,13 @@
         <w:pStyle w:val="CommentText"/>
       </w:pPr>
       <w:r>
-        <w:t xml:space="preserve">Em dash to spaced en dash: Use a spaced en dash ( – ) rather than an em dash (—) to set off information in sentences.</w:t>
+        <w:rPr>
+          <w:b/>
+        </w:rPr>
+        <w:t xml:space="preserve">Em dash to spaced en dash: </w:t>
+      </w:r>
+      <w:r>
+        <w:t xml:space="preserve">Use a spaced en dash ( – ) rather than an em dash (—) to set off information in sentences.</w:t>
       </w:r>
     </w:p>
     <w:p>
@@ -798,7 +1038,43 @@
         <w:pStyle w:val="CommentText"/>
       </w:pPr>
       <w:r>
-        <w:t xml:space="preserve">Suggested change: 'r – a'</w:t>
+        <w:rPr>
+          <w:b/>
+        </w:rPr>
+        <w:t xml:space="preserve">Suggested change: </w:t>
+      </w:r>
+      <w:r>
+        <w:t xml:space="preserve">'r – a'</w:t>
+      </w:r>
+    </w:p>
+    <w:p>
+      <w:pPr>
+        <w:pStyle w:val="CommentText"/>
+      </w:pPr>
+      <w:hyperlink r:id="rIdPP5">
+        <w:r>
+          <w:rPr>
+            <w:color w:val="0563C1"/>
+            <w:u w:val="single"/>
+          </w:rPr>
+          <w:t xml:space="preserve">Style Manual guidance on dashes</w:t>
+        </w:r>
+      </w:hyperlink>
+    </w:p>
+  </w:comment>
+  <w:comment w:id="12" w:author="Style Manual Check" w:initials="SMC" w:date="2026-08-05T11:29:36Z">
+    <w:p>
+      <w:pPr>
+        <w:pStyle w:val="CommentText"/>
+      </w:pPr>
+      <w:r>
+        <w:rPr>
+          <w:b/>
+        </w:rPr>
+        <w:t xml:space="preserve">-or to -our spelling: </w:t>
+      </w:r>
+      <w:r>
+        <w:t xml:space="preserve">Australian English uses -our endings (for example, colour, favour, honour).</w:t>
       </w:r>
     </w:p>
     <w:p>
@@ -806,17 +1082,43 @@
         <w:pStyle w:val="CommentText"/>
       </w:pPr>
       <w:r>
-        <w:t xml:space="preserve">Style Manual guidance: https://www.stylemanual.gov.au/grammar-punctuation-and-conventions/punctuation/dashes</w:t>
+        <w:rPr>
+          <w:b/>
+        </w:rPr>
+        <w:t xml:space="preserve">Suggested change: </w:t>
+      </w:r>
+      <w:r>
+        <w:t xml:space="preserve">'favour'</w:t>
       </w:r>
     </w:p>
+    <w:p>
+      <w:pPr>
+        <w:pStyle w:val="CommentText"/>
+      </w:pPr>
+      <w:hyperlink r:id="rIdPP2">
+        <w:r>
+          <w:rPr>
+            <w:color w:val="0563C1"/>
+            <w:u w:val="single"/>
+          </w:rPr>
+          <w:t xml:space="preserve">Style Manual guidance on spelling</w:t>
+        </w:r>
+      </w:hyperlink>
+    </w:p>
   </w:comment>
-  <w:comment w:id="12" w:author="Style Manual Check" w:initials="SMC" w:date="2026-07-28T13:25:07Z">
+  <w:comment w:id="13" w:author="Style Manual Check" w:initials="SMC" w:date="2026-08-05T11:29:36Z">
     <w:p>
       <w:pPr>
         <w:pStyle w:val="CommentText"/>
       </w:pPr>
       <w:r>
-        <w:t xml:space="preserve">-or to -our spelling: Australian English uses -our endings (for example, colour, favour, honour).</w:t>
+        <w:rPr>
+          <w:b/>
+        </w:rPr>
+        <w:t xml:space="preserve">Percent with numeral: </w:t>
+      </w:r>
+      <w:r>
+        <w:t xml:space="preserve">Use the percentage sign (%) with numerals. Write '85%', not '85 percent' or '85 per cent'.</w:t>
       </w:r>
     </w:p>
     <w:p>
@@ -824,7 +1126,43 @@
         <w:pStyle w:val="CommentText"/>
       </w:pPr>
       <w:r>
-        <w:t xml:space="preserve">Suggested change: 'favour'</w:t>
+        <w:rPr>
+          <w:b/>
+        </w:rPr>
+        <w:t xml:space="preserve">Suggested change: </w:t>
+      </w:r>
+      <w:r>
+        <w:t xml:space="preserve">'5%'</w:t>
+      </w:r>
+    </w:p>
+    <w:p>
+      <w:pPr>
+        <w:pStyle w:val="CommentText"/>
+      </w:pPr>
+      <w:hyperlink r:id="rIdPP6">
+        <w:r>
+          <w:rPr>
+            <w:color w:val="0563C1"/>
+            <w:u w:val="single"/>
+          </w:rPr>
+          <w:t xml:space="preserve">Style Manual guidance on percentages</w:t>
+        </w:r>
+      </w:hyperlink>
+    </w:p>
+  </w:comment>
+  <w:comment w:id="14" w:author="Style Manual Check" w:initials="SMC" w:date="2026-08-05T11:29:36Z">
+    <w:p>
+      <w:pPr>
+        <w:pStyle w:val="CommentText"/>
+      </w:pPr>
+      <w:r>
+        <w:rPr>
+          <w:b/>
+        </w:rPr>
+        <w:t xml:space="preserve">-ize to -ise spelling: </w:t>
+      </w:r>
+      <w:r>
+        <w:t xml:space="preserve">Australian English uses -ise endings (for example, organise, realise, recognise).</w:t>
       </w:r>
     </w:p>
     <w:p>
@@ -832,17 +1170,43 @@
         <w:pStyle w:val="CommentText"/>
       </w:pPr>
       <w:r>
-        <w:t xml:space="preserve">Style Manual guidance: https://www.stylemanual.gov.au/grammar-punctuation-and-conventions/spelling</w:t>
+        <w:rPr>
+          <w:b/>
+        </w:rPr>
+        <w:t xml:space="preserve">Suggested change: </w:t>
+      </w:r>
+      <w:r>
+        <w:t xml:space="preserve">'realised'</w:t>
       </w:r>
     </w:p>
+    <w:p>
+      <w:pPr>
+        <w:pStyle w:val="CommentText"/>
+      </w:pPr>
+      <w:hyperlink r:id="rIdPP2">
+        <w:r>
+          <w:rPr>
+            <w:color w:val="0563C1"/>
+            <w:u w:val="single"/>
+          </w:rPr>
+          <w:t xml:space="preserve">Style Manual guidance on spelling</w:t>
+        </w:r>
+      </w:hyperlink>
+    </w:p>
   </w:comment>
-  <w:comment w:id="13" w:author="Style Manual Check" w:initials="SMC" w:date="2026-07-28T13:25:07Z">
+  <w:comment w:id="15" w:author="Style Manual Check" w:initials="SMC" w:date="2026-08-05T11:29:36Z">
     <w:p>
       <w:pPr>
         <w:pStyle w:val="CommentText"/>
       </w:pPr>
       <w:r>
-        <w:t xml:space="preserve">Percent with numeral: Use the percentage sign (%) with numerals. Write '85%', not '85 percent' or '85 per cent'.</w:t>
+        <w:rPr>
+          <w:b/>
+        </w:rPr>
+        <w:t xml:space="preserve">-er to -re spelling: </w:t>
+      </w:r>
+      <w:r>
+        <w:t xml:space="preserve">Australian English uses -re endings for some words (for example, centre, metre, theatre).</w:t>
       </w:r>
     </w:p>
     <w:p>
@@ -850,86 +1214,58 @@
         <w:pStyle w:val="CommentText"/>
       </w:pPr>
       <w:r>
-        <w:t xml:space="preserve">Suggested change: '5%'</w:t>
+        <w:rPr>
+          <w:b/>
+        </w:rPr>
+        <w:t xml:space="preserve">Suggested change: </w:t>
+      </w:r>
+      <w:r>
+        <w:t xml:space="preserve">'centre'</w:t>
       </w:r>
     </w:p>
     <w:p>
       <w:pPr>
         <w:pStyle w:val="CommentText"/>
       </w:pPr>
-      <w:r>
-        <w:t xml:space="preserve">Style Manual guidance: https://www.stylemanual.gov.au/grammar-punctuation-and-conventions/numbers-and-measurements/percentages</w:t>
-      </w:r>
+      <w:hyperlink r:id="rIdPP2">
+        <w:r>
+          <w:rPr>
+            <w:color w:val="0563C1"/>
+            <w:u w:val="single"/>
+          </w:rPr>
+          <w:t xml:space="preserve">Style Manual guidance on spelling</w:t>
+        </w:r>
+      </w:hyperlink>
     </w:p>
   </w:comment>
-  <w:comment w:id="14" w:author="Style Manual Check" w:initials="SMC" w:date="2026-07-28T13:25:07Z">
+  <w:comment w:id="16" w:author="Style Manual Check" w:initials="SMC" w:date="2026-08-05T11:29:36Z">
     <w:p>
       <w:pPr>
         <w:pStyle w:val="CommentText"/>
       </w:pPr>
       <w:r>
-        <w:t xml:space="preserve">-ize to -ise spelling: Australian English uses -ise endings (for example, organise, realise, recognise).</w:t>
+        <w:rPr>
+          <w:b/>
+        </w:rPr>
+        <w:t xml:space="preserve">Check this list: </w:t>
+      </w:r>
+      <w:r>
+        <w:t xml:space="preserve">List formatting can be complex.</w:t>
       </w:r>
     </w:p>
     <w:p>
       <w:pPr>
         <w:pStyle w:val="CommentText"/>
       </w:pPr>
-      <w:r>
-        <w:t xml:space="preserve">Suggested change: 'realised'</w:t>
-      </w:r>
-    </w:p>
-    <w:p>
-      <w:pPr>
-        <w:pStyle w:val="CommentText"/>
-      </w:pPr>
-      <w:r>
-        <w:t xml:space="preserve">Style Manual guidance: https://www.stylemanual.gov.au/grammar-punctuation-and-conventions/spelling</w:t>
-      </w:r>
-    </w:p>
-  </w:comment>
-  <w:comment w:id="15" w:author="Style Manual Check" w:initials="SMC" w:date="2026-07-28T13:25:07Z">
-    <w:p>
-      <w:pPr>
-        <w:pStyle w:val="CommentText"/>
-      </w:pPr>
-      <w:r>
-        <w:t xml:space="preserve">-er to -re spelling: Australian English uses -re endings for some words (for example, centre, metre, theatre).</w:t>
-      </w:r>
-    </w:p>
-    <w:p>
-      <w:pPr>
-        <w:pStyle w:val="CommentText"/>
-      </w:pPr>
-      <w:r>
-        <w:t xml:space="preserve">Suggested change: 'centre'</w:t>
-      </w:r>
-    </w:p>
-    <w:p>
-      <w:pPr>
-        <w:pStyle w:val="CommentText"/>
-      </w:pPr>
-      <w:r>
-        <w:t xml:space="preserve">Style Manual guidance: https://www.stylemanual.gov.au/grammar-punctuation-and-conventions/spelling</w:t>
-      </w:r>
-    </w:p>
-  </w:comment>
-  <w:comment w:id="16" w:author="Style Manual Check" w:initials="SMC" w:date="2026-07-28T13:25:07Z">
-    <w:p>
-      <w:pPr>
-        <w:pStyle w:val="CommentText"/>
-      </w:pPr>
-      <w:r>
-        <w:t xml:space="preserve">Check this list: List formatting can be complex.</w:t>
-      </w:r>
-    </w:p>
-    <w:p>
-      <w:pPr>
-        <w:pStyle w:val="CommentText"/>
-      </w:pPr>
-      <w:r>
-        <w:t xml:space="preserve">Style Manual guidance: https://www.stylemanual.gov.au/structuring-content/lists</w:t>
-      </w:r>
+      <w:hyperlink r:id="rIdPP7">
+        <w:r>
+          <w:rPr>
+            <w:color w:val="0563C1"/>
+            <w:u w:val="single"/>
+          </w:rPr>
+          <w:t xml:space="preserve">Style Manual guidance on lists</w:t>
+        </w:r>
+      </w:hyperlink>
     </w:p>
     <w:p>
       <w:pPr>
@@ -944,7 +1280,13 @@
         <w:pStyle w:val="CommentText"/>
       </w:pPr>
       <w:r>
-        <w:t xml:space="preserve">Semicolon at end of list item: Don't use semicolons at the end of list items. Use minimal punctuation in lists.</w:t>
+        <w:rPr>
+          <w:b/>
+        </w:rPr>
+        <w:t xml:space="preserve">Semicolon at end of list item: </w:t>
+      </w:r>
+      <w:r>
+        <w:t xml:space="preserve">Don't use semicolons at the end of list items. Use minimal punctuation in lists.</w:t>
       </w:r>
     </w:p>
     <w:p>
@@ -952,7 +1294,43 @@
         <w:pStyle w:val="CommentText"/>
       </w:pPr>
       <w:r>
-        <w:t xml:space="preserve">Suggested change: Remove the semicolon</w:t>
+        <w:rPr>
+          <w:b/>
+        </w:rPr>
+        <w:t xml:space="preserve">Suggested change: </w:t>
+      </w:r>
+      <w:r>
+        <w:t xml:space="preserve">Remove the semicolon</w:t>
+      </w:r>
+    </w:p>
+    <w:p>
+      <w:pPr>
+        <w:pStyle w:val="CommentText"/>
+      </w:pPr>
+      <w:hyperlink r:id="rIdPP7">
+        <w:r>
+          <w:rPr>
+            <w:color w:val="0563C1"/>
+            <w:u w:val="single"/>
+          </w:rPr>
+          <w:t xml:space="preserve">Style Manual guidance on lists</w:t>
+        </w:r>
+      </w:hyperlink>
+    </w:p>
+  </w:comment>
+  <w:comment w:id="17" w:author="Style Manual Check" w:initials="SMC" w:date="2026-08-05T11:29:36Z">
+    <w:p>
+      <w:pPr>
+        <w:pStyle w:val="CommentText"/>
+      </w:pPr>
+      <w:r>
+        <w:rPr>
+          <w:b/>
+        </w:rPr>
+        <w:t xml:space="preserve">'And' or 'or' at end of list item: </w:t>
+      </w:r>
+      <w:r>
+        <w:t xml:space="preserve">Don't use 'and' or 'or' at the end of list items. The bullet or number structure makes these unnecessary.</w:t>
       </w:r>
     </w:p>
     <w:p>
@@ -960,17 +1338,43 @@
         <w:pStyle w:val="CommentText"/>
       </w:pPr>
       <w:r>
-        <w:t xml:space="preserve">Style Manual guidance: https://www.stylemanual.gov.au/structuring-content/lists</w:t>
+        <w:rPr>
+          <w:b/>
+        </w:rPr>
+        <w:t xml:space="preserve">Suggested change: </w:t>
+      </w:r>
+      <w:r>
+        <w:t xml:space="preserve">Remove 'and' from end of list item</w:t>
       </w:r>
     </w:p>
+    <w:p>
+      <w:pPr>
+        <w:pStyle w:val="CommentText"/>
+      </w:pPr>
+      <w:hyperlink r:id="rIdPP7">
+        <w:r>
+          <w:rPr>
+            <w:color w:val="0563C1"/>
+            <w:u w:val="single"/>
+          </w:rPr>
+          <w:t xml:space="preserve">Style Manual guidance on lists</w:t>
+        </w:r>
+      </w:hyperlink>
+    </w:p>
   </w:comment>
-  <w:comment w:id="17" w:author="Style Manual Check" w:initials="SMC" w:date="2026-07-28T13:25:07Z">
+  <w:comment w:id="18" w:author="Style Manual Check" w:initials="SMC" w:date="2026-08-05T11:29:36Z">
     <w:p>
       <w:pPr>
         <w:pStyle w:val="CommentText"/>
       </w:pPr>
       <w:r>
-        <w:t xml:space="preserve">'And' or 'or' at end of list item: Don't use 'and' or 'or' at the end of list items. The bullet or number structure makes these unnecessary.</w:t>
+        <w:rPr>
+          <w:b/>
+        </w:rPr>
+        <w:t xml:space="preserve">Title case heading: </w:t>
+      </w:r>
+      <w:r>
+        <w:t xml:space="preserve">Is this a heading? If so, apply a heading style. Use sentence case in headings, not title case.</w:t>
       </w:r>
     </w:p>
     <w:p>
@@ -978,7 +1382,43 @@
         <w:pStyle w:val="CommentText"/>
       </w:pPr>
       <w:r>
-        <w:t xml:space="preserve">Suggested change: Remove 'and' from end of list item</w:t>
+        <w:rPr>
+          <w:b/>
+        </w:rPr>
+        <w:t xml:space="preserve">Suggested change: </w:t>
+      </w:r>
+      <w:r>
+        <w:t xml:space="preserve">'This bold line is really a heading'</w:t>
+      </w:r>
+    </w:p>
+    <w:p>
+      <w:pPr>
+        <w:pStyle w:val="CommentText"/>
+      </w:pPr>
+      <w:hyperlink r:id="rIdPP1">
+        <w:r>
+          <w:rPr>
+            <w:color w:val="0563C1"/>
+            <w:u w:val="single"/>
+          </w:rPr>
+          <w:t xml:space="preserve">Style Manual guidance on headings</w:t>
+        </w:r>
+      </w:hyperlink>
+    </w:p>
+  </w:comment>
+  <w:comment w:id="19" w:author="Style Manual Check" w:initials="SMC" w:date="2026-08-05T11:29:36Z">
+    <w:p>
+      <w:pPr>
+        <w:pStyle w:val="CommentText"/>
+      </w:pPr>
+      <w:r>
+        <w:rPr>
+          <w:b/>
+        </w:rPr>
+        <w:t xml:space="preserve">Bold text without heading style: </w:t>
+      </w:r>
+      <w:r>
+        <w:t xml:space="preserve">Is this a heading? If so, apply a heading style. Heading styles make documents accessible and allow readers to navigate using the headings panel.</w:t>
       </w:r>
     </w:p>
     <w:p>
@@ -986,17 +1426,43 @@
         <w:pStyle w:val="CommentText"/>
       </w:pPr>
       <w:r>
-        <w:t xml:space="preserve">Style Manual guidance: https://www.stylemanual.gov.au/structuring-content/lists</w:t>
+        <w:rPr>
+          <w:b/>
+        </w:rPr>
+        <w:t xml:space="preserve">Suggested change: </w:t>
+      </w:r>
+      <w:r>
+        <w:t xml:space="preserve">Apply Heading 2 style</w:t>
       </w:r>
     </w:p>
+    <w:p>
+      <w:pPr>
+        <w:pStyle w:val="CommentText"/>
+      </w:pPr>
+      <w:hyperlink r:id="rIdPP1">
+        <w:r>
+          <w:rPr>
+            <w:color w:val="0563C1"/>
+            <w:u w:val="single"/>
+          </w:rPr>
+          <w:t xml:space="preserve">Style Manual guidance on headings</w:t>
+        </w:r>
+      </w:hyperlink>
+    </w:p>
   </w:comment>
-  <w:comment w:id="18" w:author="Style Manual Check" w:initials="SMC" w:date="2026-07-28T13:25:07Z">
+  <w:comment w:id="20" w:author="Style Manual Check" w:initials="SMC" w:date="2026-08-05T11:29:36Z">
     <w:p>
       <w:pPr>
         <w:pStyle w:val="CommentText"/>
       </w:pPr>
       <w:r>
-        <w:t xml:space="preserve">Title case heading: Use sentence case for headings, not title case. Only capitalise the first word and proper nouns. Note: you may need to adjust the suggested fix if the heading contains proper nouns.</w:t>
+        <w:rPr>
+          <w:b/>
+        </w:rPr>
+        <w:t xml:space="preserve">Full stop in time: </w:t>
+      </w:r>
+      <w:r>
+        <w:t xml:space="preserve">Use a colon between hours and minutes, not a full stop. Write '10:30 am', not '10.30 am'.</w:t>
       </w:r>
     </w:p>
     <w:p>
@@ -1004,7 +1470,43 @@
         <w:pStyle w:val="CommentText"/>
       </w:pPr>
       <w:r>
-        <w:t xml:space="preserve">Suggested change: 'This bold line is really a heading'</w:t>
+        <w:rPr>
+          <w:b/>
+        </w:rPr>
+        <w:t xml:space="preserve">Suggested change: </w:t>
+      </w:r>
+      <w:r>
+        <w:t xml:space="preserve">'3:30 pm'</w:t>
+      </w:r>
+    </w:p>
+    <w:p>
+      <w:pPr>
+        <w:pStyle w:val="CommentText"/>
+      </w:pPr>
+      <w:hyperlink r:id="rIdPP3">
+        <w:r>
+          <w:rPr>
+            <w:color w:val="0563C1"/>
+            <w:u w:val="single"/>
+          </w:rPr>
+          <w:t xml:space="preserve">Style Manual guidance on dates and time</w:t>
+        </w:r>
+      </w:hyperlink>
+    </w:p>
+  </w:comment>
+  <w:comment w:id="21" w:author="Style Manual Check" w:initials="SMC" w:date="2026-08-05T11:29:36Z">
+    <w:p>
+      <w:pPr>
+        <w:pStyle w:val="CommentText"/>
+      </w:pPr>
+      <w:r>
+        <w:rPr>
+          <w:b/>
+        </w:rPr>
+        <w:t xml:space="preserve">Missing space before 'am' or 'pm': </w:t>
+      </w:r>
+      <w:r>
+        <w:t xml:space="preserve">Separate the numerals and 'am' or 'pm' with a space (a non-breaking space in Word). Write '3 pm', not '3pm'.</w:t>
       </w:r>
     </w:p>
     <w:p>
@@ -1012,17 +1514,43 @@
         <w:pStyle w:val="CommentText"/>
       </w:pPr>
       <w:r>
-        <w:t xml:space="preserve">Style Manual guidance: https://www.stylemanual.gov.au/structuring-content/headings</w:t>
+        <w:rPr>
+          <w:b/>
+        </w:rPr>
+        <w:t xml:space="preserve">Suggested change: </w:t>
+      </w:r>
+      <w:r>
+        <w:t xml:space="preserve">'3.30 pm'</w:t>
       </w:r>
     </w:p>
+    <w:p>
+      <w:pPr>
+        <w:pStyle w:val="CommentText"/>
+      </w:pPr>
+      <w:hyperlink r:id="rIdPP3">
+        <w:r>
+          <w:rPr>
+            <w:color w:val="0563C1"/>
+            <w:u w:val="single"/>
+          </w:rPr>
+          <w:t xml:space="preserve">Style Manual guidance on dates and time</w:t>
+        </w:r>
+      </w:hyperlink>
+    </w:p>
   </w:comment>
-  <w:comment w:id="19" w:author="Style Manual Check" w:initials="SMC" w:date="2026-07-28T13:25:07Z">
+  <w:comment w:id="22" w:author="Style Manual Check" w:initials="SMC" w:date="2026-08-05T11:29:36Z">
     <w:p>
       <w:pPr>
         <w:pStyle w:val="CommentText"/>
       </w:pPr>
       <w:r>
-        <w:t xml:space="preserve">Bold text without heading style: Is this a heading? If so, apply a heading style. Heading styles make documents accessible and allow readers to navigate using the headings panel.</w:t>
+        <w:rPr>
+          <w:b/>
+        </w:rPr>
+        <w:t xml:space="preserve">-ize to -ise spelling: </w:t>
+      </w:r>
+      <w:r>
+        <w:t xml:space="preserve">Australian English uses -ise endings (for example, organise, realise, recognise).</w:t>
       </w:r>
     </w:p>
     <w:p>
@@ -1030,7 +1558,43 @@
         <w:pStyle w:val="CommentText"/>
       </w:pPr>
       <w:r>
-        <w:t xml:space="preserve">Suggested change: Apply Heading 2 style</w:t>
+        <w:rPr>
+          <w:b/>
+        </w:rPr>
+        <w:t xml:space="preserve">Suggested change: </w:t>
+      </w:r>
+      <w:r>
+        <w:t xml:space="preserve">'organised'</w:t>
+      </w:r>
+    </w:p>
+    <w:p>
+      <w:pPr>
+        <w:pStyle w:val="CommentText"/>
+      </w:pPr>
+      <w:hyperlink r:id="rIdPP2">
+        <w:r>
+          <w:rPr>
+            <w:color w:val="0563C1"/>
+            <w:u w:val="single"/>
+          </w:rPr>
+          <w:t xml:space="preserve">Style Manual guidance on spelling</w:t>
+        </w:r>
+      </w:hyperlink>
+    </w:p>
+  </w:comment>
+  <w:comment w:id="23" w:author="Style Manual Check" w:initials="SMC" w:date="2026-08-05T11:29:36Z">
+    <w:p>
+      <w:pPr>
+        <w:pStyle w:val="CommentText"/>
+      </w:pPr>
+      <w:r>
+        <w:rPr>
+          <w:b/>
+        </w:rPr>
+        <w:t xml:space="preserve">-or to -our spelling: </w:t>
+      </w:r>
+      <w:r>
+        <w:t xml:space="preserve">Australian English uses -our endings (for example, colour, favour, honour).</w:t>
       </w:r>
     </w:p>
     <w:p>
@@ -1038,17 +1602,43 @@
         <w:pStyle w:val="CommentText"/>
       </w:pPr>
       <w:r>
-        <w:t xml:space="preserve">Style Manual guidance: https://www.stylemanual.gov.au/structuring-content/headings</w:t>
+        <w:rPr>
+          <w:b/>
+        </w:rPr>
+        <w:t xml:space="preserve">Suggested change: </w:t>
+      </w:r>
+      <w:r>
+        <w:t xml:space="preserve">'Colourful'</w:t>
       </w:r>
     </w:p>
+    <w:p>
+      <w:pPr>
+        <w:pStyle w:val="CommentText"/>
+      </w:pPr>
+      <w:hyperlink r:id="rIdPP2">
+        <w:r>
+          <w:rPr>
+            <w:color w:val="0563C1"/>
+            <w:u w:val="single"/>
+          </w:rPr>
+          <w:t xml:space="preserve">Style Manual guidance on spelling</w:t>
+        </w:r>
+      </w:hyperlink>
+    </w:p>
   </w:comment>
-  <w:comment w:id="20" w:author="Style Manual Check" w:initials="SMC" w:date="2026-07-28T13:25:07Z">
+  <w:comment w:id="24" w:author="Style Manual Check" w:initials="SMC" w:date="2026-08-05T11:29:36Z">
     <w:p>
       <w:pPr>
         <w:pStyle w:val="CommentText"/>
       </w:pPr>
       <w:r>
-        <w:t xml:space="preserve">Full stop in time: Use a colon between hours and minutes, not a full stop. Write '10:30 am', not '10.30 am'.</w:t>
+        <w:rPr>
+          <w:b/>
+        </w:rPr>
+        <w:t xml:space="preserve">Full stop in common abbreviation: </w:t>
+      </w:r>
+      <w:r>
+        <w:t xml:space="preserve">Don't put a full stop after abbreviations (unless the abbreviation ends a sentence).</w:t>
       </w:r>
     </w:p>
     <w:p>
@@ -1056,120 +1646,28 @@
         <w:pStyle w:val="CommentText"/>
       </w:pPr>
       <w:r>
-        <w:t xml:space="preserve">Suggested change: '3:30 pm'</w:t>
+        <w:rPr>
+          <w:b/>
+        </w:rPr>
+        <w:t xml:space="preserve">Suggested change: </w:t>
+      </w:r>
+      <w:r>
+        <w:t xml:space="preserve">'Approximately'</w:t>
       </w:r>
     </w:p>
     <w:p>
       <w:pPr>
         <w:pStyle w:val="CommentText"/>
       </w:pPr>
-      <w:r>
-        <w:t xml:space="preserve">Style Manual guidance: https://www.stylemanual.gov.au/grammar-punctuation-and-conventions/numbers-and-measurements/dates-and-time</w:t>
-      </w:r>
-    </w:p>
-  </w:comment>
-  <w:comment w:id="21" w:author="Style Manual Check" w:initials="SMC" w:date="2026-07-28T13:25:07Z">
-    <w:p>
-      <w:pPr>
-        <w:pStyle w:val="CommentText"/>
-      </w:pPr>
-      <w:r>
-        <w:t xml:space="preserve">Missing space before 'am' or 'pm': Separate the numerals and 'am' or 'pm' with a space (a non-breaking space in Word). Write '3 pm', not '3pm'.</w:t>
-      </w:r>
-    </w:p>
-    <w:p>
-      <w:pPr>
-        <w:pStyle w:val="CommentText"/>
-      </w:pPr>
-      <w:r>
-        <w:t xml:space="preserve">Suggested change: '3.30 pm'</w:t>
-      </w:r>
-    </w:p>
-    <w:p>
-      <w:pPr>
-        <w:pStyle w:val="CommentText"/>
-      </w:pPr>
-      <w:r>
-        <w:t xml:space="preserve">Style Manual guidance: https://www.stylemanual.gov.au/grammar-punctuation-and-conventions/numbers-and-measurements/dates-and-time</w:t>
-      </w:r>
-    </w:p>
-  </w:comment>
-  <w:comment w:id="22" w:author="Style Manual Check" w:initials="SMC" w:date="2026-07-28T13:25:07Z">
-    <w:p>
-      <w:pPr>
-        <w:pStyle w:val="CommentText"/>
-      </w:pPr>
-      <w:r>
-        <w:t xml:space="preserve">-ize to -ise spelling: Australian English uses -ise endings (for example, organise, realise, recognise).</w:t>
-      </w:r>
-    </w:p>
-    <w:p>
-      <w:pPr>
-        <w:pStyle w:val="CommentText"/>
-      </w:pPr>
-      <w:r>
-        <w:t xml:space="preserve">Suggested change: 'organised'</w:t>
-      </w:r>
-    </w:p>
-    <w:p>
-      <w:pPr>
-        <w:pStyle w:val="CommentText"/>
-      </w:pPr>
-      <w:r>
-        <w:t xml:space="preserve">Style Manual guidance: https://www.stylemanual.gov.au/grammar-punctuation-and-conventions/spelling</w:t>
-      </w:r>
-    </w:p>
-  </w:comment>
-  <w:comment w:id="23" w:author="Style Manual Check" w:initials="SMC" w:date="2026-07-28T13:25:07Z">
-    <w:p>
-      <w:pPr>
-        <w:pStyle w:val="CommentText"/>
-      </w:pPr>
-      <w:r>
-        <w:t xml:space="preserve">-or to -our spelling: Australian English uses -our endings (for example, colour, favour, honour).</w:t>
-      </w:r>
-    </w:p>
-    <w:p>
-      <w:pPr>
-        <w:pStyle w:val="CommentText"/>
-      </w:pPr>
-      <w:r>
-        <w:t xml:space="preserve">Suggested change: 'Colourful'</w:t>
-      </w:r>
-    </w:p>
-    <w:p>
-      <w:pPr>
-        <w:pStyle w:val="CommentText"/>
-      </w:pPr>
-      <w:r>
-        <w:t xml:space="preserve">Style Manual guidance: https://www.stylemanual.gov.au/grammar-punctuation-and-conventions/spelling</w:t>
-      </w:r>
-    </w:p>
-  </w:comment>
-  <w:comment w:id="24" w:author="Style Manual Check" w:initials="SMC" w:date="2026-07-28T13:25:07Z">
-    <w:p>
-      <w:pPr>
-        <w:pStyle w:val="CommentText"/>
-      </w:pPr>
-      <w:r>
-        <w:t xml:space="preserve">Full stop in common abbreviation: Don't put a full stop after abbreviations (unless the abbreviation ends a sentence).</w:t>
-      </w:r>
-    </w:p>
-    <w:p>
-      <w:pPr>
-        <w:pStyle w:val="CommentText"/>
-      </w:pPr>
-      <w:r>
-        <w:t xml:space="preserve">Suggested change: 'Approximately'</w:t>
-      </w:r>
-    </w:p>
-    <w:p>
-      <w:pPr>
-        <w:pStyle w:val="CommentText"/>
-      </w:pPr>
-      <w:r>
-        <w:t xml:space="preserve">Style Manual guidance: https://www.stylemanual.gov.au/grammar-punctuation-and-conventions/shortened-words-and-phrases/abbreviations</w:t>
-      </w:r>
+      <w:hyperlink r:id="rIdPP8">
+        <w:r>
+          <w:rPr>
+            <w:color w:val="0563C1"/>
+            <w:u w:val="single"/>
+          </w:rPr>
+          <w:t xml:space="preserve">Style Manual guidance on abbreviations</w:t>
+        </w:r>
+      </w:hyperlink>
     </w:p>
   </w:comment>
 </w:comments>

--- a/tests/sample - annotated.docx
+++ b/tests/sample - annotated.docx
@@ -426,7 +426,7 @@
 
 <file path=word/comments.xml><?xml version="1.0" encoding="utf-8"?>
 <w:comments xmlns:w="http://schemas.openxmlformats.org/wordprocessingml/2006/main" xmlns:r="http://schemas.openxmlformats.org/officeDocument/2006/relationships">
-  <w:comment w:id="0" w:author="Style Manual Check" w:initials="SMC" w:date="2026-08-05T11:29:36Z">
+  <w:comment w:id="0" w:author="Style Manual Check" w:initials="SMC" w:date="2026-08-11T01:25:33Z">
     <w:p>
       <w:pPr>
         <w:pStyle w:val="CommentText"/>
@@ -528,7 +528,7 @@
       </w:hyperlink>
     </w:p>
   </w:comment>
-  <w:comment w:id="1" w:author="Style Manual Check" w:initials="SMC" w:date="2026-08-05T11:29:36Z">
+  <w:comment w:id="1" w:author="Style Manual Check" w:initials="SMC" w:date="2026-08-11T01:25:33Z">
     <w:p>
       <w:pPr>
         <w:pStyle w:val="CommentText"/>
@@ -572,7 +572,7 @@
       </w:hyperlink>
     </w:p>
   </w:comment>
-  <w:comment w:id="2" w:author="Style Manual Check" w:initials="SMC" w:date="2026-08-05T11:29:36Z">
+  <w:comment w:id="2" w:author="Style Manual Check" w:initials="SMC" w:date="2026-08-11T01:25:33Z">
     <w:p>
       <w:pPr>
         <w:pStyle w:val="CommentText"/>
@@ -616,7 +616,7 @@
       </w:hyperlink>
     </w:p>
   </w:comment>
-  <w:comment w:id="3" w:author="Style Manual Check" w:initials="SMC" w:date="2026-08-05T11:29:36Z">
+  <w:comment w:id="3" w:author="Style Manual Check" w:initials="SMC" w:date="2026-08-11T01:25:33Z">
     <w:p>
       <w:pPr>
         <w:pStyle w:val="CommentText"/>
@@ -660,7 +660,7 @@
       </w:hyperlink>
     </w:p>
   </w:comment>
-  <w:comment w:id="4" w:author="Style Manual Check" w:initials="SMC" w:date="2026-08-05T11:29:36Z">
+  <w:comment w:id="4" w:author="Style Manual Check" w:initials="SMC" w:date="2026-08-11T01:25:33Z">
     <w:p>
       <w:pPr>
         <w:pStyle w:val="CommentText"/>
@@ -704,7 +704,7 @@
       </w:hyperlink>
     </w:p>
   </w:comment>
-  <w:comment w:id="5" w:author="Style Manual Check" w:initials="SMC" w:date="2026-08-05T11:29:36Z">
+  <w:comment w:id="5" w:author="Style Manual Check" w:initials="SMC" w:date="2026-08-11T01:25:33Z">
     <w:p>
       <w:pPr>
         <w:pStyle w:val="CommentText"/>
@@ -748,7 +748,7 @@
       </w:hyperlink>
     </w:p>
   </w:comment>
-  <w:comment w:id="6" w:author="Style Manual Check" w:initials="SMC" w:date="2026-08-05T11:29:36Z">
+  <w:comment w:id="6" w:author="Style Manual Check" w:initials="SMC" w:date="2026-08-11T01:25:33Z">
     <w:p>
       <w:pPr>
         <w:pStyle w:val="CommentText"/>
@@ -792,7 +792,7 @@
       </w:hyperlink>
     </w:p>
   </w:comment>
-  <w:comment w:id="7" w:author="Style Manual Check" w:initials="SMC" w:date="2026-08-05T11:29:36Z">
+  <w:comment w:id="7" w:author="Style Manual Check" w:initials="SMC" w:date="2026-08-11T01:25:33Z">
     <w:p>
       <w:pPr>
         <w:pStyle w:val="CommentText"/>
@@ -836,7 +836,7 @@
       </w:hyperlink>
     </w:p>
   </w:comment>
-  <w:comment w:id="8" w:author="Style Manual Check" w:initials="SMC" w:date="2026-08-05T11:29:36Z">
+  <w:comment w:id="8" w:author="Style Manual Check" w:initials="SMC" w:date="2026-08-11T01:25:33Z">
     <w:p>
       <w:pPr>
         <w:pStyle w:val="CommentText"/>
@@ -880,7 +880,7 @@
       </w:hyperlink>
     </w:p>
   </w:comment>
-  <w:comment w:id="9" w:author="Style Manual Check" w:initials="SMC" w:date="2026-08-05T11:29:36Z">
+  <w:comment w:id="9" w:author="Style Manual Check" w:initials="SMC" w:date="2026-08-11T01:25:33Z">
     <w:p>
       <w:pPr>
         <w:pStyle w:val="CommentText"/>
@@ -924,7 +924,7 @@
       </w:hyperlink>
     </w:p>
   </w:comment>
-  <w:comment w:id="10" w:author="Style Manual Check" w:initials="SMC" w:date="2026-08-05T11:29:36Z">
+  <w:comment w:id="10" w:author="Style Manual Check" w:initials="SMC" w:date="2026-08-11T01:25:33Z">
     <w:p>
       <w:pPr>
         <w:pStyle w:val="CommentText"/>
@@ -968,7 +968,7 @@
       </w:hyperlink>
     </w:p>
   </w:comment>
-  <w:comment w:id="11" w:author="Style Manual Check" w:initials="SMC" w:date="2026-08-05T11:29:36Z">
+  <w:comment w:id="11" w:author="Style Manual Check" w:initials="SMC" w:date="2026-08-11T01:25:33Z">
     <w:p>
       <w:pPr>
         <w:pStyle w:val="CommentText"/>
@@ -1062,7 +1062,7 @@
       </w:hyperlink>
     </w:p>
   </w:comment>
-  <w:comment w:id="12" w:author="Style Manual Check" w:initials="SMC" w:date="2026-08-05T11:29:36Z">
+  <w:comment w:id="12" w:author="Style Manual Check" w:initials="SMC" w:date="2026-08-11T01:25:33Z">
     <w:p>
       <w:pPr>
         <w:pStyle w:val="CommentText"/>
@@ -1106,7 +1106,7 @@
       </w:hyperlink>
     </w:p>
   </w:comment>
-  <w:comment w:id="13" w:author="Style Manual Check" w:initials="SMC" w:date="2026-08-05T11:29:36Z">
+  <w:comment w:id="13" w:author="Style Manual Check" w:initials="SMC" w:date="2026-08-11T01:25:33Z">
     <w:p>
       <w:pPr>
         <w:pStyle w:val="CommentText"/>
@@ -1150,7 +1150,7 @@
       </w:hyperlink>
     </w:p>
   </w:comment>
-  <w:comment w:id="14" w:author="Style Manual Check" w:initials="SMC" w:date="2026-08-05T11:29:36Z">
+  <w:comment w:id="14" w:author="Style Manual Check" w:initials="SMC" w:date="2026-08-11T01:25:33Z">
     <w:p>
       <w:pPr>
         <w:pStyle w:val="CommentText"/>
@@ -1194,7 +1194,7 @@
       </w:hyperlink>
     </w:p>
   </w:comment>
-  <w:comment w:id="15" w:author="Style Manual Check" w:initials="SMC" w:date="2026-08-05T11:29:36Z">
+  <w:comment w:id="15" w:author="Style Manual Check" w:initials="SMC" w:date="2026-08-11T01:25:33Z">
     <w:p>
       <w:pPr>
         <w:pStyle w:val="CommentText"/>
@@ -1238,7 +1238,7 @@
       </w:hyperlink>
     </w:p>
   </w:comment>
-  <w:comment w:id="16" w:author="Style Manual Check" w:initials="SMC" w:date="2026-08-05T11:29:36Z">
+  <w:comment w:id="16" w:author="Style Manual Check" w:initials="SMC" w:date="2026-08-11T01:25:33Z">
     <w:p>
       <w:pPr>
         <w:pStyle w:val="CommentText"/>
@@ -1318,7 +1318,7 @@
       </w:hyperlink>
     </w:p>
   </w:comment>
-  <w:comment w:id="17" w:author="Style Manual Check" w:initials="SMC" w:date="2026-08-05T11:29:36Z">
+  <w:comment w:id="17" w:author="Style Manual Check" w:initials="SMC" w:date="2026-08-11T01:25:33Z">
     <w:p>
       <w:pPr>
         <w:pStyle w:val="CommentText"/>
@@ -1362,7 +1362,7 @@
       </w:hyperlink>
     </w:p>
   </w:comment>
-  <w:comment w:id="18" w:author="Style Manual Check" w:initials="SMC" w:date="2026-08-05T11:29:36Z">
+  <w:comment w:id="18" w:author="Style Manual Check" w:initials="SMC" w:date="2026-08-11T01:25:33Z">
     <w:p>
       <w:pPr>
         <w:pStyle w:val="CommentText"/>
@@ -1406,7 +1406,7 @@
       </w:hyperlink>
     </w:p>
   </w:comment>
-  <w:comment w:id="19" w:author="Style Manual Check" w:initials="SMC" w:date="2026-08-05T11:29:36Z">
+  <w:comment w:id="19" w:author="Style Manual Check" w:initials="SMC" w:date="2026-08-11T01:25:33Z">
     <w:p>
       <w:pPr>
         <w:pStyle w:val="CommentText"/>
@@ -1450,7 +1450,7 @@
       </w:hyperlink>
     </w:p>
   </w:comment>
-  <w:comment w:id="20" w:author="Style Manual Check" w:initials="SMC" w:date="2026-08-05T11:29:36Z">
+  <w:comment w:id="20" w:author="Style Manual Check" w:initials="SMC" w:date="2026-08-11T01:25:33Z">
     <w:p>
       <w:pPr>
         <w:pStyle w:val="CommentText"/>
@@ -1494,7 +1494,7 @@
       </w:hyperlink>
     </w:p>
   </w:comment>
-  <w:comment w:id="21" w:author="Style Manual Check" w:initials="SMC" w:date="2026-08-05T11:29:36Z">
+  <w:comment w:id="21" w:author="Style Manual Check" w:initials="SMC" w:date="2026-08-11T01:25:33Z">
     <w:p>
       <w:pPr>
         <w:pStyle w:val="CommentText"/>
@@ -1538,7 +1538,7 @@
       </w:hyperlink>
     </w:p>
   </w:comment>
-  <w:comment w:id="22" w:author="Style Manual Check" w:initials="SMC" w:date="2026-08-05T11:29:36Z">
+  <w:comment w:id="22" w:author="Style Manual Check" w:initials="SMC" w:date="2026-08-11T01:25:33Z">
     <w:p>
       <w:pPr>
         <w:pStyle w:val="CommentText"/>
@@ -1582,7 +1582,7 @@
       </w:hyperlink>
     </w:p>
   </w:comment>
-  <w:comment w:id="23" w:author="Style Manual Check" w:initials="SMC" w:date="2026-08-05T11:29:36Z">
+  <w:comment w:id="23" w:author="Style Manual Check" w:initials="SMC" w:date="2026-08-11T01:25:33Z">
     <w:p>
       <w:pPr>
         <w:pStyle w:val="CommentText"/>
@@ -1626,7 +1626,7 @@
       </w:hyperlink>
     </w:p>
   </w:comment>
-  <w:comment w:id="24" w:author="Style Manual Check" w:initials="SMC" w:date="2026-08-05T11:29:36Z">
+  <w:comment w:id="24" w:author="Style Manual Check" w:initials="SMC" w:date="2026-08-11T01:25:33Z">
     <w:p>
       <w:pPr>
         <w:pStyle w:val="CommentText"/>

--- a/tests/sample - annotated.docx
+++ b/tests/sample - annotated.docx
@@ -426,7 +426,7 @@
 
 <file path=word/comments.xml><?xml version="1.0" encoding="utf-8"?>
 <w:comments xmlns:w="http://schemas.openxmlformats.org/wordprocessingml/2006/main" xmlns:r="http://schemas.openxmlformats.org/officeDocument/2006/relationships">
-  <w:comment w:id="0" w:author="Style Manual Check" w:initials="SMC" w:date="2026-08-11T01:25:33Z">
+  <w:comment w:id="0" w:author="Style Manual Check" w:initials="SMC" w:date="2026-08-11T11:38:34Z">
     <w:p>
       <w:pPr>
         <w:pStyle w:val="CommentText"/>
@@ -528,7 +528,7 @@
       </w:hyperlink>
     </w:p>
   </w:comment>
-  <w:comment w:id="1" w:author="Style Manual Check" w:initials="SMC" w:date="2026-08-11T01:25:33Z">
+  <w:comment w:id="1" w:author="Style Manual Check" w:initials="SMC" w:date="2026-08-11T11:38:34Z">
     <w:p>
       <w:pPr>
         <w:pStyle w:val="CommentText"/>
@@ -572,7 +572,7 @@
       </w:hyperlink>
     </w:p>
   </w:comment>
-  <w:comment w:id="2" w:author="Style Manual Check" w:initials="SMC" w:date="2026-08-11T01:25:33Z">
+  <w:comment w:id="2" w:author="Style Manual Check" w:initials="SMC" w:date="2026-08-11T11:38:34Z">
     <w:p>
       <w:pPr>
         <w:pStyle w:val="CommentText"/>
@@ -616,7 +616,7 @@
       </w:hyperlink>
     </w:p>
   </w:comment>
-  <w:comment w:id="3" w:author="Style Manual Check" w:initials="SMC" w:date="2026-08-11T01:25:33Z">
+  <w:comment w:id="3" w:author="Style Manual Check" w:initials="SMC" w:date="2026-08-11T11:38:34Z">
     <w:p>
       <w:pPr>
         <w:pStyle w:val="CommentText"/>
@@ -660,7 +660,7 @@
       </w:hyperlink>
     </w:p>
   </w:comment>
-  <w:comment w:id="4" w:author="Style Manual Check" w:initials="SMC" w:date="2026-08-11T01:25:33Z">
+  <w:comment w:id="4" w:author="Style Manual Check" w:initials="SMC" w:date="2026-08-11T11:38:34Z">
     <w:p>
       <w:pPr>
         <w:pStyle w:val="CommentText"/>
@@ -704,7 +704,7 @@
       </w:hyperlink>
     </w:p>
   </w:comment>
-  <w:comment w:id="5" w:author="Style Manual Check" w:initials="SMC" w:date="2026-08-11T01:25:33Z">
+  <w:comment w:id="5" w:author="Style Manual Check" w:initials="SMC" w:date="2026-08-11T11:38:34Z">
     <w:p>
       <w:pPr>
         <w:pStyle w:val="CommentText"/>
@@ -748,7 +748,7 @@
       </w:hyperlink>
     </w:p>
   </w:comment>
-  <w:comment w:id="6" w:author="Style Manual Check" w:initials="SMC" w:date="2026-08-11T01:25:33Z">
+  <w:comment w:id="6" w:author="Style Manual Check" w:initials="SMC" w:date="2026-08-11T11:38:34Z">
     <w:p>
       <w:pPr>
         <w:pStyle w:val="CommentText"/>
@@ -792,7 +792,7 @@
       </w:hyperlink>
     </w:p>
   </w:comment>
-  <w:comment w:id="7" w:author="Style Manual Check" w:initials="SMC" w:date="2026-08-11T01:25:33Z">
+  <w:comment w:id="7" w:author="Style Manual Check" w:initials="SMC" w:date="2026-08-11T11:38:34Z">
     <w:p>
       <w:pPr>
         <w:pStyle w:val="CommentText"/>
@@ -836,7 +836,7 @@
       </w:hyperlink>
     </w:p>
   </w:comment>
-  <w:comment w:id="8" w:author="Style Manual Check" w:initials="SMC" w:date="2026-08-11T01:25:33Z">
+  <w:comment w:id="8" w:author="Style Manual Check" w:initials="SMC" w:date="2026-08-11T11:38:34Z">
     <w:p>
       <w:pPr>
         <w:pStyle w:val="CommentText"/>
@@ -880,7 +880,7 @@
       </w:hyperlink>
     </w:p>
   </w:comment>
-  <w:comment w:id="9" w:author="Style Manual Check" w:initials="SMC" w:date="2026-08-11T01:25:33Z">
+  <w:comment w:id="9" w:author="Style Manual Check" w:initials="SMC" w:date="2026-08-11T11:38:34Z">
     <w:p>
       <w:pPr>
         <w:pStyle w:val="CommentText"/>
@@ -924,7 +924,7 @@
       </w:hyperlink>
     </w:p>
   </w:comment>
-  <w:comment w:id="10" w:author="Style Manual Check" w:initials="SMC" w:date="2026-08-11T01:25:33Z">
+  <w:comment w:id="10" w:author="Style Manual Check" w:initials="SMC" w:date="2026-08-11T11:38:34Z">
     <w:p>
       <w:pPr>
         <w:pStyle w:val="CommentText"/>
@@ -968,7 +968,7 @@
       </w:hyperlink>
     </w:p>
   </w:comment>
-  <w:comment w:id="11" w:author="Style Manual Check" w:initials="SMC" w:date="2026-08-11T01:25:33Z">
+  <w:comment w:id="11" w:author="Style Manual Check" w:initials="SMC" w:date="2026-08-11T11:38:34Z">
     <w:p>
       <w:pPr>
         <w:pStyle w:val="CommentText"/>
@@ -1062,7 +1062,7 @@
       </w:hyperlink>
     </w:p>
   </w:comment>
-  <w:comment w:id="12" w:author="Style Manual Check" w:initials="SMC" w:date="2026-08-11T01:25:33Z">
+  <w:comment w:id="12" w:author="Style Manual Check" w:initials="SMC" w:date="2026-08-11T11:38:34Z">
     <w:p>
       <w:pPr>
         <w:pStyle w:val="CommentText"/>
@@ -1106,7 +1106,7 @@
       </w:hyperlink>
     </w:p>
   </w:comment>
-  <w:comment w:id="13" w:author="Style Manual Check" w:initials="SMC" w:date="2026-08-11T01:25:33Z">
+  <w:comment w:id="13" w:author="Style Manual Check" w:initials="SMC" w:date="2026-08-11T11:38:34Z">
     <w:p>
       <w:pPr>
         <w:pStyle w:val="CommentText"/>
@@ -1150,7 +1150,7 @@
       </w:hyperlink>
     </w:p>
   </w:comment>
-  <w:comment w:id="14" w:author="Style Manual Check" w:initials="SMC" w:date="2026-08-11T01:25:33Z">
+  <w:comment w:id="14" w:author="Style Manual Check" w:initials="SMC" w:date="2026-08-11T11:38:34Z">
     <w:p>
       <w:pPr>
         <w:pStyle w:val="CommentText"/>
@@ -1194,7 +1194,7 @@
       </w:hyperlink>
     </w:p>
   </w:comment>
-  <w:comment w:id="15" w:author="Style Manual Check" w:initials="SMC" w:date="2026-08-11T01:25:33Z">
+  <w:comment w:id="15" w:author="Style Manual Check" w:initials="SMC" w:date="2026-08-11T11:38:34Z">
     <w:p>
       <w:pPr>
         <w:pStyle w:val="CommentText"/>
@@ -1238,7 +1238,7 @@
       </w:hyperlink>
     </w:p>
   </w:comment>
-  <w:comment w:id="16" w:author="Style Manual Check" w:initials="SMC" w:date="2026-08-11T01:25:33Z">
+  <w:comment w:id="16" w:author="Style Manual Check" w:initials="SMC" w:date="2026-08-11T11:38:34Z">
     <w:p>
       <w:pPr>
         <w:pStyle w:val="CommentText"/>
@@ -1318,7 +1318,7 @@
       </w:hyperlink>
     </w:p>
   </w:comment>
-  <w:comment w:id="17" w:author="Style Manual Check" w:initials="SMC" w:date="2026-08-11T01:25:33Z">
+  <w:comment w:id="17" w:author="Style Manual Check" w:initials="SMC" w:date="2026-08-11T11:38:34Z">
     <w:p>
       <w:pPr>
         <w:pStyle w:val="CommentText"/>
@@ -1362,7 +1362,7 @@
       </w:hyperlink>
     </w:p>
   </w:comment>
-  <w:comment w:id="18" w:author="Style Manual Check" w:initials="SMC" w:date="2026-08-11T01:25:33Z">
+  <w:comment w:id="18" w:author="Style Manual Check" w:initials="SMC" w:date="2026-08-11T11:38:34Z">
     <w:p>
       <w:pPr>
         <w:pStyle w:val="CommentText"/>
@@ -1406,7 +1406,7 @@
       </w:hyperlink>
     </w:p>
   </w:comment>
-  <w:comment w:id="19" w:author="Style Manual Check" w:initials="SMC" w:date="2026-08-11T01:25:33Z">
+  <w:comment w:id="19" w:author="Style Manual Check" w:initials="SMC" w:date="2026-08-11T11:38:34Z">
     <w:p>
       <w:pPr>
         <w:pStyle w:val="CommentText"/>
@@ -1450,7 +1450,7 @@
       </w:hyperlink>
     </w:p>
   </w:comment>
-  <w:comment w:id="20" w:author="Style Manual Check" w:initials="SMC" w:date="2026-08-11T01:25:33Z">
+  <w:comment w:id="20" w:author="Style Manual Check" w:initials="SMC" w:date="2026-08-11T11:38:34Z">
     <w:p>
       <w:pPr>
         <w:pStyle w:val="CommentText"/>
@@ -1494,7 +1494,7 @@
       </w:hyperlink>
     </w:p>
   </w:comment>
-  <w:comment w:id="21" w:author="Style Manual Check" w:initials="SMC" w:date="2026-08-11T01:25:33Z">
+  <w:comment w:id="21" w:author="Style Manual Check" w:initials="SMC" w:date="2026-08-11T11:38:34Z">
     <w:p>
       <w:pPr>
         <w:pStyle w:val="CommentText"/>
@@ -1538,7 +1538,7 @@
       </w:hyperlink>
     </w:p>
   </w:comment>
-  <w:comment w:id="22" w:author="Style Manual Check" w:initials="SMC" w:date="2026-08-11T01:25:33Z">
+  <w:comment w:id="22" w:author="Style Manual Check" w:initials="SMC" w:date="2026-08-11T11:38:34Z">
     <w:p>
       <w:pPr>
         <w:pStyle w:val="CommentText"/>
@@ -1582,7 +1582,7 @@
       </w:hyperlink>
     </w:p>
   </w:comment>
-  <w:comment w:id="23" w:author="Style Manual Check" w:initials="SMC" w:date="2026-08-11T01:25:33Z">
+  <w:comment w:id="23" w:author="Style Manual Check" w:initials="SMC" w:date="2026-08-11T11:38:34Z">
     <w:p>
       <w:pPr>
         <w:pStyle w:val="CommentText"/>
@@ -1626,7 +1626,7 @@
       </w:hyperlink>
     </w:p>
   </w:comment>
-  <w:comment w:id="24" w:author="Style Manual Check" w:initials="SMC" w:date="2026-08-11T01:25:33Z">
+  <w:comment w:id="24" w:author="Style Manual Check" w:initials="SMC" w:date="2026-08-11T11:38:34Z">
     <w:p>
       <w:pPr>
         <w:pStyle w:val="CommentText"/>

--- a/tests/sample - annotated.docx
+++ b/tests/sample - annotated.docx
@@ -426,7 +426,7 @@
 
 <file path=word/comments.xml><?xml version="1.0" encoding="utf-8"?>
 <w:comments xmlns:w="http://schemas.openxmlformats.org/wordprocessingml/2006/main" xmlns:r="http://schemas.openxmlformats.org/officeDocument/2006/relationships">
-  <w:comment w:id="0" w:author="Style Manual Check" w:initials="SMC" w:date="2026-08-11T11:38:34Z">
+  <w:comment w:id="0" w:author="Style Manual Check" w:initials="SMC" w:date="2026-08-17T07:44:57Z">
     <w:p>
       <w:pPr>
         <w:pStyle w:val="CommentText"/>
@@ -528,7 +528,7 @@
       </w:hyperlink>
     </w:p>
   </w:comment>
-  <w:comment w:id="1" w:author="Style Manual Check" w:initials="SMC" w:date="2026-08-11T11:38:34Z">
+  <w:comment w:id="1" w:author="Style Manual Check" w:initials="SMC" w:date="2026-08-17T07:44:57Z">
     <w:p>
       <w:pPr>
         <w:pStyle w:val="CommentText"/>
@@ -572,7 +572,7 @@
       </w:hyperlink>
     </w:p>
   </w:comment>
-  <w:comment w:id="2" w:author="Style Manual Check" w:initials="SMC" w:date="2026-08-11T11:38:34Z">
+  <w:comment w:id="2" w:author="Style Manual Check" w:initials="SMC" w:date="2026-08-17T07:44:57Z">
     <w:p>
       <w:pPr>
         <w:pStyle w:val="CommentText"/>
@@ -616,7 +616,7 @@
       </w:hyperlink>
     </w:p>
   </w:comment>
-  <w:comment w:id="3" w:author="Style Manual Check" w:initials="SMC" w:date="2026-08-11T11:38:34Z">
+  <w:comment w:id="3" w:author="Style Manual Check" w:initials="SMC" w:date="2026-08-17T07:44:57Z">
     <w:p>
       <w:pPr>
         <w:pStyle w:val="CommentText"/>
@@ -660,7 +660,7 @@
       </w:hyperlink>
     </w:p>
   </w:comment>
-  <w:comment w:id="4" w:author="Style Manual Check" w:initials="SMC" w:date="2026-08-11T11:38:34Z">
+  <w:comment w:id="4" w:author="Style Manual Check" w:initials="SMC" w:date="2026-08-17T07:44:57Z">
     <w:p>
       <w:pPr>
         <w:pStyle w:val="CommentText"/>
@@ -704,7 +704,7 @@
       </w:hyperlink>
     </w:p>
   </w:comment>
-  <w:comment w:id="5" w:author="Style Manual Check" w:initials="SMC" w:date="2026-08-11T11:38:34Z">
+  <w:comment w:id="5" w:author="Style Manual Check" w:initials="SMC" w:date="2026-08-17T07:44:57Z">
     <w:p>
       <w:pPr>
         <w:pStyle w:val="CommentText"/>
@@ -748,7 +748,7 @@
       </w:hyperlink>
     </w:p>
   </w:comment>
-  <w:comment w:id="6" w:author="Style Manual Check" w:initials="SMC" w:date="2026-08-11T11:38:34Z">
+  <w:comment w:id="6" w:author="Style Manual Check" w:initials="SMC" w:date="2026-08-17T07:44:57Z">
     <w:p>
       <w:pPr>
         <w:pStyle w:val="CommentText"/>
@@ -792,7 +792,7 @@
       </w:hyperlink>
     </w:p>
   </w:comment>
-  <w:comment w:id="7" w:author="Style Manual Check" w:initials="SMC" w:date="2026-08-11T11:38:34Z">
+  <w:comment w:id="7" w:author="Style Manual Check" w:initials="SMC" w:date="2026-08-17T07:44:57Z">
     <w:p>
       <w:pPr>
         <w:pStyle w:val="CommentText"/>
@@ -836,7 +836,7 @@
       </w:hyperlink>
     </w:p>
   </w:comment>
-  <w:comment w:id="8" w:author="Style Manual Check" w:initials="SMC" w:date="2026-08-11T11:38:34Z">
+  <w:comment w:id="8" w:author="Style Manual Check" w:initials="SMC" w:date="2026-08-17T07:44:57Z">
     <w:p>
       <w:pPr>
         <w:pStyle w:val="CommentText"/>
@@ -880,7 +880,7 @@
       </w:hyperlink>
     </w:p>
   </w:comment>
-  <w:comment w:id="9" w:author="Style Manual Check" w:initials="SMC" w:date="2026-08-11T11:38:34Z">
+  <w:comment w:id="9" w:author="Style Manual Check" w:initials="SMC" w:date="2026-08-17T07:44:57Z">
     <w:p>
       <w:pPr>
         <w:pStyle w:val="CommentText"/>
@@ -924,7 +924,7 @@
       </w:hyperlink>
     </w:p>
   </w:comment>
-  <w:comment w:id="10" w:author="Style Manual Check" w:initials="SMC" w:date="2026-08-11T11:38:34Z">
+  <w:comment w:id="10" w:author="Style Manual Check" w:initials="SMC" w:date="2026-08-17T07:44:57Z">
     <w:p>
       <w:pPr>
         <w:pStyle w:val="CommentText"/>
@@ -968,7 +968,7 @@
       </w:hyperlink>
     </w:p>
   </w:comment>
-  <w:comment w:id="11" w:author="Style Manual Check" w:initials="SMC" w:date="2026-08-11T11:38:34Z">
+  <w:comment w:id="11" w:author="Style Manual Check" w:initials="SMC" w:date="2026-08-17T07:44:57Z">
     <w:p>
       <w:pPr>
         <w:pStyle w:val="CommentText"/>
@@ -1062,7 +1062,7 @@
       </w:hyperlink>
     </w:p>
   </w:comment>
-  <w:comment w:id="12" w:author="Style Manual Check" w:initials="SMC" w:date="2026-08-11T11:38:34Z">
+  <w:comment w:id="12" w:author="Style Manual Check" w:initials="SMC" w:date="2026-08-17T07:44:57Z">
     <w:p>
       <w:pPr>
         <w:pStyle w:val="CommentText"/>
@@ -1106,7 +1106,7 @@
       </w:hyperlink>
     </w:p>
   </w:comment>
-  <w:comment w:id="13" w:author="Style Manual Check" w:initials="SMC" w:date="2026-08-11T11:38:34Z">
+  <w:comment w:id="13" w:author="Style Manual Check" w:initials="SMC" w:date="2026-08-17T07:44:57Z">
     <w:p>
       <w:pPr>
         <w:pStyle w:val="CommentText"/>
@@ -1150,7 +1150,7 @@
       </w:hyperlink>
     </w:p>
   </w:comment>
-  <w:comment w:id="14" w:author="Style Manual Check" w:initials="SMC" w:date="2026-08-11T11:38:34Z">
+  <w:comment w:id="14" w:author="Style Manual Check" w:initials="SMC" w:date="2026-08-17T07:44:57Z">
     <w:p>
       <w:pPr>
         <w:pStyle w:val="CommentText"/>
@@ -1194,7 +1194,7 @@
       </w:hyperlink>
     </w:p>
   </w:comment>
-  <w:comment w:id="15" w:author="Style Manual Check" w:initials="SMC" w:date="2026-08-11T11:38:34Z">
+  <w:comment w:id="15" w:author="Style Manual Check" w:initials="SMC" w:date="2026-08-17T07:44:57Z">
     <w:p>
       <w:pPr>
         <w:pStyle w:val="CommentText"/>
@@ -1238,7 +1238,7 @@
       </w:hyperlink>
     </w:p>
   </w:comment>
-  <w:comment w:id="16" w:author="Style Manual Check" w:initials="SMC" w:date="2026-08-11T11:38:34Z">
+  <w:comment w:id="16" w:author="Style Manual Check" w:initials="SMC" w:date="2026-08-17T07:44:57Z">
     <w:p>
       <w:pPr>
         <w:pStyle w:val="CommentText"/>
@@ -1318,7 +1318,7 @@
       </w:hyperlink>
     </w:p>
   </w:comment>
-  <w:comment w:id="17" w:author="Style Manual Check" w:initials="SMC" w:date="2026-08-11T11:38:34Z">
+  <w:comment w:id="17" w:author="Style Manual Check" w:initials="SMC" w:date="2026-08-17T07:44:57Z">
     <w:p>
       <w:pPr>
         <w:pStyle w:val="CommentText"/>
@@ -1362,7 +1362,7 @@
       </w:hyperlink>
     </w:p>
   </w:comment>
-  <w:comment w:id="18" w:author="Style Manual Check" w:initials="SMC" w:date="2026-08-11T11:38:34Z">
+  <w:comment w:id="18" w:author="Style Manual Check" w:initials="SMC" w:date="2026-08-17T07:44:57Z">
     <w:p>
       <w:pPr>
         <w:pStyle w:val="CommentText"/>
@@ -1406,7 +1406,7 @@
       </w:hyperlink>
     </w:p>
   </w:comment>
-  <w:comment w:id="19" w:author="Style Manual Check" w:initials="SMC" w:date="2026-08-11T11:38:34Z">
+  <w:comment w:id="19" w:author="Style Manual Check" w:initials="SMC" w:date="2026-08-17T07:44:57Z">
     <w:p>
       <w:pPr>
         <w:pStyle w:val="CommentText"/>
@@ -1450,7 +1450,7 @@
       </w:hyperlink>
     </w:p>
   </w:comment>
-  <w:comment w:id="20" w:author="Style Manual Check" w:initials="SMC" w:date="2026-08-11T11:38:34Z">
+  <w:comment w:id="20" w:author="Style Manual Check" w:initials="SMC" w:date="2026-08-17T07:44:57Z">
     <w:p>
       <w:pPr>
         <w:pStyle w:val="CommentText"/>
@@ -1494,7 +1494,7 @@
       </w:hyperlink>
     </w:p>
   </w:comment>
-  <w:comment w:id="21" w:author="Style Manual Check" w:initials="SMC" w:date="2026-08-11T11:38:34Z">
+  <w:comment w:id="21" w:author="Style Manual Check" w:initials="SMC" w:date="2026-08-17T07:44:57Z">
     <w:p>
       <w:pPr>
         <w:pStyle w:val="CommentText"/>
@@ -1538,7 +1538,7 @@
       </w:hyperlink>
     </w:p>
   </w:comment>
-  <w:comment w:id="22" w:author="Style Manual Check" w:initials="SMC" w:date="2026-08-11T11:38:34Z">
+  <w:comment w:id="22" w:author="Style Manual Check" w:initials="SMC" w:date="2026-08-17T07:44:57Z">
     <w:p>
       <w:pPr>
         <w:pStyle w:val="CommentText"/>
@@ -1582,7 +1582,7 @@
       </w:hyperlink>
     </w:p>
   </w:comment>
-  <w:comment w:id="23" w:author="Style Manual Check" w:initials="SMC" w:date="2026-08-11T11:38:34Z">
+  <w:comment w:id="23" w:author="Style Manual Check" w:initials="SMC" w:date="2026-08-17T07:44:57Z">
     <w:p>
       <w:pPr>
         <w:pStyle w:val="CommentText"/>
@@ -1626,7 +1626,7 @@
       </w:hyperlink>
     </w:p>
   </w:comment>
-  <w:comment w:id="24" w:author="Style Manual Check" w:initials="SMC" w:date="2026-08-11T11:38:34Z">
+  <w:comment w:id="24" w:author="Style Manual Check" w:initials="SMC" w:date="2026-08-17T07:44:57Z">
     <w:p>
       <w:pPr>
         <w:pStyle w:val="CommentText"/>

--- a/tests/sample - annotated.docx
+++ b/tests/sample - annotated.docx
@@ -22,9 +22,23 @@
       <w:r>
         <w:t xml:space="preserve">We will </w:t>
       </w:r>
+      <w:commentRangeStart w:id="9"/>
+      <w:r>
+        <w:t xml:space="preserve">utilize</w:t>
+      </w:r>
+      <w:commentRangeEnd w:id="9"/>
+      <w:r>
+        <w:rPr>
+          <w:rStyle w:val="CommentReference"/>
+        </w:rPr>
+        <w:commentReference w:id="9"/>
+      </w:r>
+      <w:r>
+        <w:t xml:space="preserve"> the new </w:t>
+      </w:r>
       <w:commentRangeStart w:id="8"/>
       <w:r>
-        <w:t xml:space="preserve">utilize</w:t>
+        <w:t xml:space="preserve">color</w:t>
       </w:r>
       <w:commentRangeEnd w:id="8"/>
       <w:r>
@@ -34,11 +48,11 @@
         <w:commentReference w:id="8"/>
       </w:r>
       <w:r>
-        <w:t xml:space="preserve"> the new </w:t>
+        <w:t xml:space="preserve"> scheme to </w:t>
       </w:r>
       <w:commentRangeStart w:id="7"/>
       <w:r>
-        <w:t xml:space="preserve">color</w:t>
+        <w:t xml:space="preserve">maximize</w:t>
       </w:r>
       <w:commentRangeEnd w:id="7"/>
       <w:r>
@@ -48,11 +62,11 @@
         <w:commentReference w:id="7"/>
       </w:r>
       <w:r>
-        <w:t xml:space="preserve"> scheme to </w:t>
+        <w:t xml:space="preserve"> </w:t>
       </w:r>
       <w:commentRangeStart w:id="6"/>
       <w:r>
-        <w:t xml:space="preserve">maximize</w:t>
+        <w:t xml:space="preserve">organizational</w:t>
       </w:r>
       <w:commentRangeEnd w:id="6"/>
       <w:r>
@@ -62,7 +76,7 @@
         <w:commentReference w:id="6"/>
       </w:r>
       <w:r>
-        <w:t xml:space="preserve"> organizational efficiency. The committee will </w:t>
+        <w:t xml:space="preserve"> efficiency. The committee will </w:t>
       </w:r>
       <w:commentRangeStart w:id="5"/>
       <w:r>
@@ -139,25 +153,39 @@
       <w:pPr>
         <w:pStyle w:val="Heading2"/>
       </w:pPr>
-      <w:commentRangeStart w:id="9"/>
+      <w:commentRangeStart w:id="10"/>
       <w:r>
         <w:t>Key Findings And Recommendations</w:t>
       </w:r>
-      <w:commentRangeEnd w:id="9"/>
+      <w:commentRangeEnd w:id="10"/>
       <w:r>
         <w:rPr>
           <w:rStyle w:val="CommentReference"/>
         </w:rPr>
-        <w:commentReference w:id="9"/>
+        <w:commentReference w:id="10"/>
       </w:r>
     </w:p>
     <w:p>
       <w:r>
         <w:t xml:space="preserve">The </w:t>
       </w:r>
+      <w:commentRangeStart w:id="16"/>
+      <w:r>
+        <w:t xml:space="preserve">center</w:t>
+      </w:r>
+      <w:commentRangeEnd w:id="16"/>
+      <w:r>
+        <w:rPr>
+          <w:rStyle w:val="CommentReference"/>
+        </w:rPr>
+        <w:commentReference w:id="16"/>
+      </w:r>
+      <w:r>
+        <w:t xml:space="preserve"> </w:t>
+      </w:r>
       <w:commentRangeStart w:id="15"/>
       <w:r>
-        <w:t xml:space="preserve">center</w:t>
+        <w:t xml:space="preserve">realized</w:t>
       </w:r>
       <w:commentRangeEnd w:id="15"/>
       <w:r>
@@ -167,11 +195,11 @@
         <w:commentReference w:id="15"/>
       </w:r>
       <w:r>
-        <w:t xml:space="preserve"> </w:t>
+        <w:t xml:space="preserve"> that </w:t>
       </w:r>
       <w:commentRangeStart w:id="14"/>
       <w:r>
-        <w:t xml:space="preserve">realized</w:t>
+        <w:t xml:space="preserve">5 percent</w:t>
       </w:r>
       <w:commentRangeEnd w:id="14"/>
       <w:r>
@@ -181,11 +209,11 @@
         <w:commentReference w:id="14"/>
       </w:r>
       <w:r>
-        <w:t xml:space="preserve"> that </w:t>
+        <w:t xml:space="preserve"> of stakeholders </w:t>
       </w:r>
       <w:commentRangeStart w:id="13"/>
       <w:r>
-        <w:t xml:space="preserve">5 percent</w:t>
+        <w:t xml:space="preserve">favor</w:t>
       </w:r>
       <w:commentRangeEnd w:id="13"/>
       <w:r>
@@ -195,11 +223,11 @@
         <w:commentReference w:id="13"/>
       </w:r>
       <w:r>
-        <w:t xml:space="preserve"> of stakeholders </w:t>
+        <w:t xml:space="preserve"> the old </w:t>
       </w:r>
       <w:commentRangeStart w:id="12"/>
       <w:r>
-        <w:t xml:space="preserve">favor</w:t>
+        <w:t xml:space="preserve">behavior</w:t>
       </w:r>
       <w:commentRangeEnd w:id="12"/>
       <w:r>
@@ -209,11 +237,11 @@
         <w:commentReference w:id="12"/>
       </w:r>
       <w:r>
-        <w:t xml:space="preserve"> the old </w:t>
+        <w:t xml:space="preserve"> — a result we did not </w:t>
       </w:r>
       <w:commentRangeStart w:id="11"/>
       <w:r>
-        <w:t xml:space="preserve">behavior</w:t>
+        <w:t xml:space="preserve">recognize</w:t>
       </w:r>
       <w:commentRangeEnd w:id="11"/>
       <w:r>
@@ -223,20 +251,6 @@
         <w:commentReference w:id="11"/>
       </w:r>
       <w:r>
-        <w:t xml:space="preserve"> — a result we did not </w:t>
-      </w:r>
-      <w:commentRangeStart w:id="10"/>
-      <w:r>
-        <w:t xml:space="preserve">recognize</w:t>
-      </w:r>
-      <w:commentRangeEnd w:id="10"/>
-      <w:r>
-        <w:rPr>
-          <w:rStyle w:val="CommentReference"/>
-        </w:rPr>
-        <w:commentReference w:id="10"/>
-      </w:r>
-      <w:r>
         <w:t xml:space="preserve"> earlier.</w:t>
       </w:r>
     </w:p>
@@ -244,16 +258,16 @@
       <w:pPr>
         <w:pStyle w:val="ListBullet"/>
       </w:pPr>
-      <w:commentRangeStart w:id="16"/>
+      <w:commentRangeStart w:id="17"/>
       <w:r>
         <w:t xml:space="preserve">First</w:t>
       </w:r>
-      <w:commentRangeEnd w:id="16"/>
+      <w:commentRangeEnd w:id="17"/>
       <w:r>
         <w:rPr>
           <w:rStyle w:val="CommentReference"/>
         </w:rPr>
-        <w:commentReference w:id="16"/>
+        <w:commentReference w:id="17"/>
       </w:r>
       <w:r>
         <w:t xml:space="preserve"> item ends with a semicolon;</w:t>
@@ -263,16 +277,16 @@
       <w:pPr>
         <w:pStyle w:val="ListBullet"/>
       </w:pPr>
-      <w:commentRangeStart w:id="17"/>
+      <w:commentRangeStart w:id="18"/>
       <w:r>
         <w:t xml:space="preserve">Sec</w:t>
       </w:r>
-      <w:commentRangeEnd w:id="17"/>
+      <w:commentRangeEnd w:id="18"/>
       <w:r>
         <w:rPr>
           <w:rStyle w:val="CommentReference"/>
         </w:rPr>
-        <w:commentReference w:id="17"/>
+        <w:commentReference w:id="18"/>
       </w:r>
       <w:r>
         <w:t xml:space="preserve">ond item ends with and; and</w:t>
@@ -287,13 +301,20 @@
       </w:r>
     </w:p>
     <w:p>
-      <w:commentRangeStart w:id="18"/>
       <w:commentRangeStart w:id="19"/>
+      <w:commentRangeStart w:id="20"/>
       <w:r>
         <w:rPr>
           <w:b/>
         </w:rPr>
         <w:t>This Bold Line Is Really A Heading</w:t>
+      </w:r>
+      <w:commentRangeEnd w:id="20"/>
+      <w:r>
+        <w:rPr>
+          <w:rStyle w:val="CommentReference"/>
+        </w:rPr>
+        <w:commentReference w:id="20"/>
       </w:r>
       <w:commentRangeEnd w:id="19"/>
       <w:r>
@@ -302,19 +323,12 @@
         </w:rPr>
         <w:commentReference w:id="19"/>
       </w:r>
-      <w:commentRangeEnd w:id="18"/>
-      <w:r>
-        <w:rPr>
-          <w:rStyle w:val="CommentReference"/>
-        </w:rPr>
-        <w:commentReference w:id="18"/>
-      </w:r>
     </w:p>
     <w:p>
       <w:r>
         <w:t xml:space="preserve">The </w:t>
       </w:r>
-      <w:commentRangeStart w:id="22"/>
+      <w:commentRangeStart w:id="23"/>
       <w:r>
         <w:t xml:space="preserve">org</w:t>
       </w:r>
@@ -327,6 +341,21 @@
       <w:r>
         <w:t xml:space="preserve">d</w:t>
       </w:r>
+      <w:commentRangeEnd w:id="23"/>
+      <w:r>
+        <w:rPr>
+          <w:rStyle w:val="CommentReference"/>
+        </w:rPr>
+        <w:commentReference w:id="23"/>
+      </w:r>
+      <w:r>
+        <w:t xml:space="preserve"> committee met at </w:t>
+      </w:r>
+      <w:commentRangeStart w:id="21"/>
+      <w:commentRangeStart w:id="22"/>
+      <w:r>
+        <w:t xml:space="preserve">3.30pm</w:t>
+      </w:r>
       <w:commentRangeEnd w:id="22"/>
       <w:r>
         <w:rPr>
@@ -334,27 +363,12 @@
         </w:rPr>
         <w:commentReference w:id="22"/>
       </w:r>
-      <w:r>
-        <w:t xml:space="preserve"> committee met at </w:t>
-      </w:r>
-      <w:commentRangeStart w:id="20"/>
-      <w:commentRangeStart w:id="21"/>
-      <w:r>
-        <w:t xml:space="preserve">3.30pm</w:t>
-      </w:r>
       <w:commentRangeEnd w:id="21"/>
       <w:r>
         <w:rPr>
           <w:rStyle w:val="CommentReference"/>
         </w:rPr>
         <w:commentReference w:id="21"/>
-      </w:r>
-      <w:commentRangeEnd w:id="20"/>
-      <w:r>
-        <w:rPr>
-          <w:rStyle w:val="CommentReference"/>
-        </w:rPr>
-        <w:commentReference w:id="20"/>
       </w:r>
       <w:r>
         <w:t xml:space="preserve">.</w:t>
@@ -375,16 +389,16 @@
             <w:tcW w:type="dxa" w:w="4320"/>
           </w:tcPr>
           <w:p>
-            <w:commentRangeStart w:id="23"/>
+            <w:commentRangeStart w:id="24"/>
             <w:r>
               <w:t xml:space="preserve">Colorful</w:t>
             </w:r>
-            <w:commentRangeEnd w:id="23"/>
+            <w:commentRangeEnd w:id="24"/>
             <w:r>
               <w:rPr>
                 <w:rStyle w:val="CommentReference"/>
               </w:rPr>
-              <w:commentReference w:id="23"/>
+              <w:commentReference w:id="24"/>
             </w:r>
             <w:r>
               <w:t xml:space="preserve"> data</w:t>
@@ -396,16 +410,16 @@
             <w:tcW w:type="dxa" w:w="4320"/>
           </w:tcPr>
           <w:p>
-            <w:commentRangeStart w:id="24"/>
+            <w:commentRangeStart w:id="25"/>
             <w:r>
               <w:t xml:space="preserve">Approx.</w:t>
             </w:r>
-            <w:commentRangeEnd w:id="24"/>
+            <w:commentRangeEnd w:id="25"/>
             <w:r>
               <w:rPr>
                 <w:rStyle w:val="CommentReference"/>
               </w:rPr>
-              <w:commentReference w:id="24"/>
+              <w:commentReference w:id="25"/>
             </w:r>
             <w:r>
               <w:t xml:space="preserve"> 100 items</w:t>
@@ -426,7 +440,7 @@
 
 <file path=word/comments.xml><?xml version="1.0" encoding="utf-8"?>
 <w:comments xmlns:w="http://schemas.openxmlformats.org/wordprocessingml/2006/main" xmlns:r="http://schemas.openxmlformats.org/officeDocument/2006/relationships">
-  <w:comment w:id="0" w:author="Style Manual Check" w:initials="SMC" w:date="2026-08-17T07:44:57Z">
+  <w:comment w:id="0" w:author="Style Manual Check" w:initials="SMC" w:date="2026-08-17T10:27:14Z">
     <w:p>
       <w:pPr>
         <w:pStyle w:val="CommentText"/>
@@ -466,6 +480,64 @@
             <w:u w:val="single"/>
           </w:rPr>
           <w:t xml:space="preserve">Style Manual guidance on headings</w:t>
+        </w:r>
+      </w:hyperlink>
+    </w:p>
+    <w:p>
+      <w:pPr>
+        <w:pStyle w:val="CommentText"/>
+      </w:pPr>
+      <w:r>
+        <w:t xml:space="preserve">Also flagged in this text:</w:t>
+      </w:r>
+    </w:p>
+    <w:p>
+      <w:pPr>
+        <w:pStyle w:val="CommentText"/>
+      </w:pPr>
+      <w:r>
+        <w:rPr>
+          <w:b/>
+        </w:rPr>
+        <w:t xml:space="preserve">-ize to -ise spelling: </w:t>
+      </w:r>
+      <w:r>
+        <w:t xml:space="preserve">Australian English uses -ise endings (for example, organise, realise, recognise).</w:t>
+      </w:r>
+    </w:p>
+    <w:p>
+      <w:pPr>
+        <w:pStyle w:val="CommentText"/>
+      </w:pPr>
+      <w:r>
+        <w:rPr>
+          <w:b/>
+        </w:rPr>
+        <w:t xml:space="preserve">Suggested change: </w:t>
+      </w:r>
+      <w:r>
+        <w:t xml:space="preserve">Organisational</w:t>
+      </w:r>
+    </w:p>
+    <w:p>
+      <w:pPr>
+        <w:pStyle w:val="CommentText"/>
+      </w:pPr>
+      <w:r>
+        <w:t xml:space="preserve">Names and titles keep their original spelling. If this is not part of a name, use the Australian spelling.</w:t>
+      </w:r>
+    </w:p>
+    <w:p>
+      <w:pPr>
+        <w:pStyle w:val="CommentText"/>
+      </w:pPr>
+      <w:hyperlink r:id="rIdPP2">
+        <w:r>
+          <w:rPr>
+            <w:color w:val="0563C1"/>
+            <w:u w:val="single"/>
+          </w:rPr>
+          <w:t xml:space="preserve">Style Manual guidance on spelling</w:t>
         </w:r>
       </w:hyperlink>
     </w:p>
@@ -528,7 +600,7 @@
       </w:hyperlink>
     </w:p>
   </w:comment>
-  <w:comment w:id="1" w:author="Style Manual Check" w:initials="SMC" w:date="2026-08-17T07:44:57Z">
+  <w:comment w:id="1" w:author="Style Manual Check" w:initials="SMC" w:date="2026-08-17T10:27:14Z">
     <w:p>
       <w:pPr>
         <w:pStyle w:val="CommentText"/>
@@ -572,7 +644,7 @@
       </w:hyperlink>
     </w:p>
   </w:comment>
-  <w:comment w:id="2" w:author="Style Manual Check" w:initials="SMC" w:date="2026-08-17T07:44:57Z">
+  <w:comment w:id="2" w:author="Style Manual Check" w:initials="SMC" w:date="2026-08-17T10:27:14Z">
     <w:p>
       <w:pPr>
         <w:pStyle w:val="CommentText"/>
@@ -616,7 +688,7 @@
       </w:hyperlink>
     </w:p>
   </w:comment>
-  <w:comment w:id="3" w:author="Style Manual Check" w:initials="SMC" w:date="2026-08-17T07:44:57Z">
+  <w:comment w:id="3" w:author="Style Manual Check" w:initials="SMC" w:date="2026-08-17T10:27:14Z">
     <w:p>
       <w:pPr>
         <w:pStyle w:val="CommentText"/>
@@ -660,7 +732,7 @@
       </w:hyperlink>
     </w:p>
   </w:comment>
-  <w:comment w:id="4" w:author="Style Manual Check" w:initials="SMC" w:date="2026-08-17T07:44:57Z">
+  <w:comment w:id="4" w:author="Style Manual Check" w:initials="SMC" w:date="2026-08-17T10:27:14Z">
     <w:p>
       <w:pPr>
         <w:pStyle w:val="CommentText"/>
@@ -704,7 +776,7 @@
       </w:hyperlink>
     </w:p>
   </w:comment>
-  <w:comment w:id="5" w:author="Style Manual Check" w:initials="SMC" w:date="2026-08-17T07:44:57Z">
+  <w:comment w:id="5" w:author="Style Manual Check" w:initials="SMC" w:date="2026-08-17T10:27:14Z">
     <w:p>
       <w:pPr>
         <w:pStyle w:val="CommentText"/>
@@ -748,7 +820,51 @@
       </w:hyperlink>
     </w:p>
   </w:comment>
-  <w:comment w:id="6" w:author="Style Manual Check" w:initials="SMC" w:date="2026-08-17T07:44:57Z">
+  <w:comment w:id="6" w:author="Style Manual Check" w:initials="SMC" w:date="2026-08-17T10:27:14Z">
+    <w:p>
+      <w:pPr>
+        <w:pStyle w:val="CommentText"/>
+      </w:pPr>
+      <w:r>
+        <w:rPr>
+          <w:b/>
+        </w:rPr>
+        <w:t xml:space="preserve">-ize to -ise spelling: </w:t>
+      </w:r>
+      <w:r>
+        <w:t xml:space="preserve">Australian English uses -ise endings (for example, organise, realise, recognise).</w:t>
+      </w:r>
+    </w:p>
+    <w:p>
+      <w:pPr>
+        <w:pStyle w:val="CommentText"/>
+      </w:pPr>
+      <w:r>
+        <w:rPr>
+          <w:b/>
+        </w:rPr>
+        <w:t xml:space="preserve">Suggested change: </w:t>
+      </w:r>
+      <w:r>
+        <w:t xml:space="preserve">'organisational'</w:t>
+      </w:r>
+    </w:p>
+    <w:p>
+      <w:pPr>
+        <w:pStyle w:val="CommentText"/>
+      </w:pPr>
+      <w:hyperlink r:id="rIdPP2">
+        <w:r>
+          <w:rPr>
+            <w:color w:val="0563C1"/>
+            <w:u w:val="single"/>
+          </w:rPr>
+          <w:t xml:space="preserve">Style Manual guidance on spelling</w:t>
+        </w:r>
+      </w:hyperlink>
+    </w:p>
+  </w:comment>
+  <w:comment w:id="7" w:author="Style Manual Check" w:initials="SMC" w:date="2026-08-17T10:27:14Z">
     <w:p>
       <w:pPr>
         <w:pStyle w:val="CommentText"/>
@@ -792,7 +908,7 @@
       </w:hyperlink>
     </w:p>
   </w:comment>
-  <w:comment w:id="7" w:author="Style Manual Check" w:initials="SMC" w:date="2026-08-17T07:44:57Z">
+  <w:comment w:id="8" w:author="Style Manual Check" w:initials="SMC" w:date="2026-08-17T10:27:14Z">
     <w:p>
       <w:pPr>
         <w:pStyle w:val="CommentText"/>
@@ -836,7 +952,7 @@
       </w:hyperlink>
     </w:p>
   </w:comment>
-  <w:comment w:id="8" w:author="Style Manual Check" w:initials="SMC" w:date="2026-08-17T07:44:57Z">
+  <w:comment w:id="9" w:author="Style Manual Check" w:initials="SMC" w:date="2026-08-17T10:27:14Z">
     <w:p>
       <w:pPr>
         <w:pStyle w:val="CommentText"/>
@@ -880,7 +996,7 @@
       </w:hyperlink>
     </w:p>
   </w:comment>
-  <w:comment w:id="9" w:author="Style Manual Check" w:initials="SMC" w:date="2026-08-17T07:44:57Z">
+  <w:comment w:id="10" w:author="Style Manual Check" w:initials="SMC" w:date="2026-08-17T10:27:14Z">
     <w:p>
       <w:pPr>
         <w:pStyle w:val="CommentText"/>
@@ -924,7 +1040,7 @@
       </w:hyperlink>
     </w:p>
   </w:comment>
-  <w:comment w:id="10" w:author="Style Manual Check" w:initials="SMC" w:date="2026-08-17T07:44:57Z">
+  <w:comment w:id="11" w:author="Style Manual Check" w:initials="SMC" w:date="2026-08-17T10:27:14Z">
     <w:p>
       <w:pPr>
         <w:pStyle w:val="CommentText"/>
@@ -968,7 +1084,7 @@
       </w:hyperlink>
     </w:p>
   </w:comment>
-  <w:comment w:id="11" w:author="Style Manual Check" w:initials="SMC" w:date="2026-08-17T07:44:57Z">
+  <w:comment w:id="12" w:author="Style Manual Check" w:initials="SMC" w:date="2026-08-17T10:27:14Z">
     <w:p>
       <w:pPr>
         <w:pStyle w:val="CommentText"/>
@@ -1062,7 +1178,7 @@
       </w:hyperlink>
     </w:p>
   </w:comment>
-  <w:comment w:id="12" w:author="Style Manual Check" w:initials="SMC" w:date="2026-08-17T07:44:57Z">
+  <w:comment w:id="13" w:author="Style Manual Check" w:initials="SMC" w:date="2026-08-17T10:27:14Z">
     <w:p>
       <w:pPr>
         <w:pStyle w:val="CommentText"/>
@@ -1106,7 +1222,7 @@
       </w:hyperlink>
     </w:p>
   </w:comment>
-  <w:comment w:id="13" w:author="Style Manual Check" w:initials="SMC" w:date="2026-08-17T07:44:57Z">
+  <w:comment w:id="14" w:author="Style Manual Check" w:initials="SMC" w:date="2026-08-17T10:27:14Z">
     <w:p>
       <w:pPr>
         <w:pStyle w:val="CommentText"/>
@@ -1150,7 +1266,7 @@
       </w:hyperlink>
     </w:p>
   </w:comment>
-  <w:comment w:id="14" w:author="Style Manual Check" w:initials="SMC" w:date="2026-08-17T07:44:57Z">
+  <w:comment w:id="15" w:author="Style Manual Check" w:initials="SMC" w:date="2026-08-17T10:27:14Z">
     <w:p>
       <w:pPr>
         <w:pStyle w:val="CommentText"/>
@@ -1194,7 +1310,7 @@
       </w:hyperlink>
     </w:p>
   </w:comment>
-  <w:comment w:id="15" w:author="Style Manual Check" w:initials="SMC" w:date="2026-08-17T07:44:57Z">
+  <w:comment w:id="16" w:author="Style Manual Check" w:initials="SMC" w:date="2026-08-17T10:27:14Z">
     <w:p>
       <w:pPr>
         <w:pStyle w:val="CommentText"/>
@@ -1238,7 +1354,7 @@
       </w:hyperlink>
     </w:p>
   </w:comment>
-  <w:comment w:id="16" w:author="Style Manual Check" w:initials="SMC" w:date="2026-08-17T07:44:57Z">
+  <w:comment w:id="17" w:author="Style Manual Check" w:initials="SMC" w:date="2026-08-17T10:27:14Z">
     <w:p>
       <w:pPr>
         <w:pStyle w:val="CommentText"/>
@@ -1318,7 +1434,7 @@
       </w:hyperlink>
     </w:p>
   </w:comment>
-  <w:comment w:id="17" w:author="Style Manual Check" w:initials="SMC" w:date="2026-08-17T07:44:57Z">
+  <w:comment w:id="18" w:author="Style Manual Check" w:initials="SMC" w:date="2026-08-17T10:27:14Z">
     <w:p>
       <w:pPr>
         <w:pStyle w:val="CommentText"/>
@@ -1362,7 +1478,7 @@
       </w:hyperlink>
     </w:p>
   </w:comment>
-  <w:comment w:id="18" w:author="Style Manual Check" w:initials="SMC" w:date="2026-08-17T07:44:57Z">
+  <w:comment w:id="19" w:author="Style Manual Check" w:initials="SMC" w:date="2026-08-17T10:27:14Z">
     <w:p>
       <w:pPr>
         <w:pStyle w:val="CommentText"/>
@@ -1406,7 +1522,7 @@
       </w:hyperlink>
     </w:p>
   </w:comment>
-  <w:comment w:id="19" w:author="Style Manual Check" w:initials="SMC" w:date="2026-08-17T07:44:57Z">
+  <w:comment w:id="20" w:author="Style Manual Check" w:initials="SMC" w:date="2026-08-17T10:27:14Z">
     <w:p>
       <w:pPr>
         <w:pStyle w:val="CommentText"/>
@@ -1450,7 +1566,7 @@
       </w:hyperlink>
     </w:p>
   </w:comment>
-  <w:comment w:id="20" w:author="Style Manual Check" w:initials="SMC" w:date="2026-08-17T07:44:57Z">
+  <w:comment w:id="21" w:author="Style Manual Check" w:initials="SMC" w:date="2026-08-17T10:27:14Z">
     <w:p>
       <w:pPr>
         <w:pStyle w:val="CommentText"/>
@@ -1494,7 +1610,7 @@
       </w:hyperlink>
     </w:p>
   </w:comment>
-  <w:comment w:id="21" w:author="Style Manual Check" w:initials="SMC" w:date="2026-08-17T07:44:57Z">
+  <w:comment w:id="22" w:author="Style Manual Check" w:initials="SMC" w:date="2026-08-17T10:27:14Z">
     <w:p>
       <w:pPr>
         <w:pStyle w:val="CommentText"/>
@@ -1538,7 +1654,7 @@
       </w:hyperlink>
     </w:p>
   </w:comment>
-  <w:comment w:id="22" w:author="Style Manual Check" w:initials="SMC" w:date="2026-08-17T07:44:57Z">
+  <w:comment w:id="23" w:author="Style Manual Check" w:initials="SMC" w:date="2026-08-17T10:27:14Z">
     <w:p>
       <w:pPr>
         <w:pStyle w:val="CommentText"/>
@@ -1582,7 +1698,7 @@
       </w:hyperlink>
     </w:p>
   </w:comment>
-  <w:comment w:id="23" w:author="Style Manual Check" w:initials="SMC" w:date="2026-08-17T07:44:57Z">
+  <w:comment w:id="24" w:author="Style Manual Check" w:initials="SMC" w:date="2026-08-17T10:27:14Z">
     <w:p>
       <w:pPr>
         <w:pStyle w:val="CommentText"/>
@@ -1626,7 +1742,7 @@
       </w:hyperlink>
     </w:p>
   </w:comment>
-  <w:comment w:id="24" w:author="Style Manual Check" w:initials="SMC" w:date="2026-08-17T07:44:57Z">
+  <w:comment w:id="25" w:author="Style Manual Check" w:initials="SMC" w:date="2026-08-17T10:27:14Z">
     <w:p>
       <w:pPr>
         <w:pStyle w:val="CommentText"/>

--- a/tests/sample - annotated.docx
+++ b/tests/sample - annotated.docx
@@ -440,7 +440,7 @@
 
 <file path=word/comments.xml><?xml version="1.0" encoding="utf-8"?>
 <w:comments xmlns:w="http://schemas.openxmlformats.org/wordprocessingml/2006/main" xmlns:r="http://schemas.openxmlformats.org/officeDocument/2006/relationships">
-  <w:comment w:id="0" w:author="Style Manual Check" w:initials="SMC" w:date="2026-08-17T10:27:14Z">
+  <w:comment w:id="0" w:author="Style Manual Check" w:initials="SMC" w:date="2026-08-17T10:53:27Z">
     <w:p>
       <w:pPr>
         <w:pStyle w:val="CommentText"/>
@@ -600,7 +600,7 @@
       </w:hyperlink>
     </w:p>
   </w:comment>
-  <w:comment w:id="1" w:author="Style Manual Check" w:initials="SMC" w:date="2026-08-17T10:27:14Z">
+  <w:comment w:id="1" w:author="Style Manual Check" w:initials="SMC" w:date="2026-08-17T10:53:27Z">
     <w:p>
       <w:pPr>
         <w:pStyle w:val="CommentText"/>
@@ -644,7 +644,7 @@
       </w:hyperlink>
     </w:p>
   </w:comment>
-  <w:comment w:id="2" w:author="Style Manual Check" w:initials="SMC" w:date="2026-08-17T10:27:14Z">
+  <w:comment w:id="2" w:author="Style Manual Check" w:initials="SMC" w:date="2026-08-17T10:53:27Z">
     <w:p>
       <w:pPr>
         <w:pStyle w:val="CommentText"/>
@@ -688,7 +688,7 @@
       </w:hyperlink>
     </w:p>
   </w:comment>
-  <w:comment w:id="3" w:author="Style Manual Check" w:initials="SMC" w:date="2026-08-17T10:27:14Z">
+  <w:comment w:id="3" w:author="Style Manual Check" w:initials="SMC" w:date="2026-08-17T10:53:27Z">
     <w:p>
       <w:pPr>
         <w:pStyle w:val="CommentText"/>
@@ -732,7 +732,7 @@
       </w:hyperlink>
     </w:p>
   </w:comment>
-  <w:comment w:id="4" w:author="Style Manual Check" w:initials="SMC" w:date="2026-08-17T10:27:14Z">
+  <w:comment w:id="4" w:author="Style Manual Check" w:initials="SMC" w:date="2026-08-17T10:53:27Z">
     <w:p>
       <w:pPr>
         <w:pStyle w:val="CommentText"/>
@@ -776,7 +776,7 @@
       </w:hyperlink>
     </w:p>
   </w:comment>
-  <w:comment w:id="5" w:author="Style Manual Check" w:initials="SMC" w:date="2026-08-17T10:27:14Z">
+  <w:comment w:id="5" w:author="Style Manual Check" w:initials="SMC" w:date="2026-08-17T10:53:27Z">
     <w:p>
       <w:pPr>
         <w:pStyle w:val="CommentText"/>
@@ -820,7 +820,7 @@
       </w:hyperlink>
     </w:p>
   </w:comment>
-  <w:comment w:id="6" w:author="Style Manual Check" w:initials="SMC" w:date="2026-08-17T10:27:14Z">
+  <w:comment w:id="6" w:author="Style Manual Check" w:initials="SMC" w:date="2026-08-17T10:53:27Z">
     <w:p>
       <w:pPr>
         <w:pStyle w:val="CommentText"/>
@@ -864,7 +864,7 @@
       </w:hyperlink>
     </w:p>
   </w:comment>
-  <w:comment w:id="7" w:author="Style Manual Check" w:initials="SMC" w:date="2026-08-17T10:27:14Z">
+  <w:comment w:id="7" w:author="Style Manual Check" w:initials="SMC" w:date="2026-08-17T10:53:27Z">
     <w:p>
       <w:pPr>
         <w:pStyle w:val="CommentText"/>
@@ -908,7 +908,7 @@
       </w:hyperlink>
     </w:p>
   </w:comment>
-  <w:comment w:id="8" w:author="Style Manual Check" w:initials="SMC" w:date="2026-08-17T10:27:14Z">
+  <w:comment w:id="8" w:author="Style Manual Check" w:initials="SMC" w:date="2026-08-17T10:53:27Z">
     <w:p>
       <w:pPr>
         <w:pStyle w:val="CommentText"/>
@@ -952,7 +952,7 @@
       </w:hyperlink>
     </w:p>
   </w:comment>
-  <w:comment w:id="9" w:author="Style Manual Check" w:initials="SMC" w:date="2026-08-17T10:27:14Z">
+  <w:comment w:id="9" w:author="Style Manual Check" w:initials="SMC" w:date="2026-08-17T10:53:27Z">
     <w:p>
       <w:pPr>
         <w:pStyle w:val="CommentText"/>
@@ -996,7 +996,7 @@
       </w:hyperlink>
     </w:p>
   </w:comment>
-  <w:comment w:id="10" w:author="Style Manual Check" w:initials="SMC" w:date="2026-08-17T10:27:14Z">
+  <w:comment w:id="10" w:author="Style Manual Check" w:initials="SMC" w:date="2026-08-17T10:53:27Z">
     <w:p>
       <w:pPr>
         <w:pStyle w:val="CommentText"/>
@@ -1040,7 +1040,7 @@
       </w:hyperlink>
     </w:p>
   </w:comment>
-  <w:comment w:id="11" w:author="Style Manual Check" w:initials="SMC" w:date="2026-08-17T10:27:14Z">
+  <w:comment w:id="11" w:author="Style Manual Check" w:initials="SMC" w:date="2026-08-17T10:53:27Z">
     <w:p>
       <w:pPr>
         <w:pStyle w:val="CommentText"/>
@@ -1084,7 +1084,7 @@
       </w:hyperlink>
     </w:p>
   </w:comment>
-  <w:comment w:id="12" w:author="Style Manual Check" w:initials="SMC" w:date="2026-08-17T10:27:14Z">
+  <w:comment w:id="12" w:author="Style Manual Check" w:initials="SMC" w:date="2026-08-17T10:53:27Z">
     <w:p>
       <w:pPr>
         <w:pStyle w:val="CommentText"/>
@@ -1178,7 +1178,7 @@
       </w:hyperlink>
     </w:p>
   </w:comment>
-  <w:comment w:id="13" w:author="Style Manual Check" w:initials="SMC" w:date="2026-08-17T10:27:14Z">
+  <w:comment w:id="13" w:author="Style Manual Check" w:initials="SMC" w:date="2026-08-17T10:53:27Z">
     <w:p>
       <w:pPr>
         <w:pStyle w:val="CommentText"/>
@@ -1222,7 +1222,7 @@
       </w:hyperlink>
     </w:p>
   </w:comment>
-  <w:comment w:id="14" w:author="Style Manual Check" w:initials="SMC" w:date="2026-08-17T10:27:14Z">
+  <w:comment w:id="14" w:author="Style Manual Check" w:initials="SMC" w:date="2026-08-17T10:53:27Z">
     <w:p>
       <w:pPr>
         <w:pStyle w:val="CommentText"/>
@@ -1266,7 +1266,7 @@
       </w:hyperlink>
     </w:p>
   </w:comment>
-  <w:comment w:id="15" w:author="Style Manual Check" w:initials="SMC" w:date="2026-08-17T10:27:14Z">
+  <w:comment w:id="15" w:author="Style Manual Check" w:initials="SMC" w:date="2026-08-17T10:53:27Z">
     <w:p>
       <w:pPr>
         <w:pStyle w:val="CommentText"/>
@@ -1310,7 +1310,7 @@
       </w:hyperlink>
     </w:p>
   </w:comment>
-  <w:comment w:id="16" w:author="Style Manual Check" w:initials="SMC" w:date="2026-08-17T10:27:14Z">
+  <w:comment w:id="16" w:author="Style Manual Check" w:initials="SMC" w:date="2026-08-17T10:53:27Z">
     <w:p>
       <w:pPr>
         <w:pStyle w:val="CommentText"/>
@@ -1354,7 +1354,7 @@
       </w:hyperlink>
     </w:p>
   </w:comment>
-  <w:comment w:id="17" w:author="Style Manual Check" w:initials="SMC" w:date="2026-08-17T10:27:14Z">
+  <w:comment w:id="17" w:author="Style Manual Check" w:initials="SMC" w:date="2026-08-17T10:53:27Z">
     <w:p>
       <w:pPr>
         <w:pStyle w:val="CommentText"/>
@@ -1434,7 +1434,7 @@
       </w:hyperlink>
     </w:p>
   </w:comment>
-  <w:comment w:id="18" w:author="Style Manual Check" w:initials="SMC" w:date="2026-08-17T10:27:14Z">
+  <w:comment w:id="18" w:author="Style Manual Check" w:initials="SMC" w:date="2026-08-17T10:53:27Z">
     <w:p>
       <w:pPr>
         <w:pStyle w:val="CommentText"/>
@@ -1478,7 +1478,7 @@
       </w:hyperlink>
     </w:p>
   </w:comment>
-  <w:comment w:id="19" w:author="Style Manual Check" w:initials="SMC" w:date="2026-08-17T10:27:14Z">
+  <w:comment w:id="19" w:author="Style Manual Check" w:initials="SMC" w:date="2026-08-17T10:53:27Z">
     <w:p>
       <w:pPr>
         <w:pStyle w:val="CommentText"/>
@@ -1522,7 +1522,7 @@
       </w:hyperlink>
     </w:p>
   </w:comment>
-  <w:comment w:id="20" w:author="Style Manual Check" w:initials="SMC" w:date="2026-08-17T10:27:14Z">
+  <w:comment w:id="20" w:author="Style Manual Check" w:initials="SMC" w:date="2026-08-17T10:53:27Z">
     <w:p>
       <w:pPr>
         <w:pStyle w:val="CommentText"/>
@@ -1566,7 +1566,7 @@
       </w:hyperlink>
     </w:p>
   </w:comment>
-  <w:comment w:id="21" w:author="Style Manual Check" w:initials="SMC" w:date="2026-08-17T10:27:14Z">
+  <w:comment w:id="21" w:author="Style Manual Check" w:initials="SMC" w:date="2026-08-17T10:53:27Z">
     <w:p>
       <w:pPr>
         <w:pStyle w:val="CommentText"/>
@@ -1610,7 +1610,7 @@
       </w:hyperlink>
     </w:p>
   </w:comment>
-  <w:comment w:id="22" w:author="Style Manual Check" w:initials="SMC" w:date="2026-08-17T10:27:14Z">
+  <w:comment w:id="22" w:author="Style Manual Check" w:initials="SMC" w:date="2026-08-17T10:53:27Z">
     <w:p>
       <w:pPr>
         <w:pStyle w:val="CommentText"/>
@@ -1654,7 +1654,7 @@
       </w:hyperlink>
     </w:p>
   </w:comment>
-  <w:comment w:id="23" w:author="Style Manual Check" w:initials="SMC" w:date="2026-08-17T10:27:14Z">
+  <w:comment w:id="23" w:author="Style Manual Check" w:initials="SMC" w:date="2026-08-17T10:53:27Z">
     <w:p>
       <w:pPr>
         <w:pStyle w:val="CommentText"/>
@@ -1698,7 +1698,7 @@
       </w:hyperlink>
     </w:p>
   </w:comment>
-  <w:comment w:id="24" w:author="Style Manual Check" w:initials="SMC" w:date="2026-08-17T10:27:14Z">
+  <w:comment w:id="24" w:author="Style Manual Check" w:initials="SMC" w:date="2026-08-17T10:53:27Z">
     <w:p>
       <w:pPr>
         <w:pStyle w:val="CommentText"/>
@@ -1742,7 +1742,7 @@
       </w:hyperlink>
     </w:p>
   </w:comment>
-  <w:comment w:id="25" w:author="Style Manual Check" w:initials="SMC" w:date="2026-08-17T10:27:14Z">
+  <w:comment w:id="25" w:author="Style Manual Check" w:initials="SMC" w:date="2026-08-17T10:53:27Z">
     <w:p>
       <w:pPr>
         <w:pStyle w:val="CommentText"/>

--- a/tests/sample - annotated.docx
+++ b/tests/sample - annotated.docx
@@ -440,7 +440,7 @@
 
 <file path=word/comments.xml><?xml version="1.0" encoding="utf-8"?>
 <w:comments xmlns:w="http://schemas.openxmlformats.org/wordprocessingml/2006/main" xmlns:r="http://schemas.openxmlformats.org/officeDocument/2006/relationships">
-  <w:comment w:id="0" w:author="Style Manual Check" w:initials="SMC" w:date="2026-08-17T10:53:27Z">
+  <w:comment w:id="0" w:author="Style Manual Check" w:initials="SMC" w:date="2026-08-17T11:17:14Z">
     <w:p>
       <w:pPr>
         <w:pStyle w:val="CommentText"/>
@@ -600,7 +600,7 @@
       </w:hyperlink>
     </w:p>
   </w:comment>
-  <w:comment w:id="1" w:author="Style Manual Check" w:initials="SMC" w:date="2026-08-17T10:53:27Z">
+  <w:comment w:id="1" w:author="Style Manual Check" w:initials="SMC" w:date="2026-08-17T11:17:14Z">
     <w:p>
       <w:pPr>
         <w:pStyle w:val="CommentText"/>
@@ -644,7 +644,7 @@
       </w:hyperlink>
     </w:p>
   </w:comment>
-  <w:comment w:id="2" w:author="Style Manual Check" w:initials="SMC" w:date="2026-08-17T10:53:27Z">
+  <w:comment w:id="2" w:author="Style Manual Check" w:initials="SMC" w:date="2026-08-17T11:17:14Z">
     <w:p>
       <w:pPr>
         <w:pStyle w:val="CommentText"/>
@@ -688,7 +688,7 @@
       </w:hyperlink>
     </w:p>
   </w:comment>
-  <w:comment w:id="3" w:author="Style Manual Check" w:initials="SMC" w:date="2026-08-17T10:53:27Z">
+  <w:comment w:id="3" w:author="Style Manual Check" w:initials="SMC" w:date="2026-08-17T11:17:14Z">
     <w:p>
       <w:pPr>
         <w:pStyle w:val="CommentText"/>
@@ -732,7 +732,7 @@
       </w:hyperlink>
     </w:p>
   </w:comment>
-  <w:comment w:id="4" w:author="Style Manual Check" w:initials="SMC" w:date="2026-08-17T10:53:27Z">
+  <w:comment w:id="4" w:author="Style Manual Check" w:initials="SMC" w:date="2026-08-17T11:17:14Z">
     <w:p>
       <w:pPr>
         <w:pStyle w:val="CommentText"/>
@@ -776,7 +776,7 @@
       </w:hyperlink>
     </w:p>
   </w:comment>
-  <w:comment w:id="5" w:author="Style Manual Check" w:initials="SMC" w:date="2026-08-17T10:53:27Z">
+  <w:comment w:id="5" w:author="Style Manual Check" w:initials="SMC" w:date="2026-08-17T11:17:14Z">
     <w:p>
       <w:pPr>
         <w:pStyle w:val="CommentText"/>
@@ -820,7 +820,7 @@
       </w:hyperlink>
     </w:p>
   </w:comment>
-  <w:comment w:id="6" w:author="Style Manual Check" w:initials="SMC" w:date="2026-08-17T10:53:27Z">
+  <w:comment w:id="6" w:author="Style Manual Check" w:initials="SMC" w:date="2026-08-17T11:17:14Z">
     <w:p>
       <w:pPr>
         <w:pStyle w:val="CommentText"/>
@@ -864,7 +864,7 @@
       </w:hyperlink>
     </w:p>
   </w:comment>
-  <w:comment w:id="7" w:author="Style Manual Check" w:initials="SMC" w:date="2026-08-17T10:53:27Z">
+  <w:comment w:id="7" w:author="Style Manual Check" w:initials="SMC" w:date="2026-08-17T11:17:14Z">
     <w:p>
       <w:pPr>
         <w:pStyle w:val="CommentText"/>
@@ -908,7 +908,7 @@
       </w:hyperlink>
     </w:p>
   </w:comment>
-  <w:comment w:id="8" w:author="Style Manual Check" w:initials="SMC" w:date="2026-08-17T10:53:27Z">
+  <w:comment w:id="8" w:author="Style Manual Check" w:initials="SMC" w:date="2026-08-17T11:17:14Z">
     <w:p>
       <w:pPr>
         <w:pStyle w:val="CommentText"/>
@@ -952,7 +952,7 @@
       </w:hyperlink>
     </w:p>
   </w:comment>
-  <w:comment w:id="9" w:author="Style Manual Check" w:initials="SMC" w:date="2026-08-17T10:53:27Z">
+  <w:comment w:id="9" w:author="Style Manual Check" w:initials="SMC" w:date="2026-08-17T11:17:14Z">
     <w:p>
       <w:pPr>
         <w:pStyle w:val="CommentText"/>
@@ -996,7 +996,7 @@
       </w:hyperlink>
     </w:p>
   </w:comment>
-  <w:comment w:id="10" w:author="Style Manual Check" w:initials="SMC" w:date="2026-08-17T10:53:27Z">
+  <w:comment w:id="10" w:author="Style Manual Check" w:initials="SMC" w:date="2026-08-17T11:17:14Z">
     <w:p>
       <w:pPr>
         <w:pStyle w:val="CommentText"/>
@@ -1040,7 +1040,7 @@
       </w:hyperlink>
     </w:p>
   </w:comment>
-  <w:comment w:id="11" w:author="Style Manual Check" w:initials="SMC" w:date="2026-08-17T10:53:27Z">
+  <w:comment w:id="11" w:author="Style Manual Check" w:initials="SMC" w:date="2026-08-17T11:17:14Z">
     <w:p>
       <w:pPr>
         <w:pStyle w:val="CommentText"/>
@@ -1084,7 +1084,7 @@
       </w:hyperlink>
     </w:p>
   </w:comment>
-  <w:comment w:id="12" w:author="Style Manual Check" w:initials="SMC" w:date="2026-08-17T10:53:27Z">
+  <w:comment w:id="12" w:author="Style Manual Check" w:initials="SMC" w:date="2026-08-17T11:17:14Z">
     <w:p>
       <w:pPr>
         <w:pStyle w:val="CommentText"/>
@@ -1178,7 +1178,7 @@
       </w:hyperlink>
     </w:p>
   </w:comment>
-  <w:comment w:id="13" w:author="Style Manual Check" w:initials="SMC" w:date="2026-08-17T10:53:27Z">
+  <w:comment w:id="13" w:author="Style Manual Check" w:initials="SMC" w:date="2026-08-17T11:17:14Z">
     <w:p>
       <w:pPr>
         <w:pStyle w:val="CommentText"/>
@@ -1222,7 +1222,7 @@
       </w:hyperlink>
     </w:p>
   </w:comment>
-  <w:comment w:id="14" w:author="Style Manual Check" w:initials="SMC" w:date="2026-08-17T10:53:27Z">
+  <w:comment w:id="14" w:author="Style Manual Check" w:initials="SMC" w:date="2026-08-17T11:17:14Z">
     <w:p>
       <w:pPr>
         <w:pStyle w:val="CommentText"/>
@@ -1266,7 +1266,7 @@
       </w:hyperlink>
     </w:p>
   </w:comment>
-  <w:comment w:id="15" w:author="Style Manual Check" w:initials="SMC" w:date="2026-08-17T10:53:27Z">
+  <w:comment w:id="15" w:author="Style Manual Check" w:initials="SMC" w:date="2026-08-17T11:17:14Z">
     <w:p>
       <w:pPr>
         <w:pStyle w:val="CommentText"/>
@@ -1310,7 +1310,7 @@
       </w:hyperlink>
     </w:p>
   </w:comment>
-  <w:comment w:id="16" w:author="Style Manual Check" w:initials="SMC" w:date="2026-08-17T10:53:27Z">
+  <w:comment w:id="16" w:author="Style Manual Check" w:initials="SMC" w:date="2026-08-17T11:17:14Z">
     <w:p>
       <w:pPr>
         <w:pStyle w:val="CommentText"/>
@@ -1354,7 +1354,7 @@
       </w:hyperlink>
     </w:p>
   </w:comment>
-  <w:comment w:id="17" w:author="Style Manual Check" w:initials="SMC" w:date="2026-08-17T10:53:27Z">
+  <w:comment w:id="17" w:author="Style Manual Check" w:initials="SMC" w:date="2026-08-17T11:17:14Z">
     <w:p>
       <w:pPr>
         <w:pStyle w:val="CommentText"/>
@@ -1434,7 +1434,7 @@
       </w:hyperlink>
     </w:p>
   </w:comment>
-  <w:comment w:id="18" w:author="Style Manual Check" w:initials="SMC" w:date="2026-08-17T10:53:27Z">
+  <w:comment w:id="18" w:author="Style Manual Check" w:initials="SMC" w:date="2026-08-17T11:17:14Z">
     <w:p>
       <w:pPr>
         <w:pStyle w:val="CommentText"/>
@@ -1478,7 +1478,7 @@
       </w:hyperlink>
     </w:p>
   </w:comment>
-  <w:comment w:id="19" w:author="Style Manual Check" w:initials="SMC" w:date="2026-08-17T10:53:27Z">
+  <w:comment w:id="19" w:author="Style Manual Check" w:initials="SMC" w:date="2026-08-17T11:17:14Z">
     <w:p>
       <w:pPr>
         <w:pStyle w:val="CommentText"/>
@@ -1522,7 +1522,7 @@
       </w:hyperlink>
     </w:p>
   </w:comment>
-  <w:comment w:id="20" w:author="Style Manual Check" w:initials="SMC" w:date="2026-08-17T10:53:27Z">
+  <w:comment w:id="20" w:author="Style Manual Check" w:initials="SMC" w:date="2026-08-17T11:17:14Z">
     <w:p>
       <w:pPr>
         <w:pStyle w:val="CommentText"/>
@@ -1566,7 +1566,7 @@
       </w:hyperlink>
     </w:p>
   </w:comment>
-  <w:comment w:id="21" w:author="Style Manual Check" w:initials="SMC" w:date="2026-08-17T10:53:27Z">
+  <w:comment w:id="21" w:author="Style Manual Check" w:initials="SMC" w:date="2026-08-17T11:17:14Z">
     <w:p>
       <w:pPr>
         <w:pStyle w:val="CommentText"/>
@@ -1610,7 +1610,7 @@
       </w:hyperlink>
     </w:p>
   </w:comment>
-  <w:comment w:id="22" w:author="Style Manual Check" w:initials="SMC" w:date="2026-08-17T10:53:27Z">
+  <w:comment w:id="22" w:author="Style Manual Check" w:initials="SMC" w:date="2026-08-17T11:17:14Z">
     <w:p>
       <w:pPr>
         <w:pStyle w:val="CommentText"/>
@@ -1654,7 +1654,7 @@
       </w:hyperlink>
     </w:p>
   </w:comment>
-  <w:comment w:id="23" w:author="Style Manual Check" w:initials="SMC" w:date="2026-08-17T10:53:27Z">
+  <w:comment w:id="23" w:author="Style Manual Check" w:initials="SMC" w:date="2026-08-17T11:17:14Z">
     <w:p>
       <w:pPr>
         <w:pStyle w:val="CommentText"/>
@@ -1698,7 +1698,7 @@
       </w:hyperlink>
     </w:p>
   </w:comment>
-  <w:comment w:id="24" w:author="Style Manual Check" w:initials="SMC" w:date="2026-08-17T10:53:27Z">
+  <w:comment w:id="24" w:author="Style Manual Check" w:initials="SMC" w:date="2026-08-17T11:17:14Z">
     <w:p>
       <w:pPr>
         <w:pStyle w:val="CommentText"/>
@@ -1742,7 +1742,7 @@
       </w:hyperlink>
     </w:p>
   </w:comment>
-  <w:comment w:id="25" w:author="Style Manual Check" w:initials="SMC" w:date="2026-08-17T10:53:27Z">
+  <w:comment w:id="25" w:author="Style Manual Check" w:initials="SMC" w:date="2026-08-17T11:17:14Z">
     <w:p>
       <w:pPr>
         <w:pStyle w:val="CommentText"/>

--- a/tests/sample - annotated.docx
+++ b/tests/sample - annotated.docx
@@ -440,7 +440,7 @@
 
 <file path=word/comments.xml><?xml version="1.0" encoding="utf-8"?>
 <w:comments xmlns:w="http://schemas.openxmlformats.org/wordprocessingml/2006/main" xmlns:r="http://schemas.openxmlformats.org/officeDocument/2006/relationships">
-  <w:comment w:id="0" w:author="Style Manual Check" w:initials="SMC" w:date="2026-08-17T11:17:14Z">
+  <w:comment w:id="0" w:author="Style Manual Check" w:initials="SMC" w:date="2026-08-18T07:22:12Z">
     <w:p>
       <w:pPr>
         <w:pStyle w:val="CommentText"/>
@@ -600,7 +600,7 @@
       </w:hyperlink>
     </w:p>
   </w:comment>
-  <w:comment w:id="1" w:author="Style Manual Check" w:initials="SMC" w:date="2026-08-17T11:17:14Z">
+  <w:comment w:id="1" w:author="Style Manual Check" w:initials="SMC" w:date="2026-08-18T07:22:12Z">
     <w:p>
       <w:pPr>
         <w:pStyle w:val="CommentText"/>
@@ -644,7 +644,7 @@
       </w:hyperlink>
     </w:p>
   </w:comment>
-  <w:comment w:id="2" w:author="Style Manual Check" w:initials="SMC" w:date="2026-08-17T11:17:14Z">
+  <w:comment w:id="2" w:author="Style Manual Check" w:initials="SMC" w:date="2026-08-18T07:22:12Z">
     <w:p>
       <w:pPr>
         <w:pStyle w:val="CommentText"/>
@@ -688,7 +688,7 @@
       </w:hyperlink>
     </w:p>
   </w:comment>
-  <w:comment w:id="3" w:author="Style Manual Check" w:initials="SMC" w:date="2026-08-17T11:17:14Z">
+  <w:comment w:id="3" w:author="Style Manual Check" w:initials="SMC" w:date="2026-08-18T07:22:12Z">
     <w:p>
       <w:pPr>
         <w:pStyle w:val="CommentText"/>
@@ -732,7 +732,7 @@
       </w:hyperlink>
     </w:p>
   </w:comment>
-  <w:comment w:id="4" w:author="Style Manual Check" w:initials="SMC" w:date="2026-08-17T11:17:14Z">
+  <w:comment w:id="4" w:author="Style Manual Check" w:initials="SMC" w:date="2026-08-18T07:22:12Z">
     <w:p>
       <w:pPr>
         <w:pStyle w:val="CommentText"/>
@@ -776,7 +776,7 @@
       </w:hyperlink>
     </w:p>
   </w:comment>
-  <w:comment w:id="5" w:author="Style Manual Check" w:initials="SMC" w:date="2026-08-17T11:17:14Z">
+  <w:comment w:id="5" w:author="Style Manual Check" w:initials="SMC" w:date="2026-08-18T07:22:12Z">
     <w:p>
       <w:pPr>
         <w:pStyle w:val="CommentText"/>
@@ -820,7 +820,7 @@
       </w:hyperlink>
     </w:p>
   </w:comment>
-  <w:comment w:id="6" w:author="Style Manual Check" w:initials="SMC" w:date="2026-08-17T11:17:14Z">
+  <w:comment w:id="6" w:author="Style Manual Check" w:initials="SMC" w:date="2026-08-18T07:22:12Z">
     <w:p>
       <w:pPr>
         <w:pStyle w:val="CommentText"/>
@@ -864,7 +864,7 @@
       </w:hyperlink>
     </w:p>
   </w:comment>
-  <w:comment w:id="7" w:author="Style Manual Check" w:initials="SMC" w:date="2026-08-17T11:17:14Z">
+  <w:comment w:id="7" w:author="Style Manual Check" w:initials="SMC" w:date="2026-08-18T07:22:12Z">
     <w:p>
       <w:pPr>
         <w:pStyle w:val="CommentText"/>
@@ -908,7 +908,7 @@
       </w:hyperlink>
     </w:p>
   </w:comment>
-  <w:comment w:id="8" w:author="Style Manual Check" w:initials="SMC" w:date="2026-08-17T11:17:14Z">
+  <w:comment w:id="8" w:author="Style Manual Check" w:initials="SMC" w:date="2026-08-18T07:22:12Z">
     <w:p>
       <w:pPr>
         <w:pStyle w:val="CommentText"/>
@@ -952,7 +952,7 @@
       </w:hyperlink>
     </w:p>
   </w:comment>
-  <w:comment w:id="9" w:author="Style Manual Check" w:initials="SMC" w:date="2026-08-17T11:17:14Z">
+  <w:comment w:id="9" w:author="Style Manual Check" w:initials="SMC" w:date="2026-08-18T07:22:12Z">
     <w:p>
       <w:pPr>
         <w:pStyle w:val="CommentText"/>
@@ -996,7 +996,7 @@
       </w:hyperlink>
     </w:p>
   </w:comment>
-  <w:comment w:id="10" w:author="Style Manual Check" w:initials="SMC" w:date="2026-08-17T11:17:14Z">
+  <w:comment w:id="10" w:author="Style Manual Check" w:initials="SMC" w:date="2026-08-18T07:22:12Z">
     <w:p>
       <w:pPr>
         <w:pStyle w:val="CommentText"/>
@@ -1040,7 +1040,7 @@
       </w:hyperlink>
     </w:p>
   </w:comment>
-  <w:comment w:id="11" w:author="Style Manual Check" w:initials="SMC" w:date="2026-08-17T11:17:14Z">
+  <w:comment w:id="11" w:author="Style Manual Check" w:initials="SMC" w:date="2026-08-18T07:22:12Z">
     <w:p>
       <w:pPr>
         <w:pStyle w:val="CommentText"/>
@@ -1084,7 +1084,7 @@
       </w:hyperlink>
     </w:p>
   </w:comment>
-  <w:comment w:id="12" w:author="Style Manual Check" w:initials="SMC" w:date="2026-08-17T11:17:14Z">
+  <w:comment w:id="12" w:author="Style Manual Check" w:initials="SMC" w:date="2026-08-18T07:22:12Z">
     <w:p>
       <w:pPr>
         <w:pStyle w:val="CommentText"/>
@@ -1178,7 +1178,7 @@
       </w:hyperlink>
     </w:p>
   </w:comment>
-  <w:comment w:id="13" w:author="Style Manual Check" w:initials="SMC" w:date="2026-08-17T11:17:14Z">
+  <w:comment w:id="13" w:author="Style Manual Check" w:initials="SMC" w:date="2026-08-18T07:22:12Z">
     <w:p>
       <w:pPr>
         <w:pStyle w:val="CommentText"/>
@@ -1222,7 +1222,7 @@
       </w:hyperlink>
     </w:p>
   </w:comment>
-  <w:comment w:id="14" w:author="Style Manual Check" w:initials="SMC" w:date="2026-08-17T11:17:14Z">
+  <w:comment w:id="14" w:author="Style Manual Check" w:initials="SMC" w:date="2026-08-18T07:22:12Z">
     <w:p>
       <w:pPr>
         <w:pStyle w:val="CommentText"/>
@@ -1266,7 +1266,7 @@
       </w:hyperlink>
     </w:p>
   </w:comment>
-  <w:comment w:id="15" w:author="Style Manual Check" w:initials="SMC" w:date="2026-08-17T11:17:14Z">
+  <w:comment w:id="15" w:author="Style Manual Check" w:initials="SMC" w:date="2026-08-18T07:22:12Z">
     <w:p>
       <w:pPr>
         <w:pStyle w:val="CommentText"/>
@@ -1310,7 +1310,7 @@
       </w:hyperlink>
     </w:p>
   </w:comment>
-  <w:comment w:id="16" w:author="Style Manual Check" w:initials="SMC" w:date="2026-08-17T11:17:14Z">
+  <w:comment w:id="16" w:author="Style Manual Check" w:initials="SMC" w:date="2026-08-18T07:22:12Z">
     <w:p>
       <w:pPr>
         <w:pStyle w:val="CommentText"/>
@@ -1354,7 +1354,7 @@
       </w:hyperlink>
     </w:p>
   </w:comment>
-  <w:comment w:id="17" w:author="Style Manual Check" w:initials="SMC" w:date="2026-08-17T11:17:14Z">
+  <w:comment w:id="17" w:author="Style Manual Check" w:initials="SMC" w:date="2026-08-18T07:22:12Z">
     <w:p>
       <w:pPr>
         <w:pStyle w:val="CommentText"/>
@@ -1434,7 +1434,7 @@
       </w:hyperlink>
     </w:p>
   </w:comment>
-  <w:comment w:id="18" w:author="Style Manual Check" w:initials="SMC" w:date="2026-08-17T11:17:14Z">
+  <w:comment w:id="18" w:author="Style Manual Check" w:initials="SMC" w:date="2026-08-18T07:22:12Z">
     <w:p>
       <w:pPr>
         <w:pStyle w:val="CommentText"/>
@@ -1478,7 +1478,7 @@
       </w:hyperlink>
     </w:p>
   </w:comment>
-  <w:comment w:id="19" w:author="Style Manual Check" w:initials="SMC" w:date="2026-08-17T11:17:14Z">
+  <w:comment w:id="19" w:author="Style Manual Check" w:initials="SMC" w:date="2026-08-18T07:22:12Z">
     <w:p>
       <w:pPr>
         <w:pStyle w:val="CommentText"/>
@@ -1522,7 +1522,7 @@
       </w:hyperlink>
     </w:p>
   </w:comment>
-  <w:comment w:id="20" w:author="Style Manual Check" w:initials="SMC" w:date="2026-08-17T11:17:14Z">
+  <w:comment w:id="20" w:author="Style Manual Check" w:initials="SMC" w:date="2026-08-18T07:22:12Z">
     <w:p>
       <w:pPr>
         <w:pStyle w:val="CommentText"/>
@@ -1566,7 +1566,7 @@
       </w:hyperlink>
     </w:p>
   </w:comment>
-  <w:comment w:id="21" w:author="Style Manual Check" w:initials="SMC" w:date="2026-08-17T11:17:14Z">
+  <w:comment w:id="21" w:author="Style Manual Check" w:initials="SMC" w:date="2026-08-18T07:22:12Z">
     <w:p>
       <w:pPr>
         <w:pStyle w:val="CommentText"/>
@@ -1610,7 +1610,7 @@
       </w:hyperlink>
     </w:p>
   </w:comment>
-  <w:comment w:id="22" w:author="Style Manual Check" w:initials="SMC" w:date="2026-08-17T11:17:14Z">
+  <w:comment w:id="22" w:author="Style Manual Check" w:initials="SMC" w:date="2026-08-18T07:22:12Z">
     <w:p>
       <w:pPr>
         <w:pStyle w:val="CommentText"/>
@@ -1654,7 +1654,7 @@
       </w:hyperlink>
     </w:p>
   </w:comment>
-  <w:comment w:id="23" w:author="Style Manual Check" w:initials="SMC" w:date="2026-08-17T11:17:14Z">
+  <w:comment w:id="23" w:author="Style Manual Check" w:initials="SMC" w:date="2026-08-18T07:22:12Z">
     <w:p>
       <w:pPr>
         <w:pStyle w:val="CommentText"/>
@@ -1698,7 +1698,7 @@
       </w:hyperlink>
     </w:p>
   </w:comment>
-  <w:comment w:id="24" w:author="Style Manual Check" w:initials="SMC" w:date="2026-08-17T11:17:14Z">
+  <w:comment w:id="24" w:author="Style Manual Check" w:initials="SMC" w:date="2026-08-18T07:22:12Z">
     <w:p>
       <w:pPr>
         <w:pStyle w:val="CommentText"/>
@@ -1742,7 +1742,7 @@
       </w:hyperlink>
     </w:p>
   </w:comment>
-  <w:comment w:id="25" w:author="Style Manual Check" w:initials="SMC" w:date="2026-08-17T11:17:14Z">
+  <w:comment w:id="25" w:author="Style Manual Check" w:initials="SMC" w:date="2026-08-18T07:22:12Z">
     <w:p>
       <w:pPr>
         <w:pStyle w:val="CommentText"/>

--- a/tests/sample - annotated.docx
+++ b/tests/sample - annotated.docx
@@ -440,7 +440,7 @@
 
 <file path=word/comments.xml><?xml version="1.0" encoding="utf-8"?>
 <w:comments xmlns:w="http://schemas.openxmlformats.org/wordprocessingml/2006/main" xmlns:r="http://schemas.openxmlformats.org/officeDocument/2006/relationships">
-  <w:comment w:id="0" w:author="Style Manual Check" w:initials="SMC" w:date="2026-08-18T07:22:12Z">
+  <w:comment w:id="0" w:author="Style Manual Check" w:initials="SMC" w:date="2026-08-22T10:15:14Z">
     <w:p>
       <w:pPr>
         <w:pStyle w:val="CommentText"/>
@@ -600,7 +600,7 @@
       </w:hyperlink>
     </w:p>
   </w:comment>
-  <w:comment w:id="1" w:author="Style Manual Check" w:initials="SMC" w:date="2026-08-18T07:22:12Z">
+  <w:comment w:id="1" w:author="Style Manual Check" w:initials="SMC" w:date="2026-08-22T10:15:14Z">
     <w:p>
       <w:pPr>
         <w:pStyle w:val="CommentText"/>
@@ -644,7 +644,7 @@
       </w:hyperlink>
     </w:p>
   </w:comment>
-  <w:comment w:id="2" w:author="Style Manual Check" w:initials="SMC" w:date="2026-08-18T07:22:12Z">
+  <w:comment w:id="2" w:author="Style Manual Check" w:initials="SMC" w:date="2026-08-22T10:15:14Z">
     <w:p>
       <w:pPr>
         <w:pStyle w:val="CommentText"/>
@@ -688,7 +688,7 @@
       </w:hyperlink>
     </w:p>
   </w:comment>
-  <w:comment w:id="3" w:author="Style Manual Check" w:initials="SMC" w:date="2026-08-18T07:22:12Z">
+  <w:comment w:id="3" w:author="Style Manual Check" w:initials="SMC" w:date="2026-08-22T10:15:14Z">
     <w:p>
       <w:pPr>
         <w:pStyle w:val="CommentText"/>
@@ -732,7 +732,7 @@
       </w:hyperlink>
     </w:p>
   </w:comment>
-  <w:comment w:id="4" w:author="Style Manual Check" w:initials="SMC" w:date="2026-08-18T07:22:12Z">
+  <w:comment w:id="4" w:author="Style Manual Check" w:initials="SMC" w:date="2026-08-22T10:15:14Z">
     <w:p>
       <w:pPr>
         <w:pStyle w:val="CommentText"/>
@@ -776,7 +776,7 @@
       </w:hyperlink>
     </w:p>
   </w:comment>
-  <w:comment w:id="5" w:author="Style Manual Check" w:initials="SMC" w:date="2026-08-18T07:22:12Z">
+  <w:comment w:id="5" w:author="Style Manual Check" w:initials="SMC" w:date="2026-08-22T10:15:14Z">
     <w:p>
       <w:pPr>
         <w:pStyle w:val="CommentText"/>
@@ -820,7 +820,7 @@
       </w:hyperlink>
     </w:p>
   </w:comment>
-  <w:comment w:id="6" w:author="Style Manual Check" w:initials="SMC" w:date="2026-08-18T07:22:12Z">
+  <w:comment w:id="6" w:author="Style Manual Check" w:initials="SMC" w:date="2026-08-22T10:15:14Z">
     <w:p>
       <w:pPr>
         <w:pStyle w:val="CommentText"/>
@@ -864,7 +864,7 @@
       </w:hyperlink>
     </w:p>
   </w:comment>
-  <w:comment w:id="7" w:author="Style Manual Check" w:initials="SMC" w:date="2026-08-18T07:22:12Z">
+  <w:comment w:id="7" w:author="Style Manual Check" w:initials="SMC" w:date="2026-08-22T10:15:14Z">
     <w:p>
       <w:pPr>
         <w:pStyle w:val="CommentText"/>
@@ -908,7 +908,7 @@
       </w:hyperlink>
     </w:p>
   </w:comment>
-  <w:comment w:id="8" w:author="Style Manual Check" w:initials="SMC" w:date="2026-08-18T07:22:12Z">
+  <w:comment w:id="8" w:author="Style Manual Check" w:initials="SMC" w:date="2026-08-22T10:15:14Z">
     <w:p>
       <w:pPr>
         <w:pStyle w:val="CommentText"/>
@@ -952,7 +952,7 @@
       </w:hyperlink>
     </w:p>
   </w:comment>
-  <w:comment w:id="9" w:author="Style Manual Check" w:initials="SMC" w:date="2026-08-18T07:22:12Z">
+  <w:comment w:id="9" w:author="Style Manual Check" w:initials="SMC" w:date="2026-08-22T10:15:14Z">
     <w:p>
       <w:pPr>
         <w:pStyle w:val="CommentText"/>
@@ -996,7 +996,7 @@
       </w:hyperlink>
     </w:p>
   </w:comment>
-  <w:comment w:id="10" w:author="Style Manual Check" w:initials="SMC" w:date="2026-08-18T07:22:12Z">
+  <w:comment w:id="10" w:author="Style Manual Check" w:initials="SMC" w:date="2026-08-22T10:15:14Z">
     <w:p>
       <w:pPr>
         <w:pStyle w:val="CommentText"/>
@@ -1040,7 +1040,7 @@
       </w:hyperlink>
     </w:p>
   </w:comment>
-  <w:comment w:id="11" w:author="Style Manual Check" w:initials="SMC" w:date="2026-08-18T07:22:12Z">
+  <w:comment w:id="11" w:author="Style Manual Check" w:initials="SMC" w:date="2026-08-22T10:15:14Z">
     <w:p>
       <w:pPr>
         <w:pStyle w:val="CommentText"/>
@@ -1084,7 +1084,7 @@
       </w:hyperlink>
     </w:p>
   </w:comment>
-  <w:comment w:id="12" w:author="Style Manual Check" w:initials="SMC" w:date="2026-08-18T07:22:12Z">
+  <w:comment w:id="12" w:author="Style Manual Check" w:initials="SMC" w:date="2026-08-22T10:15:14Z">
     <w:p>
       <w:pPr>
         <w:pStyle w:val="CommentText"/>
@@ -1178,7 +1178,7 @@
       </w:hyperlink>
     </w:p>
   </w:comment>
-  <w:comment w:id="13" w:author="Style Manual Check" w:initials="SMC" w:date="2026-08-18T07:22:12Z">
+  <w:comment w:id="13" w:author="Style Manual Check" w:initials="SMC" w:date="2026-08-22T10:15:14Z">
     <w:p>
       <w:pPr>
         <w:pStyle w:val="CommentText"/>
@@ -1222,7 +1222,7 @@
       </w:hyperlink>
     </w:p>
   </w:comment>
-  <w:comment w:id="14" w:author="Style Manual Check" w:initials="SMC" w:date="2026-08-18T07:22:12Z">
+  <w:comment w:id="14" w:author="Style Manual Check" w:initials="SMC" w:date="2026-08-22T10:15:14Z">
     <w:p>
       <w:pPr>
         <w:pStyle w:val="CommentText"/>
@@ -1266,7 +1266,7 @@
       </w:hyperlink>
     </w:p>
   </w:comment>
-  <w:comment w:id="15" w:author="Style Manual Check" w:initials="SMC" w:date="2026-08-18T07:22:12Z">
+  <w:comment w:id="15" w:author="Style Manual Check" w:initials="SMC" w:date="2026-08-22T10:15:14Z">
     <w:p>
       <w:pPr>
         <w:pStyle w:val="CommentText"/>
@@ -1310,7 +1310,7 @@
       </w:hyperlink>
     </w:p>
   </w:comment>
-  <w:comment w:id="16" w:author="Style Manual Check" w:initials="SMC" w:date="2026-08-18T07:22:12Z">
+  <w:comment w:id="16" w:author="Style Manual Check" w:initials="SMC" w:date="2026-08-22T10:15:14Z">
     <w:p>
       <w:pPr>
         <w:pStyle w:val="CommentText"/>
@@ -1354,7 +1354,7 @@
       </w:hyperlink>
     </w:p>
   </w:comment>
-  <w:comment w:id="17" w:author="Style Manual Check" w:initials="SMC" w:date="2026-08-18T07:22:12Z">
+  <w:comment w:id="17" w:author="Style Manual Check" w:initials="SMC" w:date="2026-08-22T10:15:14Z">
     <w:p>
       <w:pPr>
         <w:pStyle w:val="CommentText"/>
@@ -1434,7 +1434,7 @@
       </w:hyperlink>
     </w:p>
   </w:comment>
-  <w:comment w:id="18" w:author="Style Manual Check" w:initials="SMC" w:date="2026-08-18T07:22:12Z">
+  <w:comment w:id="18" w:author="Style Manual Check" w:initials="SMC" w:date="2026-08-22T10:15:14Z">
     <w:p>
       <w:pPr>
         <w:pStyle w:val="CommentText"/>
@@ -1478,7 +1478,7 @@
       </w:hyperlink>
     </w:p>
   </w:comment>
-  <w:comment w:id="19" w:author="Style Manual Check" w:initials="SMC" w:date="2026-08-18T07:22:12Z">
+  <w:comment w:id="19" w:author="Style Manual Check" w:initials="SMC" w:date="2026-08-22T10:15:14Z">
     <w:p>
       <w:pPr>
         <w:pStyle w:val="CommentText"/>
@@ -1522,7 +1522,7 @@
       </w:hyperlink>
     </w:p>
   </w:comment>
-  <w:comment w:id="20" w:author="Style Manual Check" w:initials="SMC" w:date="2026-08-18T07:22:12Z">
+  <w:comment w:id="20" w:author="Style Manual Check" w:initials="SMC" w:date="2026-08-22T10:15:14Z">
     <w:p>
       <w:pPr>
         <w:pStyle w:val="CommentText"/>
@@ -1566,7 +1566,7 @@
       </w:hyperlink>
     </w:p>
   </w:comment>
-  <w:comment w:id="21" w:author="Style Manual Check" w:initials="SMC" w:date="2026-08-18T07:22:12Z">
+  <w:comment w:id="21" w:author="Style Manual Check" w:initials="SMC" w:date="2026-08-22T10:15:14Z">
     <w:p>
       <w:pPr>
         <w:pStyle w:val="CommentText"/>
@@ -1610,7 +1610,7 @@
       </w:hyperlink>
     </w:p>
   </w:comment>
-  <w:comment w:id="22" w:author="Style Manual Check" w:initials="SMC" w:date="2026-08-18T07:22:12Z">
+  <w:comment w:id="22" w:author="Style Manual Check" w:initials="SMC" w:date="2026-08-22T10:15:14Z">
     <w:p>
       <w:pPr>
         <w:pStyle w:val="CommentText"/>
@@ -1654,7 +1654,7 @@
       </w:hyperlink>
     </w:p>
   </w:comment>
-  <w:comment w:id="23" w:author="Style Manual Check" w:initials="SMC" w:date="2026-08-18T07:22:12Z">
+  <w:comment w:id="23" w:author="Style Manual Check" w:initials="SMC" w:date="2026-08-22T10:15:14Z">
     <w:p>
       <w:pPr>
         <w:pStyle w:val="CommentText"/>
@@ -1698,7 +1698,7 @@
       </w:hyperlink>
     </w:p>
   </w:comment>
-  <w:comment w:id="24" w:author="Style Manual Check" w:initials="SMC" w:date="2026-08-18T07:22:12Z">
+  <w:comment w:id="24" w:author="Style Manual Check" w:initials="SMC" w:date="2026-08-22T10:15:14Z">
     <w:p>
       <w:pPr>
         <w:pStyle w:val="CommentText"/>
@@ -1742,7 +1742,7 @@
       </w:hyperlink>
     </w:p>
   </w:comment>
-  <w:comment w:id="25" w:author="Style Manual Check" w:initials="SMC" w:date="2026-08-18T07:22:12Z">
+  <w:comment w:id="25" w:author="Style Manual Check" w:initials="SMC" w:date="2026-08-22T10:15:14Z">
     <w:p>
       <w:pPr>
         <w:pStyle w:val="CommentText"/>

--- a/tests/sample - annotated.docx
+++ b/tests/sample - annotated.docx
@@ -440,7 +440,7 @@
 
 <file path=word/comments.xml><?xml version="1.0" encoding="utf-8"?>
 <w:comments xmlns:w="http://schemas.openxmlformats.org/wordprocessingml/2006/main" xmlns:r="http://schemas.openxmlformats.org/officeDocument/2006/relationships">
-  <w:comment w:id="0" w:author="Style Manual Check" w:initials="SMC" w:date="2026-08-22T10:15:14Z">
+  <w:comment w:id="0" w:author="Style Manual Check" w:initials="SMC" w:date="2026-08-22T11:04:28Z">
     <w:p>
       <w:pPr>
         <w:pStyle w:val="CommentText"/>
@@ -600,7 +600,7 @@
       </w:hyperlink>
     </w:p>
   </w:comment>
-  <w:comment w:id="1" w:author="Style Manual Check" w:initials="SMC" w:date="2026-08-22T10:15:14Z">
+  <w:comment w:id="1" w:author="Style Manual Check" w:initials="SMC" w:date="2026-08-22T11:04:28Z">
     <w:p>
       <w:pPr>
         <w:pStyle w:val="CommentText"/>
@@ -644,7 +644,7 @@
       </w:hyperlink>
     </w:p>
   </w:comment>
-  <w:comment w:id="2" w:author="Style Manual Check" w:initials="SMC" w:date="2026-08-22T10:15:14Z">
+  <w:comment w:id="2" w:author="Style Manual Check" w:initials="SMC" w:date="2026-08-22T11:04:28Z">
     <w:p>
       <w:pPr>
         <w:pStyle w:val="CommentText"/>
@@ -688,7 +688,7 @@
       </w:hyperlink>
     </w:p>
   </w:comment>
-  <w:comment w:id="3" w:author="Style Manual Check" w:initials="SMC" w:date="2026-08-22T10:15:14Z">
+  <w:comment w:id="3" w:author="Style Manual Check" w:initials="SMC" w:date="2026-08-22T11:04:28Z">
     <w:p>
       <w:pPr>
         <w:pStyle w:val="CommentText"/>
@@ -732,7 +732,7 @@
       </w:hyperlink>
     </w:p>
   </w:comment>
-  <w:comment w:id="4" w:author="Style Manual Check" w:initials="SMC" w:date="2026-08-22T10:15:14Z">
+  <w:comment w:id="4" w:author="Style Manual Check" w:initials="SMC" w:date="2026-08-22T11:04:28Z">
     <w:p>
       <w:pPr>
         <w:pStyle w:val="CommentText"/>
@@ -776,7 +776,7 @@
       </w:hyperlink>
     </w:p>
   </w:comment>
-  <w:comment w:id="5" w:author="Style Manual Check" w:initials="SMC" w:date="2026-08-22T10:15:14Z">
+  <w:comment w:id="5" w:author="Style Manual Check" w:initials="SMC" w:date="2026-08-22T11:04:28Z">
     <w:p>
       <w:pPr>
         <w:pStyle w:val="CommentText"/>
@@ -820,7 +820,7 @@
       </w:hyperlink>
     </w:p>
   </w:comment>
-  <w:comment w:id="6" w:author="Style Manual Check" w:initials="SMC" w:date="2026-08-22T10:15:14Z">
+  <w:comment w:id="6" w:author="Style Manual Check" w:initials="SMC" w:date="2026-08-22T11:04:28Z">
     <w:p>
       <w:pPr>
         <w:pStyle w:val="CommentText"/>
@@ -864,7 +864,7 @@
       </w:hyperlink>
     </w:p>
   </w:comment>
-  <w:comment w:id="7" w:author="Style Manual Check" w:initials="SMC" w:date="2026-08-22T10:15:14Z">
+  <w:comment w:id="7" w:author="Style Manual Check" w:initials="SMC" w:date="2026-08-22T11:04:28Z">
     <w:p>
       <w:pPr>
         <w:pStyle w:val="CommentText"/>
@@ -908,7 +908,7 @@
       </w:hyperlink>
     </w:p>
   </w:comment>
-  <w:comment w:id="8" w:author="Style Manual Check" w:initials="SMC" w:date="2026-08-22T10:15:14Z">
+  <w:comment w:id="8" w:author="Style Manual Check" w:initials="SMC" w:date="2026-08-22T11:04:28Z">
     <w:p>
       <w:pPr>
         <w:pStyle w:val="CommentText"/>
@@ -952,7 +952,7 @@
       </w:hyperlink>
     </w:p>
   </w:comment>
-  <w:comment w:id="9" w:author="Style Manual Check" w:initials="SMC" w:date="2026-08-22T10:15:14Z">
+  <w:comment w:id="9" w:author="Style Manual Check" w:initials="SMC" w:date="2026-08-22T11:04:28Z">
     <w:p>
       <w:pPr>
         <w:pStyle w:val="CommentText"/>
@@ -996,7 +996,7 @@
       </w:hyperlink>
     </w:p>
   </w:comment>
-  <w:comment w:id="10" w:author="Style Manual Check" w:initials="SMC" w:date="2026-08-22T10:15:14Z">
+  <w:comment w:id="10" w:author="Style Manual Check" w:initials="SMC" w:date="2026-08-22T11:04:28Z">
     <w:p>
       <w:pPr>
         <w:pStyle w:val="CommentText"/>
@@ -1040,7 +1040,7 @@
       </w:hyperlink>
     </w:p>
   </w:comment>
-  <w:comment w:id="11" w:author="Style Manual Check" w:initials="SMC" w:date="2026-08-22T10:15:14Z">
+  <w:comment w:id="11" w:author="Style Manual Check" w:initials="SMC" w:date="2026-08-22T11:04:28Z">
     <w:p>
       <w:pPr>
         <w:pStyle w:val="CommentText"/>
@@ -1084,7 +1084,7 @@
       </w:hyperlink>
     </w:p>
   </w:comment>
-  <w:comment w:id="12" w:author="Style Manual Check" w:initials="SMC" w:date="2026-08-22T10:15:14Z">
+  <w:comment w:id="12" w:author="Style Manual Check" w:initials="SMC" w:date="2026-08-22T11:04:28Z">
     <w:p>
       <w:pPr>
         <w:pStyle w:val="CommentText"/>
@@ -1178,7 +1178,7 @@
       </w:hyperlink>
     </w:p>
   </w:comment>
-  <w:comment w:id="13" w:author="Style Manual Check" w:initials="SMC" w:date="2026-08-22T10:15:14Z">
+  <w:comment w:id="13" w:author="Style Manual Check" w:initials="SMC" w:date="2026-08-22T11:04:28Z">
     <w:p>
       <w:pPr>
         <w:pStyle w:val="CommentText"/>
@@ -1222,7 +1222,7 @@
       </w:hyperlink>
     </w:p>
   </w:comment>
-  <w:comment w:id="14" w:author="Style Manual Check" w:initials="SMC" w:date="2026-08-22T10:15:14Z">
+  <w:comment w:id="14" w:author="Style Manual Check" w:initials="SMC" w:date="2026-08-22T11:04:28Z">
     <w:p>
       <w:pPr>
         <w:pStyle w:val="CommentText"/>
@@ -1266,7 +1266,7 @@
       </w:hyperlink>
     </w:p>
   </w:comment>
-  <w:comment w:id="15" w:author="Style Manual Check" w:initials="SMC" w:date="2026-08-22T10:15:14Z">
+  <w:comment w:id="15" w:author="Style Manual Check" w:initials="SMC" w:date="2026-08-22T11:04:28Z">
     <w:p>
       <w:pPr>
         <w:pStyle w:val="CommentText"/>
@@ -1310,7 +1310,7 @@
       </w:hyperlink>
     </w:p>
   </w:comment>
-  <w:comment w:id="16" w:author="Style Manual Check" w:initials="SMC" w:date="2026-08-22T10:15:14Z">
+  <w:comment w:id="16" w:author="Style Manual Check" w:initials="SMC" w:date="2026-08-22T11:04:28Z">
     <w:p>
       <w:pPr>
         <w:pStyle w:val="CommentText"/>
@@ -1354,7 +1354,7 @@
       </w:hyperlink>
     </w:p>
   </w:comment>
-  <w:comment w:id="17" w:author="Style Manual Check" w:initials="SMC" w:date="2026-08-22T10:15:14Z">
+  <w:comment w:id="17" w:author="Style Manual Check" w:initials="SMC" w:date="2026-08-22T11:04:28Z">
     <w:p>
       <w:pPr>
         <w:pStyle w:val="CommentText"/>
@@ -1434,7 +1434,7 @@
       </w:hyperlink>
     </w:p>
   </w:comment>
-  <w:comment w:id="18" w:author="Style Manual Check" w:initials="SMC" w:date="2026-08-22T10:15:14Z">
+  <w:comment w:id="18" w:author="Style Manual Check" w:initials="SMC" w:date="2026-08-22T11:04:28Z">
     <w:p>
       <w:pPr>
         <w:pStyle w:val="CommentText"/>
@@ -1478,7 +1478,7 @@
       </w:hyperlink>
     </w:p>
   </w:comment>
-  <w:comment w:id="19" w:author="Style Manual Check" w:initials="SMC" w:date="2026-08-22T10:15:14Z">
+  <w:comment w:id="19" w:author="Style Manual Check" w:initials="SMC" w:date="2026-08-22T11:04:28Z">
     <w:p>
       <w:pPr>
         <w:pStyle w:val="CommentText"/>
@@ -1522,7 +1522,7 @@
       </w:hyperlink>
     </w:p>
   </w:comment>
-  <w:comment w:id="20" w:author="Style Manual Check" w:initials="SMC" w:date="2026-08-22T10:15:14Z">
+  <w:comment w:id="20" w:author="Style Manual Check" w:initials="SMC" w:date="2026-08-22T11:04:28Z">
     <w:p>
       <w:pPr>
         <w:pStyle w:val="CommentText"/>
@@ -1566,7 +1566,7 @@
       </w:hyperlink>
     </w:p>
   </w:comment>
-  <w:comment w:id="21" w:author="Style Manual Check" w:initials="SMC" w:date="2026-08-22T10:15:14Z">
+  <w:comment w:id="21" w:author="Style Manual Check" w:initials="SMC" w:date="2026-08-22T11:04:28Z">
     <w:p>
       <w:pPr>
         <w:pStyle w:val="CommentText"/>
@@ -1610,7 +1610,7 @@
       </w:hyperlink>
     </w:p>
   </w:comment>
-  <w:comment w:id="22" w:author="Style Manual Check" w:initials="SMC" w:date="2026-08-22T10:15:14Z">
+  <w:comment w:id="22" w:author="Style Manual Check" w:initials="SMC" w:date="2026-08-22T11:04:28Z">
     <w:p>
       <w:pPr>
         <w:pStyle w:val="CommentText"/>
@@ -1654,7 +1654,7 @@
       </w:hyperlink>
     </w:p>
   </w:comment>
-  <w:comment w:id="23" w:author="Style Manual Check" w:initials="SMC" w:date="2026-08-22T10:15:14Z">
+  <w:comment w:id="23" w:author="Style Manual Check" w:initials="SMC" w:date="2026-08-22T11:04:28Z">
     <w:p>
       <w:pPr>
         <w:pStyle w:val="CommentText"/>
@@ -1698,7 +1698,7 @@
       </w:hyperlink>
     </w:p>
   </w:comment>
-  <w:comment w:id="24" w:author="Style Manual Check" w:initials="SMC" w:date="2026-08-22T10:15:14Z">
+  <w:comment w:id="24" w:author="Style Manual Check" w:initials="SMC" w:date="2026-08-22T11:04:28Z">
     <w:p>
       <w:pPr>
         <w:pStyle w:val="CommentText"/>
@@ -1742,7 +1742,7 @@
       </w:hyperlink>
     </w:p>
   </w:comment>
-  <w:comment w:id="25" w:author="Style Manual Check" w:initials="SMC" w:date="2026-08-22T10:15:14Z">
+  <w:comment w:id="25" w:author="Style Manual Check" w:initials="SMC" w:date="2026-08-22T11:04:28Z">
     <w:p>
       <w:pPr>
         <w:pStyle w:val="CommentText"/>
